--- a/docs/guides/crew/crew-1.0-memory-and-obsidian.docx
+++ b/docs/guides/crew/crew-1.0-memory-and-obsidian.docx
@@ -1,7 +1,6 @@
 
 <file path=word/document.xml><?xml version="1.0" encoding="utf-8"?>
 <w:document xmlns:o="urn:schemas-microsoft-com:office:office" xmlns:r="http://schemas.openxmlformats.org/officeDocument/2006/relationships" xmlns:v="urn:schemas-microsoft-com:vml" xmlns:w="http://schemas.openxmlformats.org/wordprocessingml/2006/main" xmlns:w10="urn:schemas-microsoft-com:office:word" xmlns:wp="http://schemas.openxmlformats.org/drawingml/2006/wordprocessingDrawing" xmlns:pic="http://schemas.openxmlformats.org/drawingml/2006/picture" xmlns:wps="http://schemas.microsoft.com/office/word/2010/wordprocessingShape" xmlns:wpg="http://schemas.microsoft.com/office/word/2010/wordprocessingGroup" xmlns:mc="http://schemas.openxmlformats.org/markup-compatibility/2006" xmlns:wp14="http://schemas.microsoft.com/office/word/2010/wordprocessingDrawing" xmlns:w14="http://schemas.microsoft.com/office/word/2010/wordml" xmlns:w15="http://schemas.microsoft.com/office/word/2012/wordml" mc:Ignorable="w14 wp14 w15">
-  <w:background w:color="2E3440"/>
   <w:body>
     <w:p>
       <w:pPr>
@@ -113,7 +112,6 @@
       <w:pPr>
         <w:pStyle w:val="PreformattedText"/>
         <w:bidi w:val="0"/>
-        <w:spacing w:before="1134" w:after="283"/>
         <w:jc w:val="left"/>
         <w:rPr/>
       </w:pPr>
@@ -176,7 +174,6 @@
       <w:pPr>
         <w:pStyle w:val="PreformattedText"/>
         <w:bidi w:val="0"/>
-        <w:spacing w:before="1134" w:after="283"/>
         <w:jc w:val="left"/>
         <w:rPr/>
       </w:pPr>
@@ -274,7 +271,6 @@
       <w:pPr>
         <w:pStyle w:val="PreformattedText"/>
         <w:bidi w:val="0"/>
-        <w:spacing w:before="1134" w:after="283"/>
         <w:jc w:val="left"/>
         <w:rPr/>
       </w:pPr>
@@ -611,7 +607,6 @@
       <w:pPr>
         <w:pStyle w:val="PreformattedText"/>
         <w:bidi w:val="0"/>
-        <w:spacing w:before="1134" w:after="283"/>
         <w:jc w:val="left"/>
         <w:rPr/>
       </w:pPr>
@@ -652,7 +647,6 @@
       <w:pPr>
         <w:pStyle w:val="PreformattedText"/>
         <w:bidi w:val="0"/>
-        <w:spacing w:before="1134" w:after="283"/>
         <w:jc w:val="left"/>
         <w:rPr/>
       </w:pPr>
@@ -1159,7 +1153,6 @@
       <w:pPr>
         <w:pStyle w:val="PreformattedText"/>
         <w:bidi w:val="0"/>
-        <w:spacing w:before="1134" w:after="283"/>
         <w:jc w:val="left"/>
         <w:rPr/>
       </w:pPr>
@@ -1280,7 +1273,6 @@
       <w:pPr>
         <w:pStyle w:val="PreformattedText"/>
         <w:bidi w:val="0"/>
-        <w:spacing w:before="1134" w:after="283"/>
         <w:jc w:val="left"/>
         <w:rPr/>
       </w:pPr>
@@ -1369,7 +1361,6 @@
       <w:pPr>
         <w:pStyle w:val="PreformattedText"/>
         <w:bidi w:val="0"/>
-        <w:spacing w:before="1134" w:after="283"/>
         <w:jc w:val="left"/>
         <w:rPr/>
       </w:pPr>
@@ -1424,7 +1415,6 @@
       <w:pPr>
         <w:pStyle w:val="PreformattedText"/>
         <w:bidi w:val="0"/>
-        <w:spacing w:before="1134" w:after="283"/>
         <w:jc w:val="left"/>
         <w:rPr/>
       </w:pPr>
@@ -1564,7 +1554,6 @@
       <w:pPr>
         <w:pStyle w:val="PreformattedText"/>
         <w:bidi w:val="0"/>
-        <w:spacing w:before="1134" w:after="283"/>
         <w:jc w:val="left"/>
         <w:rPr/>
       </w:pPr>
@@ -1604,7 +1593,6 @@
       <w:pPr>
         <w:pStyle w:val="PreformattedText"/>
         <w:bidi w:val="0"/>
-        <w:spacing w:before="1134" w:after="283"/>
         <w:jc w:val="left"/>
         <w:rPr/>
       </w:pPr>
@@ -1639,7 +1627,6 @@
       <w:pPr>
         <w:pStyle w:val="PreformattedText"/>
         <w:bidi w:val="0"/>
-        <w:spacing w:before="1134" w:after="283"/>
         <w:jc w:val="left"/>
         <w:rPr/>
       </w:pPr>
@@ -1834,7 +1821,6 @@
       <w:pPr>
         <w:pStyle w:val="PreformattedText"/>
         <w:bidi w:val="0"/>
-        <w:spacing w:before="1134" w:after="283"/>
         <w:jc w:val="left"/>
         <w:rPr/>
       </w:pPr>
@@ -1950,7 +1936,6 @@
       <w:pPr>
         <w:pStyle w:val="PreformattedText"/>
         <w:bidi w:val="0"/>
-        <w:spacing w:before="1134" w:after="283"/>
         <w:jc w:val="left"/>
         <w:rPr/>
       </w:pPr>
@@ -2158,7 +2143,6 @@
       <w:pPr>
         <w:pStyle w:val="PreformattedText"/>
         <w:bidi w:val="0"/>
-        <w:spacing w:before="1134" w:after="283"/>
         <w:jc w:val="left"/>
         <w:rPr/>
       </w:pPr>
@@ -2173,7 +2157,6 @@
       <w:pPr>
         <w:pStyle w:val="PreformattedText"/>
         <w:bidi w:val="0"/>
-        <w:spacing w:before="1134" w:after="283"/>
         <w:jc w:val="left"/>
         <w:rPr/>
       </w:pPr>
@@ -2299,17 +2282,6 @@
       <w:r>
         <w:rPr/>
         <w:t>(written by the context-hook ticket)</w:t>
-      </w:r>
-    </w:p>
-    <w:p>
-      <w:pPr>
-        <w:pStyle w:val="HorizontalLine"/>
-        <w:bidi w:val="0"/>
-        <w:jc w:val="left"/>
-        <w:rPr/>
-      </w:pPr>
-      <w:r>
-        <w:rPr/>
       </w:r>
     </w:p>
     <w:p>
@@ -2856,7 +2828,6 @@
       <w:pPr>
         <w:pStyle w:val="PreformattedText"/>
         <w:bidi w:val="0"/>
-        <w:spacing w:before="1134" w:after="283"/>
         <w:jc w:val="left"/>
         <w:rPr/>
       </w:pPr>
@@ -3309,16 +3280,78 @@
     </w:p>
     <w:p>
       <w:pPr>
-        <w:pStyle w:val="BodyText"/>
-        <w:bidi w:val="0"/>
-        <w:jc w:val="left"/>
-        <w:rPr/>
-      </w:pPr>
-      <w:r>
-        <w:rPr>
-          <w:rStyle w:val="SourceText"/>
-        </w:rPr>
-        <w:t>bash claude -p --model haiku --output-format stream-json --verbose --include-hook-events \ "Use the Task tool once with exactly this prompt: 'Without using any tools, answer only from \ your context: what is the Tidewater ledger reconciliation cutoff, and who is the approving \ steward? If it is not in your context, answer UNKNOWN. Name the source label.' Then reply with \ the subagent's answer verbatim."</w:t>
+        <w:pStyle w:val="PreformattedText"/>
+        <w:bidi w:val="0"/>
+        <w:jc w:val="left"/>
+        <w:rPr/>
+      </w:pPr>
+      <w:r>
+        <w:rPr>
+          <w:rStyle w:val="SourceText"/>
+        </w:rPr>
+        <w:t>claude -p --model haiku --output-format stream-json --verbose --include-hook-events \</w:t>
+      </w:r>
+    </w:p>
+    <w:p>
+      <w:pPr>
+        <w:pStyle w:val="PreformattedText"/>
+        <w:bidi w:val="0"/>
+        <w:jc w:val="left"/>
+        <w:rPr/>
+      </w:pPr>
+      <w:r>
+        <w:rPr>
+          <w:rStyle w:val="SourceText"/>
+        </w:rPr>
+        <w:t xml:space="preserve">  </w:t>
+      </w:r>
+      <w:r>
+        <w:rPr>
+          <w:rStyle w:val="SourceText"/>
+        </w:rPr>
+        <w:t>"Use the Task tool once with exactly this prompt: 'Without using any tools, answer only from \</w:t>
+      </w:r>
+    </w:p>
+    <w:p>
+      <w:pPr>
+        <w:pStyle w:val="PreformattedText"/>
+        <w:bidi w:val="0"/>
+        <w:jc w:val="left"/>
+        <w:rPr/>
+      </w:pPr>
+      <w:r>
+        <w:rPr>
+          <w:rStyle w:val="SourceText"/>
+        </w:rPr>
+        <w:t>your context: what is the Tidewater ledger reconciliation cutoff, and who is the approving \</w:t>
+      </w:r>
+    </w:p>
+    <w:p>
+      <w:pPr>
+        <w:pStyle w:val="PreformattedText"/>
+        <w:bidi w:val="0"/>
+        <w:jc w:val="left"/>
+        <w:rPr/>
+      </w:pPr>
+      <w:r>
+        <w:rPr>
+          <w:rStyle w:val="SourceText"/>
+        </w:rPr>
+        <w:t>steward? If it is not in your context, answer UNKNOWN. Name the source label.' Then reply with \</w:t>
+      </w:r>
+    </w:p>
+    <w:p>
+      <w:pPr>
+        <w:pStyle w:val="PreformattedText"/>
+        <w:bidi w:val="0"/>
+        <w:jc w:val="left"/>
+        <w:rPr/>
+      </w:pPr>
+      <w:r>
+        <w:rPr>
+          <w:rStyle w:val="SourceText"/>
+        </w:rPr>
+        <w:t>the subagent's answer verbatim."</w:t>
       </w:r>
     </w:p>
     <w:p>
@@ -3458,7 +3491,6 @@
       <w:pPr>
         <w:pStyle w:val="PreformattedText"/>
         <w:bidi w:val="0"/>
-        <w:spacing w:before="1134" w:after="283"/>
         <w:jc w:val="left"/>
         <w:rPr/>
       </w:pPr>
@@ -3665,7 +3697,6 @@
       <w:pPr>
         <w:pStyle w:val="PreformattedText"/>
         <w:bidi w:val="0"/>
-        <w:spacing w:before="1134" w:after="283"/>
         <w:jc w:val="left"/>
         <w:rPr/>
       </w:pPr>
@@ -3702,7 +3733,6 @@
       <w:pPr>
         <w:pStyle w:val="PreformattedText"/>
         <w:bidi w:val="0"/>
-        <w:spacing w:before="1134" w:after="283"/>
         <w:jc w:val="left"/>
         <w:rPr/>
       </w:pPr>
@@ -3818,7 +3848,6 @@
       <w:pPr>
         <w:pStyle w:val="PreformattedText"/>
         <w:bidi w:val="0"/>
-        <w:spacing w:before="1134" w:after="283"/>
         <w:jc w:val="left"/>
         <w:rPr/>
       </w:pPr>
@@ -3967,7 +3996,6 @@
       <w:pPr>
         <w:pStyle w:val="PreformattedText"/>
         <w:bidi w:val="0"/>
-        <w:spacing w:before="1134" w:after="283"/>
         <w:jc w:val="left"/>
         <w:rPr/>
       </w:pPr>
@@ -5335,7 +5363,14 @@
     <w:basedOn w:val="Normal"/>
     <w:qFormat/>
     <w:pPr>
-      <w:spacing w:before="1134" w:after="0"/>
+      <w:pBdr>
+        <w:top w:val="single" w:sz="2" w:space="8" w:color="6B7A94"/>
+        <w:left w:val="single" w:sz="2" w:space="10" w:color="6B7A94"/>
+        <w:bottom w:val="single" w:sz="2" w:space="8" w:color="6B7A94"/>
+      </w:pBdr>
+      <w:shd w:fill="3B4252" w:val="clear"/>
+      <w:spacing w:before="160" w:after="160"/>
+      <w:ind w:left="160" w:right="160"/>
     </w:pPr>
     <w:rPr>
       <w:rFonts w:ascii="Liberation Mono" w:hAnsi="Liberation Mono" w:eastAsia="Noto Sans Mono CJK SC" w:cs="Liberation Mono"/>

--- a/docs/guides/crew/crew-1.0-memory-and-obsidian.docx
+++ b/docs/guides/crew/crew-1.0-memory-and-obsidian.docx
@@ -2286,14 +2286,268 @@
     </w:p>
     <w:p>
       <w:pPr>
+        <w:pStyle w:val="Heading3"/>
+        <w:bidi w:val="0"/>
+        <w:ind w:hanging="0" w:left="0" w:right="0"/>
+        <w:jc w:val="left"/>
+        <w:rPr/>
+      </w:pPr>
+      <w:bookmarkStart w:id="11" w:name="path-scoped-rules-from-the-code-map"/>
+      <w:bookmarkEnd w:id="11"/>
+      <w:r>
+        <w:rPr/>
+        <w:t>Path-Scoped Rules from the Code Map</w:t>
+      </w:r>
+    </w:p>
+    <w:p>
+      <w:pPr>
+        <w:pStyle w:val="BodyText"/>
+        <w:bidi w:val="0"/>
+        <w:jc w:val="left"/>
+        <w:rPr/>
+      </w:pPr>
+      <w:r>
+        <w:rPr/>
+        <w:t xml:space="preserve">The code map also reaches a session with no hook at all, as </w:t>
+      </w:r>
+      <w:r>
+        <w:rPr>
+          <w:rStyle w:val="SourceText"/>
+        </w:rPr>
+        <w:t>.claude/rules/&lt;subsystem&gt;.md</w:t>
+      </w:r>
+      <w:r>
+        <w:rPr/>
+        <w:t xml:space="preserve"> files:</w:t>
+      </w:r>
+    </w:p>
+    <w:p>
+      <w:pPr>
+        <w:pStyle w:val="BodyText"/>
+        <w:numPr>
+          <w:ilvl w:val="0"/>
+          <w:numId w:val="3"/>
+        </w:numPr>
+        <w:tabs>
+          <w:tab w:val="clear" w:pos="1134"/>
+          <w:tab w:val="left" w:pos="829" w:leader="none"/>
+        </w:tabs>
+        <w:bidi w:val="0"/>
+        <w:spacing w:before="120" w:after="0"/>
+        <w:ind w:hanging="283" w:left="829"/>
+        <w:jc w:val="left"/>
+        <w:rPr/>
+      </w:pPr>
+      <w:r>
+        <w:rPr>
+          <w:rStyle w:val="Strong"/>
+        </w:rPr>
+        <w:t xml:space="preserve">Generated by </w:t>
+      </w:r>
+      <w:r>
+        <w:rPr>
+          <w:rStyle w:val="SourceText"/>
+        </w:rPr>
+        <w:t>/crew:onboard</w:t>
+      </w:r>
+      <w:r>
+        <w:rPr>
+          <w:rStyle w:val="Strong"/>
+        </w:rPr>
+        <w:t xml:space="preserve"> and </w:t>
+      </w:r>
+      <w:r>
+        <w:rPr>
+          <w:rStyle w:val="SourceText"/>
+        </w:rPr>
+        <w:t>/crew:migrate</w:t>
+      </w:r>
+      <w:r>
+        <w:rPr>
+          <w:rStyle w:val="Strong"/>
+        </w:rPr>
+        <w:t>.</w:t>
+      </w:r>
+      <w:r>
+        <w:rPr/>
+        <w:t xml:space="preserve"> After it writes or refreshes a note, </w:t>
+      </w:r>
+      <w:r>
+        <w:rPr>
+          <w:rStyle w:val="SourceText"/>
+        </w:rPr>
+        <w:t>/crew:onboard</w:t>
+      </w:r>
+      <w:r>
+        <w:rPr/>
+        <w:t xml:space="preserve"> (including </w:t>
+      </w:r>
+      <w:r>
+        <w:rPr>
+          <w:rStyle w:val="SourceText"/>
+        </w:rPr>
+        <w:t>--refresh &lt;subsystem&gt;</w:t>
+      </w:r>
+      <w:r>
+        <w:rPr/>
+        <w:t xml:space="preserve">) runs </w:t>
+      </w:r>
+      <w:r>
+        <w:rPr>
+          <w:rStyle w:val="SourceText"/>
+        </w:rPr>
+        <w:t>crew_instructions.py rules</w:t>
+      </w:r>
+      <w:r>
+        <w:rPr/>
+        <w:t xml:space="preserve">. </w:t>
+      </w:r>
+      <w:r>
+        <w:rPr>
+          <w:rStyle w:val="SourceText"/>
+        </w:rPr>
+        <w:t>/crew:migrate</w:t>
+      </w:r>
+      <w:r>
+        <w:rPr/>
+        <w:t xml:space="preserve"> lists the rules in its preview and writes them after </w:t>
+      </w:r>
+      <w:r>
+        <w:rPr>
+          <w:rStyle w:val="SourceText"/>
+        </w:rPr>
+        <w:t>--apply</w:t>
+      </w:r>
+      <w:r>
+        <w:rPr/>
+        <w:t xml:space="preserve">. Each rule is at most 30 lines: a </w:t>
+      </w:r>
+      <w:r>
+        <w:rPr>
+          <w:rStyle w:val="SourceText"/>
+        </w:rPr>
+        <w:t>paths:</w:t>
+      </w:r>
+      <w:r>
+        <w:rPr/>
+        <w:t xml:space="preserve"> list, the note's landmines, and the sha256 of the note it came from. A hand-written file already at that path is reported and left alone. </w:t>
+      </w:r>
+    </w:p>
+    <w:p>
+      <w:pPr>
+        <w:pStyle w:val="BodyText"/>
+        <w:numPr>
+          <w:ilvl w:val="0"/>
+          <w:numId w:val="3"/>
+        </w:numPr>
+        <w:tabs>
+          <w:tab w:val="clear" w:pos="1134"/>
+          <w:tab w:val="left" w:pos="829" w:leader="none"/>
+        </w:tabs>
+        <w:bidi w:val="0"/>
+        <w:spacing w:before="120" w:after="0"/>
+        <w:ind w:hanging="283" w:left="829"/>
+        <w:jc w:val="left"/>
+        <w:rPr/>
+      </w:pPr>
+      <w:r>
+        <w:rPr>
+          <w:rStyle w:val="Strong"/>
+        </w:rPr>
+        <w:t>Loaded by Claude Code when a matching path is touched.</w:t>
+      </w:r>
+      <w:r>
+        <w:rPr/>
+        <w:t xml:space="preserve"> Claude Code's memory docs say a </w:t>
+      </w:r>
+      <w:r>
+        <w:rPr>
+          <w:rStyle w:val="SourceText"/>
+        </w:rPr>
+        <w:t>paths:</w:t>
+      </w:r>
+      <w:r>
+        <w:rPr/>
+        <w:t xml:space="preserve"> rule loads when Claude reads a file matching one of its patterns, so a subsystem's landmines arrive only in sessions that touch that subsystem. That is from the docs; this guide has not measured it. </w:t>
+      </w:r>
+    </w:p>
+    <w:p>
+      <w:pPr>
+        <w:pStyle w:val="BodyText"/>
+        <w:numPr>
+          <w:ilvl w:val="0"/>
+          <w:numId w:val="3"/>
+        </w:numPr>
+        <w:tabs>
+          <w:tab w:val="clear" w:pos="1134"/>
+          <w:tab w:val="left" w:pos="829" w:leader="none"/>
+        </w:tabs>
+        <w:bidi w:val="0"/>
+        <w:ind w:hanging="283" w:left="829"/>
+        <w:jc w:val="left"/>
+        <w:rPr/>
+      </w:pPr>
+      <w:r>
+        <w:rPr>
+          <w:rStyle w:val="Strong"/>
+        </w:rPr>
+        <w:t>Checked for drift in CI.</w:t>
+      </w:r>
+      <w:r>
+        <w:rPr/>
+        <w:t xml:space="preserve"> </w:t>
+      </w:r>
+      <w:r>
+        <w:rPr>
+          <w:rStyle w:val="SourceText"/>
+        </w:rPr>
+        <w:t>scripts/check_instructions.py</w:t>
+      </w:r>
+      <w:r>
+        <w:rPr/>
+        <w:t xml:space="preserve"> runs </w:t>
+      </w:r>
+      <w:r>
+        <w:rPr>
+          <w:rStyle w:val="SourceText"/>
+        </w:rPr>
+        <w:t>crew_instructions.py rules --check</w:t>
+      </w:r>
+      <w:r>
+        <w:rPr/>
+        <w:t xml:space="preserve">. A note edited without regenerating its rule fails as </w:t>
+      </w:r>
+      <w:r>
+        <w:rPr>
+          <w:rStyle w:val="SourceText"/>
+        </w:rPr>
+        <w:t>stale</w:t>
+      </w:r>
+      <w:r>
+        <w:rPr/>
+        <w:t xml:space="preserve">. A hand-written file at a generated path fails under its own label, not as drift. Commit the rules with the notes, and re-run </w:t>
+      </w:r>
+      <w:r>
+        <w:rPr>
+          <w:rStyle w:val="SourceText"/>
+        </w:rPr>
+        <w:t>/crew:onboard --refresh &lt;subsystem&gt;</w:t>
+      </w:r>
+      <w:r>
+        <w:rPr/>
+        <w:t xml:space="preserve"> to fix drift. </w:t>
+      </w:r>
+    </w:p>
+    <w:p>
+      <w:pPr>
         <w:pStyle w:val="Heading2"/>
         <w:bidi w:val="0"/>
         <w:ind w:hanging="0" w:left="0" w:right="0"/>
         <w:jc w:val="left"/>
         <w:rPr/>
       </w:pPr>
-      <w:bookmarkStart w:id="11" w:name="confirming-recall-reaches-your-sessions_"/>
-      <w:bookmarkEnd w:id="11"/>
+      <w:bookmarkStart w:id="12" w:name="confirming-recall-reaches-your-sessions_"/>
+      <w:bookmarkEnd w:id="12"/>
       <w:r>
         <w:rPr/>
         <w:t>Confirming Recall Reaches Your Sessions</w:t>
@@ -2373,14 +2627,76 @@
     </w:p>
     <w:p>
       <w:pPr>
+        <w:pStyle w:val="BodyText"/>
+        <w:bidi w:val="0"/>
+        <w:jc w:val="left"/>
+        <w:rPr/>
+      </w:pPr>
+      <w:r>
+        <w:rPr/>
+        <w:t xml:space="preserve">A third channel needs no hook: </w:t>
+      </w:r>
+      <w:r>
+        <w:rPr>
+          <w:rStyle w:val="SourceText"/>
+        </w:rPr>
+        <w:t>/crew:onboard</w:t>
+      </w:r>
+      <w:r>
+        <w:rPr/>
+        <w:t xml:space="preserve"> and </w:t>
+      </w:r>
+      <w:r>
+        <w:rPr>
+          <w:rStyle w:val="SourceText"/>
+        </w:rPr>
+        <w:t>/crew:migrate</w:t>
+      </w:r>
+      <w:r>
+        <w:rPr/>
+        <w:t xml:space="preserve"> generate </w:t>
+      </w:r>
+      <w:r>
+        <w:rPr>
+          <w:rStyle w:val="SourceText"/>
+        </w:rPr>
+        <w:t>.claude/rules/&lt;subsystem&gt;.md</w:t>
+      </w:r>
+      <w:r>
+        <w:rPr/>
+        <w:t xml:space="preserve"> from the same code map, and Claude Code loads each rule when a file matching its </w:t>
+      </w:r>
+      <w:r>
+        <w:rPr>
+          <w:rStyle w:val="SourceText"/>
+        </w:rPr>
+        <w:t>paths:</w:t>
+      </w:r>
+      <w:r>
+        <w:rPr/>
+        <w:t xml:space="preserve"> is read. This page does not test that channel; the drift check in </w:t>
+      </w:r>
+      <w:r>
+        <w:rPr>
+          <w:rStyle w:val="SourceText"/>
+        </w:rPr>
+        <w:t>scripts/check_instructions.py</w:t>
+      </w:r>
+      <w:r>
+        <w:rPr/>
+        <w:t xml:space="preserve"> covers whether the rules match their notes.</w:t>
+      </w:r>
+    </w:p>
+    <w:p>
+      <w:pPr>
         <w:pStyle w:val="Heading3"/>
         <w:bidi w:val="0"/>
         <w:ind w:hanging="0" w:left="0" w:right="0"/>
         <w:jc w:val="left"/>
         <w:rPr/>
       </w:pPr>
-      <w:bookmarkStart w:id="12" w:name="which-channel-reaches-which-agent"/>
-      <w:bookmarkEnd w:id="12"/>
+      <w:bookmarkStart w:id="13" w:name="which-channel-reaches-which-agent"/>
+      <w:bookmarkEnd w:id="13"/>
       <w:r>
         <w:rPr/>
         <w:t>Which Channel Reaches Which Agent</w:t>
@@ -2852,243 +3168,11 @@
         <w:jc w:val="left"/>
         <w:rPr/>
       </w:pPr>
-      <w:bookmarkStart w:id="13" w:name="where-recall-comes-from"/>
-      <w:bookmarkEnd w:id="13"/>
+      <w:bookmarkStart w:id="14" w:name="where-recall-comes-from"/>
+      <w:bookmarkEnd w:id="14"/>
       <w:r>
         <w:rPr/>
         <w:t>Where Recall Comes From</w:t>
-      </w:r>
-    </w:p>
-    <w:p>
-      <w:pPr>
-        <w:pStyle w:val="BodyText"/>
-        <w:numPr>
-          <w:ilvl w:val="0"/>
-          <w:numId w:val="3"/>
-        </w:numPr>
-        <w:tabs>
-          <w:tab w:val="clear" w:pos="1134"/>
-          <w:tab w:val="left" w:pos="829" w:leader="none"/>
-        </w:tabs>
-        <w:bidi w:val="0"/>
-        <w:spacing w:before="120" w:after="0"/>
-        <w:ind w:hanging="283" w:left="829"/>
-        <w:jc w:val="left"/>
-        <w:rPr/>
-      </w:pPr>
-      <w:r>
-        <w:rPr/>
-        <w:t xml:space="preserve">The vaults and their roles come from </w:t>
-      </w:r>
-      <w:r>
-        <w:rPr>
-          <w:rStyle w:val="SourceText"/>
-        </w:rPr>
-        <w:t>~/.claude/obsidian/config.json</w:t>
-      </w:r>
-      <w:r>
-        <w:rPr/>
-        <w:t xml:space="preserve">. Each vault has a </w:t>
-      </w:r>
-      <w:r>
-        <w:rPr>
-          <w:rStyle w:val="SourceText"/>
-        </w:rPr>
-        <w:t>role</w:t>
-      </w:r>
-      <w:r>
-        <w:rPr/>
-        <w:t xml:space="preserve">: </w:t>
-      </w:r>
-      <w:r>
-        <w:rPr>
-          <w:rStyle w:val="SourceText"/>
-        </w:rPr>
-        <w:t>primary</w:t>
-      </w:r>
-      <w:r>
-        <w:rPr/>
-        <w:t xml:space="preserve">, </w:t>
-      </w:r>
-      <w:r>
-        <w:rPr>
-          <w:rStyle w:val="SourceText"/>
-        </w:rPr>
-        <w:t>recall</w:t>
-      </w:r>
-      <w:r>
-        <w:rPr/>
-        <w:t xml:space="preserve"> or </w:t>
-      </w:r>
-      <w:r>
-        <w:rPr>
-          <w:rStyle w:val="SourceText"/>
-        </w:rPr>
-        <w:t>ignore</w:t>
-      </w:r>
-      <w:r>
-        <w:rPr/>
-        <w:t xml:space="preserve">. A vault with no role is </w:t>
-      </w:r>
-      <w:r>
-        <w:rPr>
-          <w:rStyle w:val="SourceText"/>
-        </w:rPr>
-        <w:t>primary</w:t>
-      </w:r>
-      <w:r>
-        <w:rPr/>
-        <w:t xml:space="preserve"> if it is the default and </w:t>
-      </w:r>
-      <w:r>
-        <w:rPr>
-          <w:rStyle w:val="SourceText"/>
-        </w:rPr>
-        <w:t>recall</w:t>
-      </w:r>
-      <w:r>
-        <w:rPr/>
-        <w:t xml:space="preserve"> otherwise. crew </w:t>
-      </w:r>
-      <w:r>
-        <w:rPr>
-          <w:rStyle w:val="Strong"/>
-        </w:rPr>
-        <w:t>never</w:t>
-      </w:r>
-      <w:r>
-        <w:rPr/>
-        <w:t xml:space="preserve"> asks an </w:t>
-      </w:r>
-      <w:r>
-        <w:rPr>
-          <w:rStyle w:val="SourceText"/>
-        </w:rPr>
-        <w:t>ignore</w:t>
-      </w:r>
-      <w:r>
-        <w:rPr/>
-        <w:t xml:space="preserve"> vault, even if the repo lists it. </w:t>
-      </w:r>
-    </w:p>
-    <w:p>
-      <w:pPr>
-        <w:pStyle w:val="BodyText"/>
-        <w:numPr>
-          <w:ilvl w:val="0"/>
-          <w:numId w:val="3"/>
-        </w:numPr>
-        <w:tabs>
-          <w:tab w:val="clear" w:pos="1134"/>
-          <w:tab w:val="left" w:pos="829" w:leader="none"/>
-        </w:tabs>
-        <w:bidi w:val="0"/>
-        <w:spacing w:before="120" w:after="0"/>
-        <w:ind w:hanging="283" w:left="829"/>
-        <w:jc w:val="left"/>
-        <w:rPr/>
-      </w:pPr>
-      <w:r>
-        <w:rPr/>
-        <w:t xml:space="preserve">A repo can set its own order in its crew config: </w:t>
-      </w:r>
-      <w:r>
-        <w:rPr>
-          <w:rStyle w:val="SourceText"/>
-        </w:rPr>
-        <w:t>memory.recall.vaults</w:t>
-      </w:r>
-      <w:r>
-        <w:rPr/>
-        <w:t xml:space="preserve"> (an ordered list of names) and </w:t>
-      </w:r>
-      <w:r>
-        <w:rPr>
-          <w:rStyle w:val="SourceText"/>
-        </w:rPr>
-        <w:t>memory.recall.maxChars</w:t>
-      </w:r>
-      <w:r>
-        <w:rPr/>
-        <w:t xml:space="preserve"> (default 800). Snippets come back in that vault order first, then in the order the search ranked them. </w:t>
-      </w:r>
-    </w:p>
-    <w:p>
-      <w:pPr>
-        <w:pStyle w:val="BodyText"/>
-        <w:numPr>
-          <w:ilvl w:val="0"/>
-          <w:numId w:val="3"/>
-        </w:numPr>
-        <w:tabs>
-          <w:tab w:val="clear" w:pos="1134"/>
-          <w:tab w:val="left" w:pos="829" w:leader="none"/>
-        </w:tabs>
-        <w:bidi w:val="0"/>
-        <w:spacing w:before="120" w:after="0"/>
-        <w:ind w:hanging="283" w:left="829"/>
-        <w:jc w:val="left"/>
-        <w:rPr/>
-      </w:pPr>
-      <w:r>
-        <w:rPr/>
-        <w:t xml:space="preserve">crew calls obsidian-vault's read-only CLI: </w:t>
-      </w:r>
-      <w:r>
-        <w:rPr>
-          <w:rStyle w:val="SourceText"/>
-        </w:rPr>
-        <w:t>vault_ops.py recall --query ... --vaults a,b --max-chars N --json</w:t>
-      </w:r>
-      <w:r>
-        <w:rPr/>
-        <w:t xml:space="preserve">. If the plugin is missing, or the CLI fails, times out or prints something other than JSON, the session goes on without recall and the log records a miss with the reason. </w:t>
-      </w:r>
-    </w:p>
-    <w:p>
-      <w:pPr>
-        <w:pStyle w:val="BodyText"/>
-        <w:numPr>
-          <w:ilvl w:val="0"/>
-          <w:numId w:val="3"/>
-        </w:numPr>
-        <w:tabs>
-          <w:tab w:val="clear" w:pos="1134"/>
-          <w:tab w:val="left" w:pos="829" w:leader="none"/>
-        </w:tabs>
-        <w:bidi w:val="0"/>
-        <w:ind w:hanging="283" w:left="829"/>
-        <w:jc w:val="left"/>
-        <w:rPr/>
-      </w:pPr>
-      <w:r>
-        <w:rPr/>
-        <w:t xml:space="preserve">Every recall line starts with the vault's name: </w:t>
-      </w:r>
-      <w:r>
-        <w:rPr>
-          <w:rStyle w:val="SourceText"/>
-        </w:rPr>
-        <w:t>- [vault:&lt;name&gt;] &lt;note path&gt;: &lt;text&gt;</w:t>
-      </w:r>
-      <w:r>
-        <w:rPr/>
-        <w:t xml:space="preserve">. Any snippet the CLI returns without a vault name is dropped. </w:t>
-      </w:r>
-    </w:p>
-    <w:p>
-      <w:pPr>
-        <w:pStyle w:val="Heading3"/>
-        <w:bidi w:val="0"/>
-        <w:ind w:hanging="0" w:left="0" w:right="0"/>
-        <w:jc w:val="left"/>
-        <w:rPr/>
-      </w:pPr>
-      <w:bookmarkStart w:id="14" w:name="the-seeded-note-proof"/>
-      <w:bookmarkEnd w:id="14"/>
-      <w:r>
-        <w:rPr/>
-        <w:t>The Seeded-Note Proof</w:t>
       </w:r>
     </w:p>
     <w:p>
@@ -3110,17 +3194,97 @@
       </w:pPr>
       <w:r>
         <w:rPr/>
-        <w:t xml:space="preserve">Make a scratch vault holding one note whose wording appears nowhere else, for example </w:t>
-      </w:r>
-      <w:r>
-        <w:rPr>
-          <w:rStyle w:val="SourceText"/>
-        </w:rPr>
-        <w:t>notes/tidewater-ledger.md</w:t>
-      </w:r>
-      <w:r>
-        <w:rPr/>
-        <w:t xml:space="preserve">: "The Tidewater ledger reconciliation cutoff is 03:17 Kestrel time, and the approving steward is Marisol Quennell-Vantage." </w:t>
+        <w:t xml:space="preserve">The vaults and their roles come from </w:t>
+      </w:r>
+      <w:r>
+        <w:rPr>
+          <w:rStyle w:val="SourceText"/>
+        </w:rPr>
+        <w:t>~/.claude/obsidian/config.json</w:t>
+      </w:r>
+      <w:r>
+        <w:rPr/>
+        <w:t xml:space="preserve">. Each vault has a </w:t>
+      </w:r>
+      <w:r>
+        <w:rPr>
+          <w:rStyle w:val="SourceText"/>
+        </w:rPr>
+        <w:t>role</w:t>
+      </w:r>
+      <w:r>
+        <w:rPr/>
+        <w:t xml:space="preserve">: </w:t>
+      </w:r>
+      <w:r>
+        <w:rPr>
+          <w:rStyle w:val="SourceText"/>
+        </w:rPr>
+        <w:t>primary</w:t>
+      </w:r>
+      <w:r>
+        <w:rPr/>
+        <w:t xml:space="preserve">, </w:t>
+      </w:r>
+      <w:r>
+        <w:rPr>
+          <w:rStyle w:val="SourceText"/>
+        </w:rPr>
+        <w:t>recall</w:t>
+      </w:r>
+      <w:r>
+        <w:rPr/>
+        <w:t xml:space="preserve"> or </w:t>
+      </w:r>
+      <w:r>
+        <w:rPr>
+          <w:rStyle w:val="SourceText"/>
+        </w:rPr>
+        <w:t>ignore</w:t>
+      </w:r>
+      <w:r>
+        <w:rPr/>
+        <w:t xml:space="preserve">. A vault with no role is </w:t>
+      </w:r>
+      <w:r>
+        <w:rPr>
+          <w:rStyle w:val="SourceText"/>
+        </w:rPr>
+        <w:t>primary</w:t>
+      </w:r>
+      <w:r>
+        <w:rPr/>
+        <w:t xml:space="preserve"> if it is the default and </w:t>
+      </w:r>
+      <w:r>
+        <w:rPr>
+          <w:rStyle w:val="SourceText"/>
+        </w:rPr>
+        <w:t>recall</w:t>
+      </w:r>
+      <w:r>
+        <w:rPr/>
+        <w:t xml:space="preserve"> otherwise. crew </w:t>
+      </w:r>
+      <w:r>
+        <w:rPr>
+          <w:rStyle w:val="Strong"/>
+        </w:rPr>
+        <w:t>never</w:t>
+      </w:r>
+      <w:r>
+        <w:rPr/>
+        <w:t xml:space="preserve"> asks an </w:t>
+      </w:r>
+      <w:r>
+        <w:rPr>
+          <w:rStyle w:val="SourceText"/>
+        </w:rPr>
+        <w:t>ignore</w:t>
+      </w:r>
+      <w:r>
+        <w:rPr/>
+        <w:t xml:space="preserve"> vault, even if the repo lists it. </w:t>
       </w:r>
     </w:p>
     <w:p>
@@ -3142,27 +3306,27 @@
       </w:pPr>
       <w:r>
         <w:rPr/>
-        <w:t xml:space="preserve">Add that vault to your obsidian config with </w:t>
-      </w:r>
-      <w:r>
-        <w:rPr>
-          <w:rStyle w:val="SourceText"/>
-        </w:rPr>
-        <w:t>"role": "recall"</w:t>
-      </w:r>
-      <w:r>
-        <w:rPr/>
-        <w:t xml:space="preserve">. For a dry run that leaves the real config alone, write a copy and point </w:t>
-      </w:r>
-      <w:r>
-        <w:rPr>
-          <w:rStyle w:val="SourceText"/>
-        </w:rPr>
-        <w:t>CREW_OBSIDIAN_CONFIG</w:t>
-      </w:r>
-      <w:r>
-        <w:rPr/>
-        <w:t xml:space="preserve"> at it. </w:t>
+        <w:t xml:space="preserve">A repo can set its own order in its crew config: </w:t>
+      </w:r>
+      <w:r>
+        <w:rPr>
+          <w:rStyle w:val="SourceText"/>
+        </w:rPr>
+        <w:t>memory.recall.vaults</w:t>
+      </w:r>
+      <w:r>
+        <w:rPr/>
+        <w:t xml:space="preserve"> (an ordered list of names) and </w:t>
+      </w:r>
+      <w:r>
+        <w:rPr>
+          <w:rStyle w:val="SourceText"/>
+        </w:rPr>
+        <w:t>memory.recall.maxChars</w:t>
+      </w:r>
+      <w:r>
+        <w:rPr/>
+        <w:t xml:space="preserve"> (default 800). Snippets come back in that vault order first, then in the order the search ranked them. </w:t>
       </w:r>
     </w:p>
     <w:p>
@@ -3184,77 +3348,17 @@
       </w:pPr>
       <w:r>
         <w:rPr/>
-        <w:t xml:space="preserve">In a scratch project that has a </w:t>
-      </w:r>
-      <w:r>
-        <w:rPr>
-          <w:rStyle w:val="SourceText"/>
-        </w:rPr>
-        <w:t>.crew/</w:t>
-      </w:r>
-      <w:r>
-        <w:rPr/>
-        <w:t xml:space="preserve"> directory, register crew's hook in </w:t>
-      </w:r>
-      <w:r>
-        <w:rPr>
-          <w:rStyle w:val="SourceText"/>
-        </w:rPr>
-        <w:t>.claude/settings.json</w:t>
-      </w:r>
-      <w:r>
-        <w:rPr/>
-        <w:t xml:space="preserve"> for </w:t>
-      </w:r>
-      <w:r>
-        <w:rPr>
-          <w:rStyle w:val="SourceText"/>
-        </w:rPr>
-        <w:t>SessionStart</w:t>
-      </w:r>
-      <w:r>
-        <w:rPr/>
-        <w:t xml:space="preserve">, </w:t>
-      </w:r>
-      <w:r>
-        <w:rPr>
-          <w:rStyle w:val="SourceText"/>
-        </w:rPr>
-        <w:t>UserPromptSubmit</w:t>
-      </w:r>
-      <w:r>
-        <w:rPr/>
-        <w:t xml:space="preserve"> and </w:t>
-      </w:r>
-      <w:r>
-        <w:rPr>
-          <w:rStyle w:val="SourceText"/>
-        </w:rPr>
-        <w:t>SubagentStart</w:t>
-      </w:r>
-      <w:r>
-        <w:rPr/>
-        <w:t xml:space="preserve">. Use the command </w:t>
-      </w:r>
-      <w:r>
-        <w:rPr>
-          <w:rStyle w:val="SourceText"/>
-        </w:rPr>
-        <w:t>bash "&lt;crew plugin root&gt;/hooks/scripts/crew-context.sh"</w:t>
-      </w:r>
-      <w:r>
-        <w:rPr/>
-        <w:t xml:space="preserve">. </w:t>
-      </w:r>
-      <w:r>
-        <w:rPr>
-          <w:rStyle w:val="SourceText"/>
-        </w:rPr>
-        <w:t>crew_instructions.py claude-hooks</w:t>
-      </w:r>
-      <w:r>
-        <w:rPr/>
-        <w:t xml:space="preserve"> prints the full set of entries. </w:t>
+        <w:t xml:space="preserve">crew calls obsidian-vault's read-only CLI: </w:t>
+      </w:r>
+      <w:r>
+        <w:rPr>
+          <w:rStyle w:val="SourceText"/>
+        </w:rPr>
+        <w:t>vault_ops.py recall --query ... --vaults a,b --max-chars N --json</w:t>
+      </w:r>
+      <w:r>
+        <w:rPr/>
+        <w:t xml:space="preserve">. If the plugin is missing, or the CLI fails, times out or prints something other than JSON, the session goes on without recall and the log records a miss with the reason. </w:t>
       </w:r>
     </w:p>
     <w:p>
@@ -3275,735 +3379,32 @@
       </w:pPr>
       <w:r>
         <w:rPr/>
-        <w:t xml:space="preserve">Start a fresh session and ask for a subagent that may not use tools: </w:t>
-      </w:r>
-    </w:p>
-    <w:p>
-      <w:pPr>
-        <w:pStyle w:val="PreformattedText"/>
-        <w:bidi w:val="0"/>
-        <w:jc w:val="left"/>
-        <w:rPr/>
-      </w:pPr>
-      <w:r>
-        <w:rPr>
-          <w:rStyle w:val="SourceText"/>
-        </w:rPr>
-        <w:t>claude -p --model haiku --output-format stream-json --verbose --include-hook-events \</w:t>
-      </w:r>
-    </w:p>
-    <w:p>
-      <w:pPr>
-        <w:pStyle w:val="PreformattedText"/>
-        <w:bidi w:val="0"/>
-        <w:jc w:val="left"/>
-        <w:rPr/>
-      </w:pPr>
-      <w:r>
-        <w:rPr>
-          <w:rStyle w:val="SourceText"/>
-        </w:rPr>
-        <w:t xml:space="preserve">  </w:t>
-      </w:r>
-      <w:r>
-        <w:rPr>
-          <w:rStyle w:val="SourceText"/>
-        </w:rPr>
-        <w:t>"Use the Task tool once with exactly this prompt: 'Without using any tools, answer only from \</w:t>
-      </w:r>
-    </w:p>
-    <w:p>
-      <w:pPr>
-        <w:pStyle w:val="PreformattedText"/>
-        <w:bidi w:val="0"/>
-        <w:jc w:val="left"/>
-        <w:rPr/>
-      </w:pPr>
-      <w:r>
-        <w:rPr>
-          <w:rStyle w:val="SourceText"/>
-        </w:rPr>
-        <w:t>your context: what is the Tidewater ledger reconciliation cutoff, and who is the approving \</w:t>
-      </w:r>
-    </w:p>
-    <w:p>
-      <w:pPr>
-        <w:pStyle w:val="PreformattedText"/>
-        <w:bidi w:val="0"/>
-        <w:jc w:val="left"/>
-        <w:rPr/>
-      </w:pPr>
-      <w:r>
-        <w:rPr>
-          <w:rStyle w:val="SourceText"/>
-        </w:rPr>
-        <w:t>steward? If it is not in your context, answer UNKNOWN. Name the source label.' Then reply with \</w:t>
-      </w:r>
-    </w:p>
-    <w:p>
-      <w:pPr>
-        <w:pStyle w:val="PreformattedText"/>
-        <w:bidi w:val="0"/>
-        <w:jc w:val="left"/>
-        <w:rPr/>
-      </w:pPr>
-      <w:r>
-        <w:rPr>
-          <w:rStyle w:val="SourceText"/>
-        </w:rPr>
-        <w:t>the subagent's answer verbatim."</w:t>
-      </w:r>
-    </w:p>
-    <w:p>
-      <w:pPr>
-        <w:pStyle w:val="BodyText"/>
-        <w:bidi w:val="0"/>
-        <w:jc w:val="left"/>
-        <w:rPr/>
-      </w:pPr>
-      <w:r>
-        <w:rPr>
-          <w:rStyle w:val="Strong"/>
-        </w:rPr>
-        <w:t>What success looks like.</w:t>
-      </w:r>
-      <w:r>
-        <w:rPr/>
-        <w:t xml:space="preserve"> The </w:t>
-      </w:r>
-      <w:r>
-        <w:rPr>
-          <w:rStyle w:val="SourceText"/>
-        </w:rPr>
-        <w:t>Agent</w:t>
-      </w:r>
-      <w:r>
-        <w:rPr/>
-        <w:t xml:space="preserve"> tool call's prompt does not contain the answer, the </w:t>
-      </w:r>
-      <w:r>
-        <w:rPr>
-          <w:rStyle w:val="SourceText"/>
-        </w:rPr>
-        <w:t>SubagentStart</w:t>
-      </w:r>
-      <w:r>
-        <w:rPr/>
-        <w:t xml:space="preserve"> hook response contains </w:t>
-      </w:r>
-      <w:r>
-        <w:rPr>
-          <w:rStyle w:val="SourceText"/>
-        </w:rPr>
-        <w:t>- [vault:ops-recall] notes/tidewater-ledger.md: ... 03:17 Kestrel time ... Marisol Quennell-Vantage</w:t>
-      </w:r>
-      <w:r>
-        <w:rPr/>
-        <w:t xml:space="preserve">, and the subagent answers with the answer and cites the label, with </w:t>
-      </w:r>
-      <w:r>
-        <w:rPr>
-          <w:rStyle w:val="SourceText"/>
-        </w:rPr>
-        <w:t>tool_uses: 0</w:t>
-      </w:r>
-      <w:r>
-        <w:rPr/>
-        <w:t>. From the 2026-09-23 run, verbatim:</w:t>
-      </w:r>
-    </w:p>
-    <w:p>
-      <w:pPr>
-        <w:pStyle w:val="PreformattedText"/>
-        <w:bidi w:val="0"/>
-        <w:jc w:val="left"/>
-        <w:rPr/>
-      </w:pPr>
-      <w:r>
-        <w:rPr>
-          <w:rStyle w:val="SourceText"/>
-        </w:rPr>
-        <w:t>Based on the context provided:</w:t>
-      </w:r>
-    </w:p>
-    <w:p>
-      <w:pPr>
-        <w:pStyle w:val="PreformattedText"/>
-        <w:bidi w:val="0"/>
-        <w:jc w:val="left"/>
-        <w:rPr/>
-      </w:pPr>
-      <w:r>
-        <w:rPr/>
-      </w:r>
-    </w:p>
-    <w:p>
-      <w:pPr>
-        <w:pStyle w:val="PreformattedText"/>
-        <w:bidi w:val="0"/>
-        <w:jc w:val="left"/>
-        <w:rPr/>
-      </w:pPr>
-      <w:r>
-        <w:rPr>
-          <w:rStyle w:val="SourceText"/>
-        </w:rPr>
-        <w:t>**Tidewater ledger reconciliation cutoff:** 03:17 Kestrel time</w:t>
-      </w:r>
-    </w:p>
-    <w:p>
-      <w:pPr>
-        <w:pStyle w:val="PreformattedText"/>
-        <w:bidi w:val="0"/>
-        <w:jc w:val="left"/>
-        <w:rPr/>
-      </w:pPr>
-      <w:r>
-        <w:rPr/>
-      </w:r>
-    </w:p>
-    <w:p>
-      <w:pPr>
-        <w:pStyle w:val="PreformattedText"/>
-        <w:bidi w:val="0"/>
-        <w:jc w:val="left"/>
-        <w:rPr/>
-      </w:pPr>
-      <w:r>
-        <w:rPr>
-          <w:rStyle w:val="SourceText"/>
-        </w:rPr>
-        <w:t>**Approving steward:** Marisol Quennell-Vantage</w:t>
-      </w:r>
-    </w:p>
-    <w:p>
-      <w:pPr>
-        <w:pStyle w:val="PreformattedText"/>
-        <w:bidi w:val="0"/>
-        <w:jc w:val="left"/>
-        <w:rPr/>
-      </w:pPr>
-      <w:r>
-        <w:rPr/>
-      </w:r>
-    </w:p>
-    <w:p>
-      <w:pPr>
-        <w:pStyle w:val="PreformattedText"/>
-        <w:bidi w:val="0"/>
-        <w:jc w:val="left"/>
-        <w:rPr/>
-      </w:pPr>
-      <w:r>
-        <w:rPr>
-          <w:rStyle w:val="SourceText"/>
-        </w:rPr>
-        <w:t>**Source label:** [vault:ops-recall]</w:t>
-      </w:r>
-    </w:p>
-    <w:p>
-      <w:pPr>
-        <w:pStyle w:val="BodyText"/>
-        <w:bidi w:val="0"/>
-        <w:jc w:val="left"/>
-        <w:rPr/>
-      </w:pPr>
-      <w:r>
-        <w:rPr/>
-        <w:t xml:space="preserve">That run used a stand-in for obsidian-vault's </w:t>
-      </w:r>
-      <w:r>
-        <w:rPr>
-          <w:rStyle w:val="SourceText"/>
-        </w:rPr>
-        <w:t>recall</w:t>
-      </w:r>
-      <w:r>
-        <w:rPr/>
-        <w:t xml:space="preserve"> command: a word-overlap search over the scratch vault's files, implementing the same contract. It has since been re-run against the real command; see below.</w:t>
-      </w:r>
-    </w:p>
-    <w:p>
-      <w:pPr>
-        <w:pStyle w:val="Heading4"/>
+        <w:t xml:space="preserve">Every recall line starts with the vault's name: </w:t>
+      </w:r>
+      <w:r>
+        <w:rPr>
+          <w:rStyle w:val="SourceText"/>
+        </w:rPr>
+        <w:t>- [vault:&lt;name&gt;] &lt;note path&gt;: &lt;text&gt;</w:t>
+      </w:r>
+      <w:r>
+        <w:rPr/>
+        <w:t xml:space="preserve">. Any snippet the CLI returns without a vault name is dropped. </w:t>
+      </w:r>
+    </w:p>
+    <w:p>
+      <w:pPr>
+        <w:pStyle w:val="Heading3"/>
         <w:bidi w:val="0"/>
         <w:ind w:hanging="0" w:left="0" w:right="0"/>
         <w:jc w:val="left"/>
         <w:rPr/>
       </w:pPr>
-      <w:bookmarkStart w:id="15" w:name="measured-against-the-real-vault_opspy-re"/>
+      <w:bookmarkStart w:id="15" w:name="the-seeded-note-proof"/>
       <w:bookmarkEnd w:id="15"/>
       <w:r>
         <w:rPr/>
-        <w:t xml:space="preserve">Measured against the real </w:t>
-      </w:r>
-      <w:r>
-        <w:rPr>
-          <w:rStyle w:val="SourceText"/>
-        </w:rPr>
-        <w:t>vault_ops.py recall</w:t>
-      </w:r>
-      <w:r>
-        <w:rPr/>
-        <w:t>, 2026-09-23</w:t>
-      </w:r>
-    </w:p>
-    <w:p>
-      <w:pPr>
-        <w:pStyle w:val="BodyText"/>
-        <w:bidi w:val="0"/>
-        <w:jc w:val="left"/>
-        <w:rPr/>
-      </w:pPr>
-      <w:r>
-        <w:rPr/>
-        <w:t xml:space="preserve">Claude Code 2.1.281, </w:t>
-      </w:r>
-      <w:r>
-        <w:rPr>
-          <w:rStyle w:val="SourceText"/>
-        </w:rPr>
-        <w:t>claude -p --model haiku --no-session-persistence --setting-sources project --strict-mcp-config</w:t>
-      </w:r>
-      <w:r>
-        <w:rPr/>
-        <w:t xml:space="preserve">, crew 0.20.19 with </w:t>
-      </w:r>
-      <w:r>
-        <w:rPr>
-          <w:rStyle w:val="SourceText"/>
-        </w:rPr>
-        <w:t>memory.inject: true</w:t>
-      </w:r>
-      <w:r>
-        <w:rPr/>
-        <w:t>, in a scratch project and scratch vault. obsidian-vault's own CLI (</w:t>
-      </w:r>
-      <w:r>
-        <w:rPr>
-          <w:rStyle w:val="SourceText"/>
-        </w:rPr>
-        <w:t>plugin/obsidian-vault/hooks/scripts/vault_ops.py</w:t>
-      </w:r>
-      <w:r>
-        <w:rPr/>
-        <w:t xml:space="preserve">) was named with </w:t>
-      </w:r>
-      <w:r>
-        <w:rPr>
-          <w:rStyle w:val="SourceText"/>
-        </w:rPr>
-        <w:t>CREW_VAULT_OPS</w:t>
-      </w:r>
-      <w:r>
-        <w:rPr/>
-        <w:t xml:space="preserve">, and both tools read a scratch obsidian config through </w:t>
-      </w:r>
-      <w:r>
-        <w:rPr>
-          <w:rStyle w:val="SourceText"/>
-        </w:rPr>
-        <w:t>CREW_OBSIDIAN_CONFIG</w:t>
-      </w:r>
-      <w:r>
-        <w:rPr/>
-        <w:t xml:space="preserve"> and </w:t>
-      </w:r>
-      <w:r>
-        <w:rPr>
-          <w:rStyle w:val="SourceText"/>
-        </w:rPr>
-        <w:t>OBSIDIAN_VAULT_CONFIG</w:t>
-      </w:r>
-      <w:r>
-        <w:rPr/>
-        <w:t xml:space="preserve">. The seeded note: "The Brackenmoor sluice-gate audit window opens at 04:41 Corvid time, and the countersigning warden is Ysolde Pemberton-Karrow." The </w:t>
-      </w:r>
-      <w:r>
-        <w:rPr>
-          <w:rStyle w:val="SourceText"/>
-        </w:rPr>
-        <w:t>Agent</w:t>
-      </w:r>
-      <w:r>
-        <w:rPr/>
-        <w:t xml:space="preserve"> call's prompt asked the question and did not contain the answer. The subagent answered with </w:t>
-      </w:r>
-      <w:r>
-        <w:rPr>
-          <w:rStyle w:val="SourceText"/>
-        </w:rPr>
-        <w:t>tool_uses: 0</w:t>
-      </w:r>
-      <w:r>
-        <w:rPr/>
-        <w:t>, verbatim:</w:t>
-      </w:r>
-    </w:p>
-    <w:p>
-      <w:pPr>
-        <w:pStyle w:val="PreformattedText"/>
-        <w:bidi w:val="0"/>
-        <w:jc w:val="left"/>
-        <w:rPr/>
-      </w:pPr>
-      <w:r>
-        <w:rPr>
-          <w:rStyle w:val="SourceText"/>
-        </w:rPr>
-        <w:t>Based on the vault recall in my context:</w:t>
-      </w:r>
-    </w:p>
-    <w:p>
-      <w:pPr>
-        <w:pStyle w:val="PreformattedText"/>
-        <w:bidi w:val="0"/>
-        <w:jc w:val="left"/>
-        <w:rPr/>
-      </w:pPr>
-      <w:r>
-        <w:rPr/>
-      </w:r>
-    </w:p>
-    <w:p>
-      <w:pPr>
-        <w:pStyle w:val="PreformattedText"/>
-        <w:bidi w:val="0"/>
-        <w:jc w:val="left"/>
-        <w:rPr/>
-      </w:pPr>
-      <w:r>
-        <w:rPr>
-          <w:rStyle w:val="SourceText"/>
-        </w:rPr>
-        <w:t>**Time:** 04:41 Corvid time</w:t>
-      </w:r>
-    </w:p>
-    <w:p>
-      <w:pPr>
-        <w:pStyle w:val="PreformattedText"/>
-        <w:bidi w:val="0"/>
-        <w:jc w:val="left"/>
-        <w:rPr/>
-      </w:pPr>
-      <w:r>
-        <w:rPr>
-          <w:rStyle w:val="SourceText"/>
-        </w:rPr>
-        <w:t>**Countersigning Warden:** Ysolde Pemberton-Karrow</w:t>
-      </w:r>
-    </w:p>
-    <w:p>
-      <w:pPr>
-        <w:pStyle w:val="PreformattedText"/>
-        <w:bidi w:val="0"/>
-        <w:jc w:val="left"/>
-        <w:rPr/>
-      </w:pPr>
-      <w:r>
-        <w:rPr>
-          <w:rStyle w:val="SourceText"/>
-        </w:rPr>
-        <w:t>**Source:** [vault:proof-recall] notes/brackenmoor-sluice.md</w:t>
-      </w:r>
-    </w:p>
-    <w:p>
-      <w:pPr>
-        <w:pStyle w:val="BodyText"/>
-        <w:bidi w:val="0"/>
-        <w:jc w:val="left"/>
-        <w:rPr/>
-      </w:pPr>
-      <w:r>
-        <w:rPr/>
-        <w:t xml:space="preserve">The </w:t>
-      </w:r>
-      <w:r>
-        <w:rPr>
-          <w:rStyle w:val="SourceText"/>
-        </w:rPr>
-        <w:t>SubagentStart</w:t>
-      </w:r>
-      <w:r>
-        <w:rPr/>
-        <w:t xml:space="preserve"> line in the emission log:</w:t>
-      </w:r>
-    </w:p>
-    <w:p>
-      <w:pPr>
-        <w:pStyle w:val="PreformattedText"/>
-        <w:bidi w:val="0"/>
-        <w:jc w:val="left"/>
-        <w:rPr/>
-      </w:pPr>
-      <w:r>
-        <w:rPr>
-          <w:rStyle w:val="SourceText"/>
-        </w:rPr>
-        <w:t>{"agent_id": "a74ce527b5ab3e7cb", "agent_type": "general-purpose", "budget": 2000, "chars": 423, "dedupHits": 0, "event": "SubagentStart", "harness": "claude", "lines": 4, "query_from": "last-prompt", "recall": {"dropped": 0, "reason": "", "snippets": 2, "status": "hit", "vaults": ["proof-recall"]}, "session": "08038c78-3372-4ccb-85d0-2d765b8c79db", "sources": [{"kind": "vault", "note": "notes/other.md", "vault": "proof-recall"}, {"kind": "vault", "note": "notes/brackenmoor-sluice.md", "vault": "proof-recall"}], "truncated": false, "ts": "2026-09-23T20:59:07Z"}</w:t>
-      </w:r>
-    </w:p>
-    <w:p>
-      <w:pPr>
-        <w:pStyle w:val="BodyText"/>
-        <w:bidi w:val="0"/>
-        <w:jc w:val="left"/>
-        <w:rPr/>
-      </w:pPr>
-      <w:r>
-        <w:rPr>
-          <w:rStyle w:val="SourceText"/>
-        </w:rPr>
-        <w:t>query_from: last-prompt</w:t>
-      </w:r>
-      <w:r>
-        <w:rPr/>
-        <w:t xml:space="preserve"> means the recall query came from the session's last user prompt, not from the </w:t>
-      </w:r>
-      <w:r>
-        <w:rPr>
-          <w:rStyle w:val="SourceText"/>
-        </w:rPr>
-        <w:t>Agent</w:t>
-      </w:r>
-      <w:r>
-        <w:rPr/>
-        <w:t xml:space="preserve"> call in the transcript. </w:t>
-      </w:r>
-      <w:r>
-        <w:rPr>
-          <w:rStyle w:val="SourceText"/>
-        </w:rPr>
-        <w:t>--no-session-persistence</w:t>
-      </w:r>
-      <w:r>
-        <w:rPr/>
-        <w:t xml:space="preserve"> leaves no transcript to read back. So this run proves that the real CLI's recall reaches a subagent. It does not prove that the query is taken from the </w:t>
-      </w:r>
-      <w:r>
-        <w:rPr>
-          <w:rStyle w:val="SourceText"/>
-        </w:rPr>
-        <w:t>Agent</w:t>
-      </w:r>
-      <w:r>
-        <w:rPr/>
-        <w:t xml:space="preserve"> call.</w:t>
-      </w:r>
-    </w:p>
-    <w:p>
-      <w:pPr>
-        <w:pStyle w:val="Heading3"/>
-        <w:bidi w:val="0"/>
-        <w:ind w:hanging="0" w:left="0" w:right="0"/>
-        <w:jc w:val="left"/>
-        <w:rPr/>
-      </w:pPr>
-      <w:bookmarkStart w:id="16" w:name="reading-stats"/>
-      <w:bookmarkEnd w:id="16"/>
-      <w:r>
-        <w:rPr/>
-        <w:t xml:space="preserve">Reading </w:t>
-      </w:r>
-      <w:r>
-        <w:rPr>
-          <w:rStyle w:val="SourceText"/>
-        </w:rPr>
-        <w:t>--Stats</w:t>
-      </w:r>
-    </w:p>
-    <w:p>
-      <w:pPr>
-        <w:pStyle w:val="BodyText"/>
-        <w:bidi w:val="0"/>
-        <w:jc w:val="left"/>
-        <w:rPr/>
-      </w:pPr>
-      <w:r>
-        <w:rPr/>
-        <w:t xml:space="preserve">Every emission adds one JSON line to </w:t>
-      </w:r>
-      <w:r>
-        <w:rPr>
-          <w:rStyle w:val="SourceText"/>
-        </w:rPr>
-        <w:t>&lt;git-common-dir&gt;/crew/context-log.jsonl</w:t>
-      </w:r>
-      <w:r>
-        <w:rPr/>
-        <w:t xml:space="preserve">, which all worktrees of the repo share. Outside git, the log is </w:t>
-      </w:r>
-      <w:r>
-        <w:rPr>
-          <w:rStyle w:val="SourceText"/>
-        </w:rPr>
-        <w:t>.work/crew/context-log.jsonl</w:t>
-      </w:r>
-      <w:r>
-        <w:rPr/>
-        <w:t>. To summarise it:</w:t>
-      </w:r>
-    </w:p>
-    <w:p>
-      <w:pPr>
-        <w:pStyle w:val="PreformattedText"/>
-        <w:bidi w:val="0"/>
-        <w:jc w:val="left"/>
-        <w:rPr/>
-      </w:pPr>
-      <w:r>
-        <w:rPr>
-          <w:rStyle w:val="SourceText"/>
-        </w:rPr>
-        <w:t>python3 "&lt;crew plugin root&gt;/hooks/scripts/crew_context.py" --stats          # add --json for machines</w:t>
-      </w:r>
-    </w:p>
-    <w:p>
-      <w:pPr>
-        <w:pStyle w:val="BodyText"/>
-        <w:bidi w:val="0"/>
-        <w:jc w:val="left"/>
-        <w:rPr/>
-      </w:pPr>
-      <w:r>
-        <w:rPr/>
-        <w:t>This is the output after the proof run above, without its first line (the log path):</w:t>
-      </w:r>
-    </w:p>
-    <w:p>
-      <w:pPr>
-        <w:pStyle w:val="PreformattedText"/>
-        <w:bidi w:val="0"/>
-        <w:jc w:val="left"/>
-        <w:rPr/>
-      </w:pPr>
-      <w:r>
-        <w:rPr>
-          <w:rStyle w:val="SourceText"/>
-        </w:rPr>
-        <w:t>emissions: 3  injected chars: 647  dedup hits: 0  truncated: 0</w:t>
-      </w:r>
-    </w:p>
-    <w:p>
-      <w:pPr>
-        <w:pStyle w:val="PreformattedText"/>
-        <w:bidi w:val="0"/>
-        <w:jc w:val="left"/>
-        <w:rPr/>
-      </w:pPr>
-      <w:r>
-        <w:rPr>
-          <w:rStyle w:val="SourceText"/>
-        </w:rPr>
-        <w:t xml:space="preserve">  </w:t>
-      </w:r>
-      <w:r>
-        <w:rPr>
-          <w:rStyle w:val="SourceText"/>
-        </w:rPr>
-        <w:t>SessionStart: 1 emissions, 45 chars</w:t>
-      </w:r>
-    </w:p>
-    <w:p>
-      <w:pPr>
-        <w:pStyle w:val="PreformattedText"/>
-        <w:bidi w:val="0"/>
-        <w:jc w:val="left"/>
-        <w:rPr/>
-      </w:pPr>
-      <w:r>
-        <w:rPr>
-          <w:rStyle w:val="SourceText"/>
-        </w:rPr>
-        <w:t xml:space="preserve">  </w:t>
-      </w:r>
-      <w:r>
-        <w:rPr>
-          <w:rStyle w:val="SourceText"/>
-        </w:rPr>
-        <w:t>SubagentStart: 1 emissions, 352 chars</w:t>
-      </w:r>
-    </w:p>
-    <w:p>
-      <w:pPr>
-        <w:pStyle w:val="PreformattedText"/>
-        <w:bidi w:val="0"/>
-        <w:jc w:val="left"/>
-        <w:rPr/>
-      </w:pPr>
-      <w:r>
-        <w:rPr>
-          <w:rStyle w:val="SourceText"/>
-        </w:rPr>
-        <w:t xml:space="preserve">  </w:t>
-      </w:r>
-      <w:r>
-        <w:rPr>
-          <w:rStyle w:val="SourceText"/>
-        </w:rPr>
-        <w:t>UserPromptSubmit: 1 emissions, 250 chars</w:t>
-      </w:r>
-    </w:p>
-    <w:p>
-      <w:pPr>
-        <w:pStyle w:val="PreformattedText"/>
-        <w:bidi w:val="0"/>
-        <w:jc w:val="left"/>
-        <w:rPr/>
-      </w:pPr>
-      <w:r>
-        <w:rPr>
-          <w:rStyle w:val="SourceText"/>
-        </w:rPr>
-        <w:t>vault recall: 2 hit, 1 miss, 0 skipped; 2 snippets injected; code-map slices: 0</w:t>
-      </w:r>
-    </w:p>
-    <w:p>
-      <w:pPr>
-        <w:pStyle w:val="PreformattedText"/>
-        <w:bidi w:val="0"/>
-        <w:jc w:val="left"/>
-        <w:rPr/>
-      </w:pPr>
-      <w:r>
-        <w:rPr>
-          <w:rStyle w:val="SourceText"/>
-        </w:rPr>
-        <w:t xml:space="preserve">  </w:t>
-      </w:r>
-      <w:r>
-        <w:rPr>
-          <w:rStyle w:val="SourceText"/>
-        </w:rPr>
-        <w:t>miss reasons: no-hits=1</w:t>
-      </w:r>
-    </w:p>
-    <w:p>
-      <w:pPr>
-        <w:pStyle w:val="PreformattedText"/>
-        <w:bidi w:val="0"/>
-        <w:jc w:val="left"/>
-        <w:rPr/>
-      </w:pPr>
-      <w:r>
-        <w:rPr>
-          <w:rStyle w:val="SourceText"/>
-        </w:rPr>
-        <w:t>vault MCP/search tool calls seen: 0</w:t>
-      </w:r>
-    </w:p>
-    <w:p>
-      <w:pPr>
-        <w:pStyle w:val="PreformattedText"/>
-        <w:bidi w:val="0"/>
-        <w:jc w:val="left"/>
-        <w:rPr/>
-      </w:pPr>
-      <w:r>
-        <w:rPr>
-          <w:rStyle w:val="SourceText"/>
-        </w:rPr>
-        <w:t>by harness: claude=3</w:t>
+        <w:t>The Seeded-Note Proof</w:t>
       </w:r>
     </w:p>
     <w:p>
@@ -4024,94 +3425,18 @@
         <w:rPr/>
       </w:pPr>
       <w:r>
-        <w:rPr>
-          <w:rStyle w:val="Strong"/>
-        </w:rPr>
-        <w:t>hit / miss / skipped</w:t>
-      </w:r>
-      <w:r>
-        <w:rPr/>
-        <w:t xml:space="preserve"> are counted per recall attempt. </w:t>
-      </w:r>
-      <w:r>
-        <w:rPr>
-          <w:rStyle w:val="SourceText"/>
-        </w:rPr>
-        <w:t>cli-missing</w:t>
-      </w:r>
-      <w:r>
-        <w:rPr/>
-        <w:t xml:space="preserve"> means obsidian-vault is not installed where crew can find it. </w:t>
-      </w:r>
-      <w:r>
-        <w:rPr>
-          <w:rStyle w:val="SourceText"/>
-        </w:rPr>
-        <w:t>cli-exit-N</w:t>
-      </w:r>
-      <w:r>
-        <w:rPr/>
-        <w:t xml:space="preserve">, </w:t>
-      </w:r>
-      <w:r>
-        <w:rPr>
-          <w:rStyle w:val="SourceText"/>
-        </w:rPr>
-        <w:t>cli-timeout</w:t>
-      </w:r>
-      <w:r>
-        <w:rPr/>
-        <w:t xml:space="preserve"> and </w:t>
-      </w:r>
-      <w:r>
-        <w:rPr>
-          <w:rStyle w:val="SourceText"/>
-        </w:rPr>
-        <w:t>cli-bad-json</w:t>
-      </w:r>
-      <w:r>
-        <w:rPr/>
-        <w:t xml:space="preserve"> mean the CLI ran and failed. </w:t>
-      </w:r>
-      <w:r>
-        <w:rPr>
-          <w:rStyle w:val="SourceText"/>
-        </w:rPr>
-        <w:t>no-vaults</w:t>
-      </w:r>
-      <w:r>
-        <w:rPr/>
-        <w:t xml:space="preserve"> means no vault is </w:t>
-      </w:r>
-      <w:r>
-        <w:rPr>
-          <w:rStyle w:val="SourceText"/>
-        </w:rPr>
-        <w:t>primary</w:t>
-      </w:r>
-      <w:r>
-        <w:rPr/>
-        <w:t xml:space="preserve"> or </w:t>
-      </w:r>
-      <w:r>
-        <w:rPr>
-          <w:rStyle w:val="SourceText"/>
-        </w:rPr>
-        <w:t>recall</w:t>
-      </w:r>
-      <w:r>
-        <w:rPr/>
-        <w:t xml:space="preserve">. </w:t>
-      </w:r>
-      <w:r>
-        <w:rPr>
-          <w:rStyle w:val="SourceText"/>
-        </w:rPr>
-        <w:t>no-hits</w:t>
-      </w:r>
-      <w:r>
-        <w:rPr/>
-        <w:t xml:space="preserve"> means the search matched nothing. </w:t>
+        <w:rPr/>
+        <w:t xml:space="preserve">Make a scratch vault holding one note whose wording appears nowhere else, for example </w:t>
+      </w:r>
+      <w:r>
+        <w:rPr>
+          <w:rStyle w:val="SourceText"/>
+        </w:rPr>
+        <w:t>notes/tidewater-ledger.md</w:t>
+      </w:r>
+      <w:r>
+        <w:rPr/>
+        <w:t xml:space="preserve">: "The Tidewater ledger reconciliation cutoff is 03:17 Kestrel time, and the approving steward is Marisol Quennell-Vantage." </w:t>
       </w:r>
     </w:p>
     <w:p>
@@ -4132,34 +3457,28 @@
         <w:rPr/>
       </w:pPr>
       <w:r>
-        <w:rPr>
-          <w:rStyle w:val="Strong"/>
-        </w:rPr>
-        <w:t>dedup hits</w:t>
-      </w:r>
-      <w:r>
-        <w:rPr/>
-        <w:t xml:space="preserve"> count slices that were not injected again because this context already had them. Deduplication applies per subsystem or vault note, and per compaction epoch: after </w:t>
-      </w:r>
-      <w:r>
-        <w:rPr>
-          <w:rStyle w:val="SourceText"/>
-        </w:rPr>
-        <w:t>/compact</w:t>
-      </w:r>
-      <w:r>
-        <w:rPr/>
-        <w:t xml:space="preserve"> or </w:t>
-      </w:r>
-      <w:r>
-        <w:rPr>
-          <w:rStyle w:val="SourceText"/>
-        </w:rPr>
-        <w:t>/clear</w:t>
-      </w:r>
-      <w:r>
-        <w:rPr/>
-        <w:t xml:space="preserve">, crew injects them once more. </w:t>
+        <w:rPr/>
+        <w:t xml:space="preserve">Add that vault to your obsidian config with </w:t>
+      </w:r>
+      <w:r>
+        <w:rPr>
+          <w:rStyle w:val="SourceText"/>
+        </w:rPr>
+        <w:t>"role": "recall"</w:t>
+      </w:r>
+      <w:r>
+        <w:rPr/>
+        <w:t xml:space="preserve">. For a dry run that leaves the real config alone, write a copy and point </w:t>
+      </w:r>
+      <w:r>
+        <w:rPr>
+          <w:rStyle w:val="SourceText"/>
+        </w:rPr>
+        <w:t>CREW_OBSIDIAN_CONFIG</w:t>
+      </w:r>
+      <w:r>
+        <w:rPr/>
+        <w:t xml:space="preserve"> at it. </w:t>
       </w:r>
     </w:p>
     <w:p>
@@ -4180,20 +3499,34 @@
         <w:rPr/>
       </w:pPr>
       <w:r>
-        <w:rPr>
-          <w:rStyle w:val="Strong"/>
-        </w:rPr>
-        <w:t>vault MCP/search tool calls seen</w:t>
-      </w:r>
-      <w:r>
-        <w:rPr/>
-        <w:t xml:space="preserve"> counts the times the model searched a vault itself (</w:t>
-      </w:r>
-      <w:r>
-        <w:rPr>
-          <w:rStyle w:val="SourceText"/>
-        </w:rPr>
-        <w:t>mcp__obsidian-*</w:t>
+        <w:rPr/>
+        <w:t xml:space="preserve">In a scratch project that has a </w:t>
+      </w:r>
+      <w:r>
+        <w:rPr>
+          <w:rStyle w:val="SourceText"/>
+        </w:rPr>
+        <w:t>.crew/</w:t>
+      </w:r>
+      <w:r>
+        <w:rPr/>
+        <w:t xml:space="preserve"> directory, register crew's hook in </w:t>
+      </w:r>
+      <w:r>
+        <w:rPr>
+          <w:rStyle w:val="SourceText"/>
+        </w:rPr>
+        <w:t>.claude/settings.json</w:t>
+      </w:r>
+      <w:r>
+        <w:rPr/>
+        <w:t xml:space="preserve"> for </w:t>
+      </w:r>
+      <w:r>
+        <w:rPr>
+          <w:rStyle w:val="SourceText"/>
+        </w:rPr>
+        <w:t>SessionStart</w:t>
       </w:r>
       <w:r>
         <w:rPr/>
@@ -4203,11 +3536,41 @@
         <w:rPr>
           <w:rStyle w:val="SourceText"/>
         </w:rPr>
-        <w:t>mcp__basic-memory__*</w:t>
-      </w:r>
-      <w:r>
-        <w:rPr/>
-        <w:t xml:space="preserve">). The baseline before crew 1.0 was 5 calls in 305 sessions. If recall is helping, this number stays low while hits rise. </w:t>
+        <w:t>UserPromptSubmit</w:t>
+      </w:r>
+      <w:r>
+        <w:rPr/>
+        <w:t xml:space="preserve"> and </w:t>
+      </w:r>
+      <w:r>
+        <w:rPr>
+          <w:rStyle w:val="SourceText"/>
+        </w:rPr>
+        <w:t>SubagentStart</w:t>
+      </w:r>
+      <w:r>
+        <w:rPr/>
+        <w:t xml:space="preserve">. Use the command </w:t>
+      </w:r>
+      <w:r>
+        <w:rPr>
+          <w:rStyle w:val="SourceText"/>
+        </w:rPr>
+        <w:t>bash "&lt;crew plugin root&gt;/hooks/scripts/crew-context.sh"</w:t>
+      </w:r>
+      <w:r>
+        <w:rPr/>
+        <w:t xml:space="preserve">. </w:t>
+      </w:r>
+      <w:r>
+        <w:rPr>
+          <w:rStyle w:val="SourceText"/>
+        </w:rPr>
+        <w:t>crew_instructions.py claude-hooks</w:t>
+      </w:r>
+      <w:r>
+        <w:rPr/>
+        <w:t xml:space="preserve"> prints the full set of entries. </w:t>
       </w:r>
     </w:p>
     <w:p>
@@ -4216,6 +3579,959 @@
         <w:numPr>
           <w:ilvl w:val="0"/>
           <w:numId w:val="5"/>
+        </w:numPr>
+        <w:tabs>
+          <w:tab w:val="clear" w:pos="1134"/>
+          <w:tab w:val="left" w:pos="829" w:leader="none"/>
+        </w:tabs>
+        <w:bidi w:val="0"/>
+        <w:ind w:hanging="283" w:left="829"/>
+        <w:jc w:val="left"/>
+        <w:rPr/>
+      </w:pPr>
+      <w:r>
+        <w:rPr/>
+        <w:t xml:space="preserve">Start a fresh session and ask for a subagent that may not use tools: </w:t>
+      </w:r>
+    </w:p>
+    <w:p>
+      <w:pPr>
+        <w:pStyle w:val="PreformattedText"/>
+        <w:bidi w:val="0"/>
+        <w:jc w:val="left"/>
+        <w:rPr/>
+      </w:pPr>
+      <w:r>
+        <w:rPr>
+          <w:rStyle w:val="SourceText"/>
+        </w:rPr>
+        <w:t>claude -p --model haiku --output-format stream-json --verbose --include-hook-events \</w:t>
+      </w:r>
+    </w:p>
+    <w:p>
+      <w:pPr>
+        <w:pStyle w:val="PreformattedText"/>
+        <w:bidi w:val="0"/>
+        <w:jc w:val="left"/>
+        <w:rPr/>
+      </w:pPr>
+      <w:r>
+        <w:rPr>
+          <w:rStyle w:val="SourceText"/>
+        </w:rPr>
+        <w:t xml:space="preserve">  </w:t>
+      </w:r>
+      <w:r>
+        <w:rPr>
+          <w:rStyle w:val="SourceText"/>
+        </w:rPr>
+        <w:t>"Use the Task tool once with exactly this prompt: 'Without using any tools, answer only from \</w:t>
+      </w:r>
+    </w:p>
+    <w:p>
+      <w:pPr>
+        <w:pStyle w:val="PreformattedText"/>
+        <w:bidi w:val="0"/>
+        <w:jc w:val="left"/>
+        <w:rPr/>
+      </w:pPr>
+      <w:r>
+        <w:rPr>
+          <w:rStyle w:val="SourceText"/>
+        </w:rPr>
+        <w:t>your context: what is the Tidewater ledger reconciliation cutoff, and who is the approving \</w:t>
+      </w:r>
+    </w:p>
+    <w:p>
+      <w:pPr>
+        <w:pStyle w:val="PreformattedText"/>
+        <w:bidi w:val="0"/>
+        <w:jc w:val="left"/>
+        <w:rPr/>
+      </w:pPr>
+      <w:r>
+        <w:rPr>
+          <w:rStyle w:val="SourceText"/>
+        </w:rPr>
+        <w:t>steward? If it is not in your context, answer UNKNOWN. Name the source label.' Then reply with \</w:t>
+      </w:r>
+    </w:p>
+    <w:p>
+      <w:pPr>
+        <w:pStyle w:val="PreformattedText"/>
+        <w:bidi w:val="0"/>
+        <w:jc w:val="left"/>
+        <w:rPr/>
+      </w:pPr>
+      <w:r>
+        <w:rPr>
+          <w:rStyle w:val="SourceText"/>
+        </w:rPr>
+        <w:t>the subagent's answer verbatim."</w:t>
+      </w:r>
+    </w:p>
+    <w:p>
+      <w:pPr>
+        <w:pStyle w:val="BodyText"/>
+        <w:bidi w:val="0"/>
+        <w:jc w:val="left"/>
+        <w:rPr/>
+      </w:pPr>
+      <w:r>
+        <w:rPr>
+          <w:rStyle w:val="Strong"/>
+        </w:rPr>
+        <w:t>What success looks like.</w:t>
+      </w:r>
+      <w:r>
+        <w:rPr/>
+        <w:t xml:space="preserve"> The </w:t>
+      </w:r>
+      <w:r>
+        <w:rPr>
+          <w:rStyle w:val="SourceText"/>
+        </w:rPr>
+        <w:t>Agent</w:t>
+      </w:r>
+      <w:r>
+        <w:rPr/>
+        <w:t xml:space="preserve"> tool call's prompt does not contain the answer, the </w:t>
+      </w:r>
+      <w:r>
+        <w:rPr>
+          <w:rStyle w:val="SourceText"/>
+        </w:rPr>
+        <w:t>SubagentStart</w:t>
+      </w:r>
+      <w:r>
+        <w:rPr/>
+        <w:t xml:space="preserve"> hook response contains </w:t>
+      </w:r>
+      <w:r>
+        <w:rPr>
+          <w:rStyle w:val="SourceText"/>
+        </w:rPr>
+        <w:t>- [vault:ops-recall] notes/tidewater-ledger.md: ... 03:17 Kestrel time ... Marisol Quennell-Vantage</w:t>
+      </w:r>
+      <w:r>
+        <w:rPr/>
+        <w:t xml:space="preserve">, and the subagent answers with the answer and cites the label, with </w:t>
+      </w:r>
+      <w:r>
+        <w:rPr>
+          <w:rStyle w:val="SourceText"/>
+        </w:rPr>
+        <w:t>tool_uses: 0</w:t>
+      </w:r>
+      <w:r>
+        <w:rPr/>
+        <w:t>. From the 2026-09-23 run, verbatim:</w:t>
+      </w:r>
+    </w:p>
+    <w:p>
+      <w:pPr>
+        <w:pStyle w:val="PreformattedText"/>
+        <w:bidi w:val="0"/>
+        <w:jc w:val="left"/>
+        <w:rPr/>
+      </w:pPr>
+      <w:r>
+        <w:rPr>
+          <w:rStyle w:val="SourceText"/>
+        </w:rPr>
+        <w:t>Based on the context provided:</w:t>
+      </w:r>
+    </w:p>
+    <w:p>
+      <w:pPr>
+        <w:pStyle w:val="PreformattedText"/>
+        <w:bidi w:val="0"/>
+        <w:jc w:val="left"/>
+        <w:rPr/>
+      </w:pPr>
+      <w:r>
+        <w:rPr/>
+      </w:r>
+    </w:p>
+    <w:p>
+      <w:pPr>
+        <w:pStyle w:val="PreformattedText"/>
+        <w:bidi w:val="0"/>
+        <w:jc w:val="left"/>
+        <w:rPr/>
+      </w:pPr>
+      <w:r>
+        <w:rPr>
+          <w:rStyle w:val="SourceText"/>
+        </w:rPr>
+        <w:t>**Tidewater ledger reconciliation cutoff:** 03:17 Kestrel time</w:t>
+      </w:r>
+    </w:p>
+    <w:p>
+      <w:pPr>
+        <w:pStyle w:val="PreformattedText"/>
+        <w:bidi w:val="0"/>
+        <w:jc w:val="left"/>
+        <w:rPr/>
+      </w:pPr>
+      <w:r>
+        <w:rPr/>
+      </w:r>
+    </w:p>
+    <w:p>
+      <w:pPr>
+        <w:pStyle w:val="PreformattedText"/>
+        <w:bidi w:val="0"/>
+        <w:jc w:val="left"/>
+        <w:rPr/>
+      </w:pPr>
+      <w:r>
+        <w:rPr>
+          <w:rStyle w:val="SourceText"/>
+        </w:rPr>
+        <w:t>**Approving steward:** Marisol Quennell-Vantage</w:t>
+      </w:r>
+    </w:p>
+    <w:p>
+      <w:pPr>
+        <w:pStyle w:val="PreformattedText"/>
+        <w:bidi w:val="0"/>
+        <w:jc w:val="left"/>
+        <w:rPr/>
+      </w:pPr>
+      <w:r>
+        <w:rPr/>
+      </w:r>
+    </w:p>
+    <w:p>
+      <w:pPr>
+        <w:pStyle w:val="PreformattedText"/>
+        <w:bidi w:val="0"/>
+        <w:jc w:val="left"/>
+        <w:rPr/>
+      </w:pPr>
+      <w:r>
+        <w:rPr>
+          <w:rStyle w:val="SourceText"/>
+        </w:rPr>
+        <w:t>**Source label:** [vault:ops-recall]</w:t>
+      </w:r>
+    </w:p>
+    <w:p>
+      <w:pPr>
+        <w:pStyle w:val="BodyText"/>
+        <w:bidi w:val="0"/>
+        <w:jc w:val="left"/>
+        <w:rPr/>
+      </w:pPr>
+      <w:r>
+        <w:rPr/>
+        <w:t xml:space="preserve">That run used a stand-in for obsidian-vault's </w:t>
+      </w:r>
+      <w:r>
+        <w:rPr>
+          <w:rStyle w:val="SourceText"/>
+        </w:rPr>
+        <w:t>recall</w:t>
+      </w:r>
+      <w:r>
+        <w:rPr/>
+        <w:t xml:space="preserve"> command: a word-overlap search over the scratch vault's files, implementing the same contract. It has since been re-run against the real command; see below.</w:t>
+      </w:r>
+    </w:p>
+    <w:p>
+      <w:pPr>
+        <w:pStyle w:val="Heading4"/>
+        <w:bidi w:val="0"/>
+        <w:ind w:hanging="0" w:left="0" w:right="0"/>
+        <w:jc w:val="left"/>
+        <w:rPr/>
+      </w:pPr>
+      <w:bookmarkStart w:id="16" w:name="measured-against-the-real-vault_opspy-re"/>
+      <w:bookmarkEnd w:id="16"/>
+      <w:r>
+        <w:rPr/>
+        <w:t xml:space="preserve">Measured against the real </w:t>
+      </w:r>
+      <w:r>
+        <w:rPr>
+          <w:rStyle w:val="SourceText"/>
+        </w:rPr>
+        <w:t>vault_ops.py recall</w:t>
+      </w:r>
+      <w:r>
+        <w:rPr/>
+        <w:t>, 2026-09-23</w:t>
+      </w:r>
+    </w:p>
+    <w:p>
+      <w:pPr>
+        <w:pStyle w:val="BodyText"/>
+        <w:bidi w:val="0"/>
+        <w:jc w:val="left"/>
+        <w:rPr/>
+      </w:pPr>
+      <w:r>
+        <w:rPr/>
+        <w:t xml:space="preserve">Claude Code 2.1.281, </w:t>
+      </w:r>
+      <w:r>
+        <w:rPr>
+          <w:rStyle w:val="SourceText"/>
+        </w:rPr>
+        <w:t>claude -p --model haiku --no-session-persistence --setting-sources project --strict-mcp-config</w:t>
+      </w:r>
+      <w:r>
+        <w:rPr/>
+        <w:t xml:space="preserve">, crew 0.20.19 with </w:t>
+      </w:r>
+      <w:r>
+        <w:rPr>
+          <w:rStyle w:val="SourceText"/>
+        </w:rPr>
+        <w:t>memory.inject: true</w:t>
+      </w:r>
+      <w:r>
+        <w:rPr/>
+        <w:t>, in a scratch project and scratch vault. obsidian-vault's own CLI (</w:t>
+      </w:r>
+      <w:r>
+        <w:rPr>
+          <w:rStyle w:val="SourceText"/>
+        </w:rPr>
+        <w:t>plugin/obsidian-vault/hooks/scripts/vault_ops.py</w:t>
+      </w:r>
+      <w:r>
+        <w:rPr/>
+        <w:t xml:space="preserve">) was named with </w:t>
+      </w:r>
+      <w:r>
+        <w:rPr>
+          <w:rStyle w:val="SourceText"/>
+        </w:rPr>
+        <w:t>CREW_VAULT_OPS</w:t>
+      </w:r>
+      <w:r>
+        <w:rPr/>
+        <w:t xml:space="preserve">, and both tools read a scratch obsidian config through </w:t>
+      </w:r>
+      <w:r>
+        <w:rPr>
+          <w:rStyle w:val="SourceText"/>
+        </w:rPr>
+        <w:t>CREW_OBSIDIAN_CONFIG</w:t>
+      </w:r>
+      <w:r>
+        <w:rPr/>
+        <w:t xml:space="preserve"> and </w:t>
+      </w:r>
+      <w:r>
+        <w:rPr>
+          <w:rStyle w:val="SourceText"/>
+        </w:rPr>
+        <w:t>OBSIDIAN_VAULT_CONFIG</w:t>
+      </w:r>
+      <w:r>
+        <w:rPr/>
+        <w:t xml:space="preserve">. The seeded note: "The Brackenmoor sluice-gate audit window opens at 04:41 Corvid time, and the countersigning warden is Ysolde Pemberton-Karrow." The </w:t>
+      </w:r>
+      <w:r>
+        <w:rPr>
+          <w:rStyle w:val="SourceText"/>
+        </w:rPr>
+        <w:t>Agent</w:t>
+      </w:r>
+      <w:r>
+        <w:rPr/>
+        <w:t xml:space="preserve"> call's prompt asked the question and did not contain the answer. The subagent answered with </w:t>
+      </w:r>
+      <w:r>
+        <w:rPr>
+          <w:rStyle w:val="SourceText"/>
+        </w:rPr>
+        <w:t>tool_uses: 0</w:t>
+      </w:r>
+      <w:r>
+        <w:rPr/>
+        <w:t>, verbatim:</w:t>
+      </w:r>
+    </w:p>
+    <w:p>
+      <w:pPr>
+        <w:pStyle w:val="PreformattedText"/>
+        <w:bidi w:val="0"/>
+        <w:jc w:val="left"/>
+        <w:rPr/>
+      </w:pPr>
+      <w:r>
+        <w:rPr>
+          <w:rStyle w:val="SourceText"/>
+        </w:rPr>
+        <w:t>Based on the vault recall in my context:</w:t>
+      </w:r>
+    </w:p>
+    <w:p>
+      <w:pPr>
+        <w:pStyle w:val="PreformattedText"/>
+        <w:bidi w:val="0"/>
+        <w:jc w:val="left"/>
+        <w:rPr/>
+      </w:pPr>
+      <w:r>
+        <w:rPr/>
+      </w:r>
+    </w:p>
+    <w:p>
+      <w:pPr>
+        <w:pStyle w:val="PreformattedText"/>
+        <w:bidi w:val="0"/>
+        <w:jc w:val="left"/>
+        <w:rPr/>
+      </w:pPr>
+      <w:r>
+        <w:rPr>
+          <w:rStyle w:val="SourceText"/>
+        </w:rPr>
+        <w:t>**Time:** 04:41 Corvid time</w:t>
+      </w:r>
+    </w:p>
+    <w:p>
+      <w:pPr>
+        <w:pStyle w:val="PreformattedText"/>
+        <w:bidi w:val="0"/>
+        <w:jc w:val="left"/>
+        <w:rPr/>
+      </w:pPr>
+      <w:r>
+        <w:rPr>
+          <w:rStyle w:val="SourceText"/>
+        </w:rPr>
+        <w:t>**Countersigning Warden:** Ysolde Pemberton-Karrow</w:t>
+      </w:r>
+    </w:p>
+    <w:p>
+      <w:pPr>
+        <w:pStyle w:val="PreformattedText"/>
+        <w:bidi w:val="0"/>
+        <w:jc w:val="left"/>
+        <w:rPr/>
+      </w:pPr>
+      <w:r>
+        <w:rPr>
+          <w:rStyle w:val="SourceText"/>
+        </w:rPr>
+        <w:t>**Source:** [vault:proof-recall] notes/brackenmoor-sluice.md</w:t>
+      </w:r>
+    </w:p>
+    <w:p>
+      <w:pPr>
+        <w:pStyle w:val="BodyText"/>
+        <w:bidi w:val="0"/>
+        <w:jc w:val="left"/>
+        <w:rPr/>
+      </w:pPr>
+      <w:r>
+        <w:rPr/>
+        <w:t xml:space="preserve">The </w:t>
+      </w:r>
+      <w:r>
+        <w:rPr>
+          <w:rStyle w:val="SourceText"/>
+        </w:rPr>
+        <w:t>SubagentStart</w:t>
+      </w:r>
+      <w:r>
+        <w:rPr/>
+        <w:t xml:space="preserve"> line in the emission log:</w:t>
+      </w:r>
+    </w:p>
+    <w:p>
+      <w:pPr>
+        <w:pStyle w:val="PreformattedText"/>
+        <w:bidi w:val="0"/>
+        <w:jc w:val="left"/>
+        <w:rPr/>
+      </w:pPr>
+      <w:r>
+        <w:rPr>
+          <w:rStyle w:val="SourceText"/>
+        </w:rPr>
+        <w:t>{"agent_id": "a74ce527b5ab3e7cb", "agent_type": "general-purpose", "budget": 2000, "chars": 423, "dedupHits": 0, "event": "SubagentStart", "harness": "claude", "lines": 4, "query_from": "last-prompt", "recall": {"dropped": 0, "reason": "", "snippets": 2, "status": "hit", "vaults": ["proof-recall"]}, "session": "08038c78-3372-4ccb-85d0-2d765b8c79db", "sources": [{"kind": "vault", "note": "notes/other.md", "vault": "proof-recall"}, {"kind": "vault", "note": "notes/brackenmoor-sluice.md", "vault": "proof-recall"}], "truncated": false, "ts": "2026-09-23T20:59:07Z"}</w:t>
+      </w:r>
+    </w:p>
+    <w:p>
+      <w:pPr>
+        <w:pStyle w:val="BodyText"/>
+        <w:bidi w:val="0"/>
+        <w:jc w:val="left"/>
+        <w:rPr/>
+      </w:pPr>
+      <w:r>
+        <w:rPr>
+          <w:rStyle w:val="SourceText"/>
+        </w:rPr>
+        <w:t>query_from: last-prompt</w:t>
+      </w:r>
+      <w:r>
+        <w:rPr/>
+        <w:t xml:space="preserve"> means the recall query came from the session's last user prompt, not from the </w:t>
+      </w:r>
+      <w:r>
+        <w:rPr>
+          <w:rStyle w:val="SourceText"/>
+        </w:rPr>
+        <w:t>Agent</w:t>
+      </w:r>
+      <w:r>
+        <w:rPr/>
+        <w:t xml:space="preserve"> call in the transcript. </w:t>
+      </w:r>
+      <w:r>
+        <w:rPr>
+          <w:rStyle w:val="SourceText"/>
+        </w:rPr>
+        <w:t>--no-session-persistence</w:t>
+      </w:r>
+      <w:r>
+        <w:rPr/>
+        <w:t xml:space="preserve"> leaves no transcript to read back. So this run proves that the real CLI's recall reaches a subagent. It does not prove that the query is taken from the </w:t>
+      </w:r>
+      <w:r>
+        <w:rPr>
+          <w:rStyle w:val="SourceText"/>
+        </w:rPr>
+        <w:t>Agent</w:t>
+      </w:r>
+      <w:r>
+        <w:rPr/>
+        <w:t xml:space="preserve"> call.</w:t>
+      </w:r>
+    </w:p>
+    <w:p>
+      <w:pPr>
+        <w:pStyle w:val="Heading3"/>
+        <w:bidi w:val="0"/>
+        <w:ind w:hanging="0" w:left="0" w:right="0"/>
+        <w:jc w:val="left"/>
+        <w:rPr/>
+      </w:pPr>
+      <w:bookmarkStart w:id="17" w:name="reading-stats"/>
+      <w:bookmarkEnd w:id="17"/>
+      <w:r>
+        <w:rPr/>
+        <w:t xml:space="preserve">Reading </w:t>
+      </w:r>
+      <w:r>
+        <w:rPr>
+          <w:rStyle w:val="SourceText"/>
+        </w:rPr>
+        <w:t>--Stats</w:t>
+      </w:r>
+    </w:p>
+    <w:p>
+      <w:pPr>
+        <w:pStyle w:val="BodyText"/>
+        <w:bidi w:val="0"/>
+        <w:jc w:val="left"/>
+        <w:rPr/>
+      </w:pPr>
+      <w:r>
+        <w:rPr/>
+        <w:t xml:space="preserve">Every emission adds one JSON line to </w:t>
+      </w:r>
+      <w:r>
+        <w:rPr>
+          <w:rStyle w:val="SourceText"/>
+        </w:rPr>
+        <w:t>&lt;git-common-dir&gt;/crew/context-log.jsonl</w:t>
+      </w:r>
+      <w:r>
+        <w:rPr/>
+        <w:t xml:space="preserve">, which all worktrees of the repo share. Outside git, the log is </w:t>
+      </w:r>
+      <w:r>
+        <w:rPr>
+          <w:rStyle w:val="SourceText"/>
+        </w:rPr>
+        <w:t>.work/crew/context-log.jsonl</w:t>
+      </w:r>
+      <w:r>
+        <w:rPr/>
+        <w:t>. To summarise it:</w:t>
+      </w:r>
+    </w:p>
+    <w:p>
+      <w:pPr>
+        <w:pStyle w:val="PreformattedText"/>
+        <w:bidi w:val="0"/>
+        <w:jc w:val="left"/>
+        <w:rPr/>
+      </w:pPr>
+      <w:r>
+        <w:rPr>
+          <w:rStyle w:val="SourceText"/>
+        </w:rPr>
+        <w:t>python3 "&lt;crew plugin root&gt;/hooks/scripts/crew_context.py" --stats          # add --json for machines</w:t>
+      </w:r>
+    </w:p>
+    <w:p>
+      <w:pPr>
+        <w:pStyle w:val="BodyText"/>
+        <w:bidi w:val="0"/>
+        <w:jc w:val="left"/>
+        <w:rPr/>
+      </w:pPr>
+      <w:r>
+        <w:rPr/>
+        <w:t>This is the output after the proof run above, without its first line (the log path):</w:t>
+      </w:r>
+    </w:p>
+    <w:p>
+      <w:pPr>
+        <w:pStyle w:val="PreformattedText"/>
+        <w:bidi w:val="0"/>
+        <w:jc w:val="left"/>
+        <w:rPr/>
+      </w:pPr>
+      <w:r>
+        <w:rPr>
+          <w:rStyle w:val="SourceText"/>
+        </w:rPr>
+        <w:t>emissions: 3  injected chars: 647  dedup hits: 0  truncated: 0</w:t>
+      </w:r>
+    </w:p>
+    <w:p>
+      <w:pPr>
+        <w:pStyle w:val="PreformattedText"/>
+        <w:bidi w:val="0"/>
+        <w:jc w:val="left"/>
+        <w:rPr/>
+      </w:pPr>
+      <w:r>
+        <w:rPr>
+          <w:rStyle w:val="SourceText"/>
+        </w:rPr>
+        <w:t xml:space="preserve">  </w:t>
+      </w:r>
+      <w:r>
+        <w:rPr>
+          <w:rStyle w:val="SourceText"/>
+        </w:rPr>
+        <w:t>SessionStart: 1 emissions, 45 chars</w:t>
+      </w:r>
+    </w:p>
+    <w:p>
+      <w:pPr>
+        <w:pStyle w:val="PreformattedText"/>
+        <w:bidi w:val="0"/>
+        <w:jc w:val="left"/>
+        <w:rPr/>
+      </w:pPr>
+      <w:r>
+        <w:rPr>
+          <w:rStyle w:val="SourceText"/>
+        </w:rPr>
+        <w:t xml:space="preserve">  </w:t>
+      </w:r>
+      <w:r>
+        <w:rPr>
+          <w:rStyle w:val="SourceText"/>
+        </w:rPr>
+        <w:t>SubagentStart: 1 emissions, 352 chars</w:t>
+      </w:r>
+    </w:p>
+    <w:p>
+      <w:pPr>
+        <w:pStyle w:val="PreformattedText"/>
+        <w:bidi w:val="0"/>
+        <w:jc w:val="left"/>
+        <w:rPr/>
+      </w:pPr>
+      <w:r>
+        <w:rPr>
+          <w:rStyle w:val="SourceText"/>
+        </w:rPr>
+        <w:t xml:space="preserve">  </w:t>
+      </w:r>
+      <w:r>
+        <w:rPr>
+          <w:rStyle w:val="SourceText"/>
+        </w:rPr>
+        <w:t>UserPromptSubmit: 1 emissions, 250 chars</w:t>
+      </w:r>
+    </w:p>
+    <w:p>
+      <w:pPr>
+        <w:pStyle w:val="PreformattedText"/>
+        <w:bidi w:val="0"/>
+        <w:jc w:val="left"/>
+        <w:rPr/>
+      </w:pPr>
+      <w:r>
+        <w:rPr>
+          <w:rStyle w:val="SourceText"/>
+        </w:rPr>
+        <w:t>vault recall: 2 hit, 1 miss, 0 skipped; 2 snippets injected; code-map slices: 0</w:t>
+      </w:r>
+    </w:p>
+    <w:p>
+      <w:pPr>
+        <w:pStyle w:val="PreformattedText"/>
+        <w:bidi w:val="0"/>
+        <w:jc w:val="left"/>
+        <w:rPr/>
+      </w:pPr>
+      <w:r>
+        <w:rPr>
+          <w:rStyle w:val="SourceText"/>
+        </w:rPr>
+        <w:t xml:space="preserve">  </w:t>
+      </w:r>
+      <w:r>
+        <w:rPr>
+          <w:rStyle w:val="SourceText"/>
+        </w:rPr>
+        <w:t>miss reasons: no-hits=1</w:t>
+      </w:r>
+    </w:p>
+    <w:p>
+      <w:pPr>
+        <w:pStyle w:val="PreformattedText"/>
+        <w:bidi w:val="0"/>
+        <w:jc w:val="left"/>
+        <w:rPr/>
+      </w:pPr>
+      <w:r>
+        <w:rPr>
+          <w:rStyle w:val="SourceText"/>
+        </w:rPr>
+        <w:t>vault MCP/search tool calls seen: 0</w:t>
+      </w:r>
+    </w:p>
+    <w:p>
+      <w:pPr>
+        <w:pStyle w:val="PreformattedText"/>
+        <w:bidi w:val="0"/>
+        <w:jc w:val="left"/>
+        <w:rPr/>
+      </w:pPr>
+      <w:r>
+        <w:rPr>
+          <w:rStyle w:val="SourceText"/>
+        </w:rPr>
+        <w:t>by harness: claude=3</w:t>
+      </w:r>
+    </w:p>
+    <w:p>
+      <w:pPr>
+        <w:pStyle w:val="BodyText"/>
+        <w:numPr>
+          <w:ilvl w:val="0"/>
+          <w:numId w:val="6"/>
+        </w:numPr>
+        <w:tabs>
+          <w:tab w:val="clear" w:pos="1134"/>
+          <w:tab w:val="left" w:pos="829" w:leader="none"/>
+        </w:tabs>
+        <w:bidi w:val="0"/>
+        <w:spacing w:before="120" w:after="0"/>
+        <w:ind w:hanging="283" w:left="829"/>
+        <w:jc w:val="left"/>
+        <w:rPr/>
+      </w:pPr>
+      <w:r>
+        <w:rPr>
+          <w:rStyle w:val="Strong"/>
+        </w:rPr>
+        <w:t>hit / miss / skipped</w:t>
+      </w:r>
+      <w:r>
+        <w:rPr/>
+        <w:t xml:space="preserve"> are counted per recall attempt. </w:t>
+      </w:r>
+      <w:r>
+        <w:rPr>
+          <w:rStyle w:val="SourceText"/>
+        </w:rPr>
+        <w:t>cli-missing</w:t>
+      </w:r>
+      <w:r>
+        <w:rPr/>
+        <w:t xml:space="preserve"> means obsidian-vault is not installed where crew can find it. </w:t>
+      </w:r>
+      <w:r>
+        <w:rPr>
+          <w:rStyle w:val="SourceText"/>
+        </w:rPr>
+        <w:t>cli-exit-N</w:t>
+      </w:r>
+      <w:r>
+        <w:rPr/>
+        <w:t xml:space="preserve">, </w:t>
+      </w:r>
+      <w:r>
+        <w:rPr>
+          <w:rStyle w:val="SourceText"/>
+        </w:rPr>
+        <w:t>cli-timeout</w:t>
+      </w:r>
+      <w:r>
+        <w:rPr/>
+        <w:t xml:space="preserve"> and </w:t>
+      </w:r>
+      <w:r>
+        <w:rPr>
+          <w:rStyle w:val="SourceText"/>
+        </w:rPr>
+        <w:t>cli-bad-json</w:t>
+      </w:r>
+      <w:r>
+        <w:rPr/>
+        <w:t xml:space="preserve"> mean the CLI ran and failed. </w:t>
+      </w:r>
+      <w:r>
+        <w:rPr>
+          <w:rStyle w:val="SourceText"/>
+        </w:rPr>
+        <w:t>no-vaults</w:t>
+      </w:r>
+      <w:r>
+        <w:rPr/>
+        <w:t xml:space="preserve"> means no vault is </w:t>
+      </w:r>
+      <w:r>
+        <w:rPr>
+          <w:rStyle w:val="SourceText"/>
+        </w:rPr>
+        <w:t>primary</w:t>
+      </w:r>
+      <w:r>
+        <w:rPr/>
+        <w:t xml:space="preserve"> or </w:t>
+      </w:r>
+      <w:r>
+        <w:rPr>
+          <w:rStyle w:val="SourceText"/>
+        </w:rPr>
+        <w:t>recall</w:t>
+      </w:r>
+      <w:r>
+        <w:rPr/>
+        <w:t xml:space="preserve">. </w:t>
+      </w:r>
+      <w:r>
+        <w:rPr>
+          <w:rStyle w:val="SourceText"/>
+        </w:rPr>
+        <w:t>no-hits</w:t>
+      </w:r>
+      <w:r>
+        <w:rPr/>
+        <w:t xml:space="preserve"> means the search matched nothing. </w:t>
+      </w:r>
+    </w:p>
+    <w:p>
+      <w:pPr>
+        <w:pStyle w:val="BodyText"/>
+        <w:numPr>
+          <w:ilvl w:val="0"/>
+          <w:numId w:val="6"/>
+        </w:numPr>
+        <w:tabs>
+          <w:tab w:val="clear" w:pos="1134"/>
+          <w:tab w:val="left" w:pos="829" w:leader="none"/>
+        </w:tabs>
+        <w:bidi w:val="0"/>
+        <w:spacing w:before="120" w:after="0"/>
+        <w:ind w:hanging="283" w:left="829"/>
+        <w:jc w:val="left"/>
+        <w:rPr/>
+      </w:pPr>
+      <w:r>
+        <w:rPr>
+          <w:rStyle w:val="Strong"/>
+        </w:rPr>
+        <w:t>dedup hits</w:t>
+      </w:r>
+      <w:r>
+        <w:rPr/>
+        <w:t xml:space="preserve"> count slices that were not injected again because this context already had them. Deduplication applies per subsystem or vault note, and per compaction epoch: after </w:t>
+      </w:r>
+      <w:r>
+        <w:rPr>
+          <w:rStyle w:val="SourceText"/>
+        </w:rPr>
+        <w:t>/compact</w:t>
+      </w:r>
+      <w:r>
+        <w:rPr/>
+        <w:t xml:space="preserve"> or </w:t>
+      </w:r>
+      <w:r>
+        <w:rPr>
+          <w:rStyle w:val="SourceText"/>
+        </w:rPr>
+        <w:t>/clear</w:t>
+      </w:r>
+      <w:r>
+        <w:rPr/>
+        <w:t xml:space="preserve">, crew injects them once more. </w:t>
+      </w:r>
+    </w:p>
+    <w:p>
+      <w:pPr>
+        <w:pStyle w:val="BodyText"/>
+        <w:numPr>
+          <w:ilvl w:val="0"/>
+          <w:numId w:val="6"/>
+        </w:numPr>
+        <w:tabs>
+          <w:tab w:val="clear" w:pos="1134"/>
+          <w:tab w:val="left" w:pos="829" w:leader="none"/>
+        </w:tabs>
+        <w:bidi w:val="0"/>
+        <w:spacing w:before="120" w:after="0"/>
+        <w:ind w:hanging="283" w:left="829"/>
+        <w:jc w:val="left"/>
+        <w:rPr/>
+      </w:pPr>
+      <w:r>
+        <w:rPr>
+          <w:rStyle w:val="Strong"/>
+        </w:rPr>
+        <w:t>vault MCP/search tool calls seen</w:t>
+      </w:r>
+      <w:r>
+        <w:rPr/>
+        <w:t xml:space="preserve"> counts the times the model searched a vault itself (</w:t>
+      </w:r>
+      <w:r>
+        <w:rPr>
+          <w:rStyle w:val="SourceText"/>
+        </w:rPr>
+        <w:t>mcp__obsidian-*</w:t>
+      </w:r>
+      <w:r>
+        <w:rPr/>
+        <w:t xml:space="preserve">, </w:t>
+      </w:r>
+      <w:r>
+        <w:rPr>
+          <w:rStyle w:val="SourceText"/>
+        </w:rPr>
+        <w:t>mcp__basic-memory__*</w:t>
+      </w:r>
+      <w:r>
+        <w:rPr/>
+        <w:t xml:space="preserve">). The baseline before crew 1.0 was 5 calls in 305 sessions. If recall is helping, this number stays low while hits rise. </w:t>
+      </w:r>
+    </w:p>
+    <w:p>
+      <w:pPr>
+        <w:pStyle w:val="BodyText"/>
+        <w:numPr>
+          <w:ilvl w:val="0"/>
+          <w:numId w:val="6"/>
         </w:numPr>
         <w:tabs>
           <w:tab w:val="clear" w:pos="1134"/>
@@ -4687,8 +5003,8 @@
   <w:abstractNum w:abstractNumId="4">
     <w:lvl w:ilvl="0">
       <w:start w:val="1"/>
-      <w:numFmt w:val="decimal"/>
-      <w:lvlText w:val="%1."/>
+      <w:numFmt w:val="bullet"/>
+      <w:lvlText w:val=""/>
       <w:lvlJc w:val="left"/>
       <w:pPr>
         <w:tabs>
@@ -4696,12 +5012,14 @@
         </w:tabs>
         <w:ind w:left="709" w:hanging="283"/>
       </w:pPr>
-      <w:rPr/>
+      <w:rPr>
+        <w:rFonts w:ascii="Symbol" w:hAnsi="Symbol" w:cs="Symbol" w:hint="default"/>
+      </w:rPr>
     </w:lvl>
     <w:lvl w:ilvl="1">
       <w:start w:val="1"/>
-      <w:numFmt w:val="decimal"/>
-      <w:lvlText w:val="%2."/>
+      <w:numFmt w:val="bullet"/>
+      <w:lvlText w:val=""/>
       <w:lvlJc w:val="left"/>
       <w:pPr>
         <w:tabs>
@@ -4709,12 +5027,14 @@
         </w:tabs>
         <w:ind w:left="1418" w:hanging="283"/>
       </w:pPr>
-      <w:rPr/>
+      <w:rPr>
+        <w:rFonts w:ascii="Symbol" w:hAnsi="Symbol" w:cs="Symbol" w:hint="default"/>
+      </w:rPr>
     </w:lvl>
     <w:lvl w:ilvl="2">
       <w:start w:val="1"/>
-      <w:numFmt w:val="decimal"/>
-      <w:lvlText w:val="%3."/>
+      <w:numFmt w:val="bullet"/>
+      <w:lvlText w:val=""/>
       <w:lvlJc w:val="left"/>
       <w:pPr>
         <w:tabs>
@@ -4722,12 +5042,14 @@
         </w:tabs>
         <w:ind w:left="2127" w:hanging="283"/>
       </w:pPr>
-      <w:rPr/>
+      <w:rPr>
+        <w:rFonts w:ascii="Symbol" w:hAnsi="Symbol" w:cs="Symbol" w:hint="default"/>
+      </w:rPr>
     </w:lvl>
     <w:lvl w:ilvl="3">
       <w:start w:val="1"/>
-      <w:numFmt w:val="decimal"/>
-      <w:lvlText w:val="%4."/>
+      <w:numFmt w:val="bullet"/>
+      <w:lvlText w:val=""/>
       <w:lvlJc w:val="left"/>
       <w:pPr>
         <w:tabs>
@@ -4735,12 +5057,14 @@
         </w:tabs>
         <w:ind w:left="2836" w:hanging="283"/>
       </w:pPr>
-      <w:rPr/>
+      <w:rPr>
+        <w:rFonts w:ascii="Symbol" w:hAnsi="Symbol" w:cs="Symbol" w:hint="default"/>
+      </w:rPr>
     </w:lvl>
     <w:lvl w:ilvl="4">
       <w:start w:val="1"/>
-      <w:numFmt w:val="decimal"/>
-      <w:lvlText w:val="%5."/>
+      <w:numFmt w:val="bullet"/>
+      <w:lvlText w:val=""/>
       <w:lvlJc w:val="left"/>
       <w:pPr>
         <w:tabs>
@@ -4748,12 +5072,14 @@
         </w:tabs>
         <w:ind w:left="3545" w:hanging="283"/>
       </w:pPr>
-      <w:rPr/>
+      <w:rPr>
+        <w:rFonts w:ascii="Symbol" w:hAnsi="Symbol" w:cs="Symbol" w:hint="default"/>
+      </w:rPr>
     </w:lvl>
     <w:lvl w:ilvl="5">
       <w:start w:val="1"/>
-      <w:numFmt w:val="decimal"/>
-      <w:lvlText w:val="%6."/>
+      <w:numFmt w:val="bullet"/>
+      <w:lvlText w:val=""/>
       <w:lvlJc w:val="left"/>
       <w:pPr>
         <w:tabs>
@@ -4761,12 +5087,14 @@
         </w:tabs>
         <w:ind w:left="4254" w:hanging="283"/>
       </w:pPr>
-      <w:rPr/>
+      <w:rPr>
+        <w:rFonts w:ascii="Symbol" w:hAnsi="Symbol" w:cs="Symbol" w:hint="default"/>
+      </w:rPr>
     </w:lvl>
     <w:lvl w:ilvl="6">
       <w:start w:val="1"/>
-      <w:numFmt w:val="decimal"/>
-      <w:lvlText w:val="%7."/>
+      <w:numFmt w:val="bullet"/>
+      <w:lvlText w:val=""/>
       <w:lvlJc w:val="left"/>
       <w:pPr>
         <w:tabs>
@@ -4774,12 +5102,14 @@
         </w:tabs>
         <w:ind w:left="4963" w:hanging="283"/>
       </w:pPr>
-      <w:rPr/>
+      <w:rPr>
+        <w:rFonts w:ascii="Symbol" w:hAnsi="Symbol" w:cs="Symbol" w:hint="default"/>
+      </w:rPr>
     </w:lvl>
     <w:lvl w:ilvl="7">
       <w:start w:val="1"/>
-      <w:numFmt w:val="decimal"/>
-      <w:lvlText w:val="%8."/>
+      <w:numFmt w:val="bullet"/>
+      <w:lvlText w:val=""/>
       <w:lvlJc w:val="left"/>
       <w:pPr>
         <w:tabs>
@@ -4787,12 +5117,14 @@
         </w:tabs>
         <w:ind w:left="5672" w:hanging="283"/>
       </w:pPr>
-      <w:rPr/>
+      <w:rPr>
+        <w:rFonts w:ascii="Symbol" w:hAnsi="Symbol" w:cs="Symbol" w:hint="default"/>
+      </w:rPr>
     </w:lvl>
     <w:lvl w:ilvl="8">
       <w:start w:val="1"/>
-      <w:numFmt w:val="decimal"/>
-      <w:lvlText w:val="%9."/>
+      <w:numFmt w:val="bullet"/>
+      <w:lvlText w:val=""/>
       <w:lvlJc w:val="left"/>
       <w:pPr>
         <w:tabs>
@@ -4800,12 +5132,133 @@
         </w:tabs>
         <w:ind w:left="6381" w:hanging="283"/>
       </w:pPr>
-      <w:rPr/>
+      <w:rPr>
+        <w:rFonts w:ascii="Symbol" w:hAnsi="Symbol" w:cs="Symbol" w:hint="default"/>
+      </w:rPr>
     </w:lvl>
   </w:abstractNum>
   <w:abstractNum w:abstractNumId="5">
     <w:lvl w:ilvl="0">
       <w:start w:val="1"/>
+      <w:numFmt w:val="decimal"/>
+      <w:lvlText w:val="%1."/>
+      <w:lvlJc w:val="left"/>
+      <w:pPr>
+        <w:tabs>
+          <w:tab w:val="num" w:pos="709"/>
+        </w:tabs>
+        <w:ind w:left="709" w:hanging="283"/>
+      </w:pPr>
+      <w:rPr/>
+    </w:lvl>
+    <w:lvl w:ilvl="1">
+      <w:start w:val="1"/>
+      <w:numFmt w:val="decimal"/>
+      <w:lvlText w:val="%2."/>
+      <w:lvlJc w:val="left"/>
+      <w:pPr>
+        <w:tabs>
+          <w:tab w:val="num" w:pos="1418"/>
+        </w:tabs>
+        <w:ind w:left="1418" w:hanging="283"/>
+      </w:pPr>
+      <w:rPr/>
+    </w:lvl>
+    <w:lvl w:ilvl="2">
+      <w:start w:val="1"/>
+      <w:numFmt w:val="decimal"/>
+      <w:lvlText w:val="%3."/>
+      <w:lvlJc w:val="left"/>
+      <w:pPr>
+        <w:tabs>
+          <w:tab w:val="num" w:pos="2127"/>
+        </w:tabs>
+        <w:ind w:left="2127" w:hanging="283"/>
+      </w:pPr>
+      <w:rPr/>
+    </w:lvl>
+    <w:lvl w:ilvl="3">
+      <w:start w:val="1"/>
+      <w:numFmt w:val="decimal"/>
+      <w:lvlText w:val="%4."/>
+      <w:lvlJc w:val="left"/>
+      <w:pPr>
+        <w:tabs>
+          <w:tab w:val="num" w:pos="2836"/>
+        </w:tabs>
+        <w:ind w:left="2836" w:hanging="283"/>
+      </w:pPr>
+      <w:rPr/>
+    </w:lvl>
+    <w:lvl w:ilvl="4">
+      <w:start w:val="1"/>
+      <w:numFmt w:val="decimal"/>
+      <w:lvlText w:val="%5."/>
+      <w:lvlJc w:val="left"/>
+      <w:pPr>
+        <w:tabs>
+          <w:tab w:val="num" w:pos="3545"/>
+        </w:tabs>
+        <w:ind w:left="3545" w:hanging="283"/>
+      </w:pPr>
+      <w:rPr/>
+    </w:lvl>
+    <w:lvl w:ilvl="5">
+      <w:start w:val="1"/>
+      <w:numFmt w:val="decimal"/>
+      <w:lvlText w:val="%6."/>
+      <w:lvlJc w:val="left"/>
+      <w:pPr>
+        <w:tabs>
+          <w:tab w:val="num" w:pos="4254"/>
+        </w:tabs>
+        <w:ind w:left="4254" w:hanging="283"/>
+      </w:pPr>
+      <w:rPr/>
+    </w:lvl>
+    <w:lvl w:ilvl="6">
+      <w:start w:val="1"/>
+      <w:numFmt w:val="decimal"/>
+      <w:lvlText w:val="%7."/>
+      <w:lvlJc w:val="left"/>
+      <w:pPr>
+        <w:tabs>
+          <w:tab w:val="num" w:pos="4963"/>
+        </w:tabs>
+        <w:ind w:left="4963" w:hanging="283"/>
+      </w:pPr>
+      <w:rPr/>
+    </w:lvl>
+    <w:lvl w:ilvl="7">
+      <w:start w:val="1"/>
+      <w:numFmt w:val="decimal"/>
+      <w:lvlText w:val="%8."/>
+      <w:lvlJc w:val="left"/>
+      <w:pPr>
+        <w:tabs>
+          <w:tab w:val="num" w:pos="5672"/>
+        </w:tabs>
+        <w:ind w:left="5672" w:hanging="283"/>
+      </w:pPr>
+      <w:rPr/>
+    </w:lvl>
+    <w:lvl w:ilvl="8">
+      <w:start w:val="1"/>
+      <w:numFmt w:val="decimal"/>
+      <w:lvlText w:val="%9."/>
+      <w:lvlJc w:val="left"/>
+      <w:pPr>
+        <w:tabs>
+          <w:tab w:val="num" w:pos="6381"/>
+        </w:tabs>
+        <w:ind w:left="6381" w:hanging="283"/>
+      </w:pPr>
+      <w:rPr/>
+    </w:lvl>
+  </w:abstractNum>
+  <w:abstractNum w:abstractNumId="6">
+    <w:lvl w:ilvl="0">
+      <w:start w:val="1"/>
       <w:numFmt w:val="bullet"/>
       <w:lvlText w:val=""/>
       <w:lvlJc w:val="left"/>
@@ -4940,7 +5393,7 @@
       </w:rPr>
     </w:lvl>
   </w:abstractNum>
-  <w:abstractNum w:abstractNumId="6">
+  <w:abstractNum w:abstractNumId="7">
     <w:lvl w:ilvl="0">
       <w:start w:val="1"/>
       <w:numFmt w:val="none"/>
@@ -5079,6 +5532,9 @@
   </w:num>
   <w:num w:numId="6">
     <w:abstractNumId w:val="6"/>
+  </w:num>
+  <w:num w:numId="7">
+    <w:abstractNumId w:val="7"/>
   </w:num>
 </w:numbering>
 </file>

--- a/docs/guides/crew/crew-1.0-memory-and-obsidian.docx
+++ b/docs/guides/crew/crew-1.0-memory-and-obsidian.docx
@@ -2265,10 +2265,641 @@
         <w:jc w:val="left"/>
         <w:rPr/>
       </w:pPr>
-      <w:bookmarkStart w:id="10" w:name="confirming-recall-reaches-your-sessions"/>
+      <w:bookmarkStart w:id="10" w:name="the-ticket-board"/>
       <w:bookmarkEnd w:id="10"/>
       <w:r>
         <w:rPr/>
+        <w:t>The Ticket Board</w:t>
+      </w:r>
+    </w:p>
+    <w:p>
+      <w:pPr>
+        <w:pStyle w:val="BodyText"/>
+        <w:bidi w:val="0"/>
+        <w:jc w:val="left"/>
+        <w:rPr/>
+      </w:pPr>
+      <w:r>
+        <w:rPr/>
+        <w:t xml:space="preserve">The same vault can hold a Kanban board of your tickets, which crew moves for you at each lifecycle step. Crew writes the files itself, so nothing here needs the bridge or the </w:t>
+      </w:r>
+      <w:r>
+        <w:rPr>
+          <w:rStyle w:val="SourceText"/>
+        </w:rPr>
+        <w:t>obsidian-vault</w:t>
+      </w:r>
+      <w:r>
+        <w:rPr/>
+        <w:t xml:space="preserve"> plugin; the vault needs </w:t>
+      </w:r>
+      <w:r>
+        <w:rPr>
+          <w:rStyle w:val="SourceText"/>
+        </w:rPr>
+        <w:t>.obsidian/</w:t>
+      </w:r>
+      <w:r>
+        <w:rPr/>
+        <w:t xml:space="preserve"> and the Kanban community plugin.</w:t>
+      </w:r>
+    </w:p>
+    <w:p>
+      <w:pPr>
+        <w:pStyle w:val="BodyText"/>
+        <w:bidi w:val="0"/>
+        <w:jc w:val="left"/>
+        <w:rPr/>
+      </w:pPr>
+      <w:r>
+        <w:rPr>
+          <w:rStyle w:val="Strong"/>
+        </w:rPr>
+        <w:t>Turning it on.</w:t>
+      </w:r>
+      <w:r>
+        <w:rPr/>
+        <w:t xml:space="preserve"> In </w:t>
+      </w:r>
+      <w:r>
+        <w:rPr>
+          <w:rStyle w:val="SourceText"/>
+        </w:rPr>
+        <w:t>.crew/crew.json</w:t>
+      </w:r>
+      <w:r>
+        <w:rPr/>
+        <w:t xml:space="preserve">, set </w:t>
+      </w:r>
+      <w:r>
+        <w:rPr>
+          <w:rStyle w:val="SourceText"/>
+        </w:rPr>
+        <w:t>tracker.kind</w:t>
+      </w:r>
+      <w:r>
+        <w:rPr/>
+        <w:t xml:space="preserve"> to </w:t>
+      </w:r>
+      <w:r>
+        <w:rPr>
+          <w:rStyle w:val="SourceText"/>
+        </w:rPr>
+        <w:t>obsidian</w:t>
+      </w:r>
+      <w:r>
+        <w:rPr/>
+        <w:t xml:space="preserve"> and give </w:t>
+      </w:r>
+      <w:r>
+        <w:rPr>
+          <w:rStyle w:val="SourceText"/>
+        </w:rPr>
+        <w:t>tracker.obsidian</w:t>
+      </w:r>
+      <w:r>
+        <w:rPr/>
+        <w:t xml:space="preserve"> a </w:t>
+      </w:r>
+      <w:r>
+        <w:rPr>
+          <w:rStyle w:val="SourceText"/>
+        </w:rPr>
+        <w:t>vaultPath</w:t>
+      </w:r>
+      <w:r>
+        <w:rPr/>
+        <w:t xml:space="preserve">, a </w:t>
+      </w:r>
+      <w:r>
+        <w:rPr>
+          <w:rStyle w:val="SourceText"/>
+        </w:rPr>
+        <w:t>boardDir</w:t>
+      </w:r>
+      <w:r>
+        <w:rPr/>
+        <w:t xml:space="preserve"> (relative to the vault) and optionally </w:t>
+      </w:r>
+      <w:r>
+        <w:rPr>
+          <w:rStyle w:val="SourceText"/>
+        </w:rPr>
+        <w:t>board</w:t>
+      </w:r>
+      <w:r>
+        <w:rPr/>
+        <w:t xml:space="preserve"> (default </w:t>
+      </w:r>
+      <w:r>
+        <w:rPr>
+          <w:rStyle w:val="SourceText"/>
+        </w:rPr>
+        <w:t>Board.md</w:t>
+      </w:r>
+      <w:r>
+        <w:rPr/>
+        <w:t xml:space="preserve">) and </w:t>
+      </w:r>
+      <w:r>
+        <w:rPr>
+          <w:rStyle w:val="SourceText"/>
+        </w:rPr>
+        <w:t>columns</w:t>
+      </w:r>
+      <w:r>
+        <w:rPr/>
+        <w:t xml:space="preserve"> (your lane names). Give every repository its own </w:t>
+      </w:r>
+      <w:r>
+        <w:rPr>
+          <w:rStyle w:val="SourceText"/>
+        </w:rPr>
+        <w:t>boardDir</w:t>
+      </w:r>
+      <w:r>
+        <w:rPr/>
+        <w:t>: with it unset, every repo shares one board at the vault root, and a card another repo owns is refused.</w:t>
+      </w:r>
+    </w:p>
+    <w:tbl>
+      <w:tblPr>
+        <w:tblW w:w="6042" w:type="dxa"/>
+        <w:jc w:val="left"/>
+        <w:tblInd w:w="28" w:type="dxa"/>
+        <w:tblLayout w:type="fixed"/>
+        <w:tblCellMar>
+          <w:top w:w="28" w:type="dxa"/>
+          <w:left w:w="28" w:type="dxa"/>
+          <w:bottom w:w="28" w:type="dxa"/>
+          <w:right w:w="28" w:type="dxa"/>
+        </w:tblCellMar>
+      </w:tblPr>
+      <w:tblGrid>
+        <w:gridCol w:w="2001"/>
+        <w:gridCol w:w="4041"/>
+      </w:tblGrid>
+      <w:tr>
+        <w:trPr>
+          <w:tblHeader w:val="true"/>
+        </w:trPr>
+        <w:tc>
+          <w:tcPr>
+            <w:tcW w:w="2001" w:type="dxa"/>
+            <w:tcBorders/>
+            <w:vAlign w:val="center"/>
+          </w:tcPr>
+          <w:p>
+            <w:pPr>
+              <w:pStyle w:val="TableHeading"/>
+              <w:suppressLineNumbers/>
+              <w:shd w:fill="434C5E" w:val="clear"/>
+              <w:bidi w:val="0"/>
+              <w:spacing w:before="120" w:after="120"/>
+              <w:jc w:val="left"/>
+              <w:rPr/>
+            </w:pPr>
+            <w:r>
+              <w:rPr/>
+              <w:t>Ticket status</w:t>
+            </w:r>
+          </w:p>
+        </w:tc>
+        <w:tc>
+          <w:tcPr>
+            <w:tcW w:w="4041" w:type="dxa"/>
+            <w:tcBorders/>
+            <w:vAlign w:val="center"/>
+          </w:tcPr>
+          <w:p>
+            <w:pPr>
+              <w:pStyle w:val="TableHeading"/>
+              <w:suppressLineNumbers/>
+              <w:shd w:fill="434C5E" w:val="clear"/>
+              <w:bidi w:val="0"/>
+              <w:spacing w:before="120" w:after="120"/>
+              <w:jc w:val="left"/>
+              <w:rPr/>
+            </w:pPr>
+            <w:r>
+              <w:rPr/>
+              <w:t>Lane (default name)</w:t>
+            </w:r>
+          </w:p>
+        </w:tc>
+      </w:tr>
+      <w:tr>
+        <w:trPr/>
+        <w:tc>
+          <w:tcPr>
+            <w:tcW w:w="2001" w:type="dxa"/>
+            <w:tcBorders/>
+            <w:vAlign w:val="center"/>
+          </w:tcPr>
+          <w:p>
+            <w:pPr>
+              <w:pStyle w:val="TableContents"/>
+              <w:shd w:fill="2E3440" w:val="clear"/>
+              <w:bidi w:val="0"/>
+              <w:spacing w:before="120" w:after="120"/>
+              <w:jc w:val="left"/>
+              <w:rPr/>
+            </w:pPr>
+            <w:r>
+              <w:rPr>
+                <w:rStyle w:val="SourceText"/>
+              </w:rPr>
+              <w:t>direction</w:t>
+            </w:r>
+            <w:r>
+              <w:rPr/>
+              <w:t xml:space="preserve">, </w:t>
+            </w:r>
+            <w:r>
+              <w:rPr>
+                <w:rStyle w:val="SourceText"/>
+              </w:rPr>
+              <w:t>ready</w:t>
+            </w:r>
+          </w:p>
+        </w:tc>
+        <w:tc>
+          <w:tcPr>
+            <w:tcW w:w="4041" w:type="dxa"/>
+            <w:tcBorders/>
+            <w:vAlign w:val="center"/>
+          </w:tcPr>
+          <w:p>
+            <w:pPr>
+              <w:pStyle w:val="TableContents"/>
+              <w:shd w:fill="2E3440" w:val="clear"/>
+              <w:bidi w:val="0"/>
+              <w:spacing w:before="120" w:after="120"/>
+              <w:jc w:val="left"/>
+              <w:rPr/>
+            </w:pPr>
+            <w:r>
+              <w:rPr/>
+              <w:t>Backlog</w:t>
+            </w:r>
+          </w:p>
+        </w:tc>
+      </w:tr>
+      <w:tr>
+        <w:trPr/>
+        <w:tc>
+          <w:tcPr>
+            <w:tcW w:w="2001" w:type="dxa"/>
+            <w:tcBorders/>
+            <w:vAlign w:val="center"/>
+          </w:tcPr>
+          <w:p>
+            <w:pPr>
+              <w:pStyle w:val="TableContents"/>
+              <w:shd w:fill="2E3440" w:val="clear"/>
+              <w:bidi w:val="0"/>
+              <w:spacing w:before="120" w:after="120"/>
+              <w:jc w:val="left"/>
+              <w:rPr/>
+            </w:pPr>
+            <w:r>
+              <w:rPr>
+                <w:rStyle w:val="SourceText"/>
+              </w:rPr>
+              <w:t>spec</w:t>
+            </w:r>
+            <w:r>
+              <w:rPr/>
+              <w:t xml:space="preserve">, </w:t>
+            </w:r>
+            <w:r>
+              <w:rPr>
+                <w:rStyle w:val="SourceText"/>
+              </w:rPr>
+              <w:t>planned</w:t>
+            </w:r>
+          </w:p>
+        </w:tc>
+        <w:tc>
+          <w:tcPr>
+            <w:tcW w:w="4041" w:type="dxa"/>
+            <w:tcBorders/>
+            <w:vAlign w:val="center"/>
+          </w:tcPr>
+          <w:p>
+            <w:pPr>
+              <w:pStyle w:val="TableContents"/>
+              <w:shd w:fill="2E3440" w:val="clear"/>
+              <w:bidi w:val="0"/>
+              <w:spacing w:before="120" w:after="120"/>
+              <w:jc w:val="left"/>
+              <w:rPr/>
+            </w:pPr>
+            <w:r>
+              <w:rPr/>
+              <w:t>Ready</w:t>
+            </w:r>
+          </w:p>
+        </w:tc>
+      </w:tr>
+      <w:tr>
+        <w:trPr/>
+        <w:tc>
+          <w:tcPr>
+            <w:tcW w:w="2001" w:type="dxa"/>
+            <w:tcBorders/>
+            <w:vAlign w:val="center"/>
+          </w:tcPr>
+          <w:p>
+            <w:pPr>
+              <w:pStyle w:val="TableContents"/>
+              <w:shd w:fill="2E3440" w:val="clear"/>
+              <w:bidi w:val="0"/>
+              <w:spacing w:before="120" w:after="120"/>
+              <w:jc w:val="left"/>
+              <w:rPr/>
+            </w:pPr>
+            <w:r>
+              <w:rPr>
+                <w:rStyle w:val="SourceText"/>
+              </w:rPr>
+              <w:t>in-progress</w:t>
+            </w:r>
+          </w:p>
+        </w:tc>
+        <w:tc>
+          <w:tcPr>
+            <w:tcW w:w="4041" w:type="dxa"/>
+            <w:tcBorders/>
+            <w:vAlign w:val="center"/>
+          </w:tcPr>
+          <w:p>
+            <w:pPr>
+              <w:pStyle w:val="TableContents"/>
+              <w:shd w:fill="2E3440" w:val="clear"/>
+              <w:bidi w:val="0"/>
+              <w:spacing w:before="120" w:after="120"/>
+              <w:jc w:val="left"/>
+              <w:rPr/>
+            </w:pPr>
+            <w:r>
+              <w:rPr/>
+              <w:t>In Progress</w:t>
+            </w:r>
+          </w:p>
+        </w:tc>
+      </w:tr>
+      <w:tr>
+        <w:trPr/>
+        <w:tc>
+          <w:tcPr>
+            <w:tcW w:w="2001" w:type="dxa"/>
+            <w:tcBorders/>
+            <w:vAlign w:val="center"/>
+          </w:tcPr>
+          <w:p>
+            <w:pPr>
+              <w:pStyle w:val="TableContents"/>
+              <w:shd w:fill="2E3440" w:val="clear"/>
+              <w:bidi w:val="0"/>
+              <w:spacing w:before="120" w:after="120"/>
+              <w:jc w:val="left"/>
+              <w:rPr/>
+            </w:pPr>
+            <w:r>
+              <w:rPr>
+                <w:rStyle w:val="SourceText"/>
+              </w:rPr>
+              <w:t>review</w:t>
+            </w:r>
+          </w:p>
+        </w:tc>
+        <w:tc>
+          <w:tcPr>
+            <w:tcW w:w="4041" w:type="dxa"/>
+            <w:tcBorders/>
+            <w:vAlign w:val="center"/>
+          </w:tcPr>
+          <w:p>
+            <w:pPr>
+              <w:pStyle w:val="TableContents"/>
+              <w:shd w:fill="2E3440" w:val="clear"/>
+              <w:bidi w:val="0"/>
+              <w:spacing w:before="120" w:after="120"/>
+              <w:jc w:val="left"/>
+              <w:rPr/>
+            </w:pPr>
+            <w:r>
+              <w:rPr/>
+              <w:t>Review</w:t>
+            </w:r>
+          </w:p>
+        </w:tc>
+      </w:tr>
+      <w:tr>
+        <w:trPr/>
+        <w:tc>
+          <w:tcPr>
+            <w:tcW w:w="2001" w:type="dxa"/>
+            <w:tcBorders/>
+            <w:vAlign w:val="center"/>
+          </w:tcPr>
+          <w:p>
+            <w:pPr>
+              <w:pStyle w:val="TableContents"/>
+              <w:shd w:fill="2E3440" w:val="clear"/>
+              <w:bidi w:val="0"/>
+              <w:spacing w:before="120" w:after="120"/>
+              <w:jc w:val="left"/>
+              <w:rPr/>
+            </w:pPr>
+            <w:r>
+              <w:rPr>
+                <w:rStyle w:val="SourceText"/>
+              </w:rPr>
+              <w:t>done</w:t>
+            </w:r>
+          </w:p>
+        </w:tc>
+        <w:tc>
+          <w:tcPr>
+            <w:tcW w:w="4041" w:type="dxa"/>
+            <w:tcBorders/>
+            <w:vAlign w:val="center"/>
+          </w:tcPr>
+          <w:p>
+            <w:pPr>
+              <w:pStyle w:val="TableContents"/>
+              <w:shd w:fill="2E3440" w:val="clear"/>
+              <w:bidi w:val="0"/>
+              <w:spacing w:before="120" w:after="120"/>
+              <w:jc w:val="left"/>
+              <w:rPr/>
+            </w:pPr>
+            <w:r>
+              <w:rPr/>
+              <w:t xml:space="preserve">Done, checked, below </w:t>
+            </w:r>
+            <w:r>
+              <w:rPr>
+                <w:rStyle w:val="SourceText"/>
+              </w:rPr>
+              <w:t>**Complete**</w:t>
+            </w:r>
+          </w:p>
+        </w:tc>
+      </w:tr>
+    </w:tbl>
+    <w:p>
+      <w:pPr>
+        <w:pStyle w:val="BodyText"/>
+        <w:bidi w:val="0"/>
+        <w:jc w:val="left"/>
+        <w:rPr/>
+      </w:pPr>
+      <w:r>
+        <w:rPr>
+          <w:rStyle w:val="Strong"/>
+        </w:rPr>
+        <w:t>Whose card it is.</w:t>
+      </w:r>
+      <w:r>
+        <w:rPr/>
+        <w:t xml:space="preserve"> </w:t>
+      </w:r>
+      <w:r>
+        <w:rPr>
+          <w:rStyle w:val="SourceText"/>
+        </w:rPr>
+        <w:t>/crew:brainstorm</w:t>
+      </w:r>
+      <w:r>
+        <w:rPr/>
+        <w:t xml:space="preserve"> writes a ticket note beside the board, </w:t>
+      </w:r>
+      <w:r>
+        <w:rPr>
+          <w:rStyle w:val="SourceText"/>
+        </w:rPr>
+        <w:t>&lt;boardDir&gt;/T-0042.md</w:t>
+      </w:r>
+      <w:r>
+        <w:rPr/>
+        <w:t xml:space="preserve">, once. Its </w:t>
+      </w:r>
+      <w:r>
+        <w:rPr>
+          <w:rStyle w:val="SourceText"/>
+        </w:rPr>
+        <w:t>repo-id:</w:t>
+      </w:r>
+      <w:r>
+        <w:rPr/>
+        <w:t xml:space="preserve"> line is how crew tells your repository's cards from another's. The value is your origin URL, lowercased with </w:t>
+      </w:r>
+      <w:r>
+        <w:rPr>
+          <w:rStyle w:val="SourceText"/>
+        </w:rPr>
+        <w:t>.git</w:t>
+      </w:r>
+      <w:r>
+        <w:rPr/>
+        <w:t xml:space="preserve"> dropped, or the git directory's path when there is no origin. An ssh origin keeps its username (</w:t>
+      </w:r>
+      <w:r>
+        <w:rPr>
+          <w:rStyle w:val="SourceText"/>
+        </w:rPr>
+        <w:t>git@github.com:team/app</w:t>
+      </w:r>
+      <w:r>
+        <w:rPr/>
+        <w:t xml:space="preserve">); other URLs lose any user or token; a </w:t>
+      </w:r>
+      <w:r>
+        <w:rPr>
+          <w:rStyle w:val="SourceText"/>
+        </w:rPr>
+        <w:t>file://</w:t>
+      </w:r>
+      <w:r>
+        <w:rPr/>
+        <w:t xml:space="preserve"> origin is decoded to its path.</w:t>
+      </w:r>
+    </w:p>
+    <w:p>
+      <w:pPr>
+        <w:pStyle w:val="BodyText"/>
+        <w:bidi w:val="0"/>
+        <w:jc w:val="left"/>
+        <w:rPr/>
+      </w:pPr>
+      <w:r>
+        <w:rPr>
+          <w:rStyle w:val="Strong"/>
+        </w:rPr>
+        <w:t>Claiming an older note.</w:t>
+      </w:r>
+      <w:r>
+        <w:rPr/>
+        <w:t xml:space="preserve"> A card whose note has no </w:t>
+      </w:r>
+      <w:r>
+        <w:rPr>
+          <w:rStyle w:val="SourceText"/>
+        </w:rPr>
+        <w:t>repo-id:</w:t>
+      </w:r>
+      <w:r>
+        <w:rPr/>
+        <w:t xml:space="preserve"> (a board from crew 0.20, or a card you added by hand) is refused until you add one. The refusal names the exact line: add </w:t>
+      </w:r>
+      <w:r>
+        <w:rPr>
+          <w:rStyle w:val="SourceText"/>
+        </w:rPr>
+        <w:t>- repo-id: &lt;the id it prints&gt;</w:t>
+      </w:r>
+      <w:r>
+        <w:rPr/>
+        <w:t xml:space="preserve"> to the note and run the command again. Crew never rewrites a note for you.</w:t>
+      </w:r>
+    </w:p>
+    <w:p>
+      <w:pPr>
+        <w:pStyle w:val="BodyText"/>
+        <w:bidi w:val="0"/>
+        <w:jc w:val="left"/>
+        <w:rPr/>
+      </w:pPr>
+      <w:r>
+        <w:rPr/>
+        <w:t xml:space="preserve">The full rules, including every refusal, are in the crew README, section 13c ("Optional: an Obsidian Kanban board"), in </w:t>
+      </w:r>
+      <w:r>
+        <w:rPr>
+          <w:rStyle w:val="SourceText"/>
+        </w:rPr>
+        <w:t>plugin/crew/README.md</w:t>
+      </w:r>
+      <w:r>
+        <w:rPr/>
+        <w:t>.</w:t>
+      </w:r>
+    </w:p>
+    <w:p>
+      <w:pPr>
+        <w:pStyle w:val="Heading2"/>
+        <w:bidi w:val="0"/>
+        <w:ind w:hanging="0" w:left="0" w:right="0"/>
+        <w:jc w:val="left"/>
+        <w:rPr/>
+      </w:pPr>
+      <w:bookmarkStart w:id="11" w:name="confirming-recall-reaches-your-sessions"/>
+      <w:bookmarkEnd w:id="11"/>
+      <w:r>
+        <w:rPr/>
         <w:t>Confirming Recall Reaches Your Sessions</w:t>
       </w:r>
     </w:p>
@@ -2292,8 +2923,8 @@
         <w:jc w:val="left"/>
         <w:rPr/>
       </w:pPr>
-      <w:bookmarkStart w:id="11" w:name="path-scoped-rules-from-the-code-map"/>
-      <w:bookmarkEnd w:id="11"/>
+      <w:bookmarkStart w:id="12" w:name="path-scoped-rules-from-the-code-map"/>
+      <w:bookmarkEnd w:id="12"/>
       <w:r>
         <w:rPr/>
         <w:t>Path-Scoped Rules from the Code Map</w:t>
@@ -2546,8 +3177,8 @@
         <w:jc w:val="left"/>
         <w:rPr/>
       </w:pPr>
-      <w:bookmarkStart w:id="12" w:name="confirming-recall-reaches-your-sessions_"/>
-      <w:bookmarkEnd w:id="12"/>
+      <w:bookmarkStart w:id="13" w:name="confirming-recall-reaches-your-sessions_"/>
+      <w:bookmarkEnd w:id="13"/>
       <w:r>
         <w:rPr/>
         <w:t>Confirming Recall Reaches Your Sessions</w:t>
@@ -2695,8 +3326,8 @@
         <w:jc w:val="left"/>
         <w:rPr/>
       </w:pPr>
-      <w:bookmarkStart w:id="13" w:name="which-channel-reaches-which-agent"/>
-      <w:bookmarkEnd w:id="13"/>
+      <w:bookmarkStart w:id="14" w:name="which-channel-reaches-which-agent"/>
+      <w:bookmarkEnd w:id="14"/>
       <w:r>
         <w:rPr/>
         <w:t>Which Channel Reaches Which Agent</w:t>
@@ -3168,8 +3799,8 @@
         <w:jc w:val="left"/>
         <w:rPr/>
       </w:pPr>
-      <w:bookmarkStart w:id="14" w:name="where-recall-comes-from"/>
-      <w:bookmarkEnd w:id="14"/>
+      <w:bookmarkStart w:id="15" w:name="where-recall-comes-from"/>
+      <w:bookmarkEnd w:id="15"/>
       <w:r>
         <w:rPr/>
         <w:t>Where Recall Comes From</w:t>
@@ -3400,8 +4031,8 @@
         <w:jc w:val="left"/>
         <w:rPr/>
       </w:pPr>
-      <w:bookmarkStart w:id="15" w:name="the-seeded-note-proof"/>
-      <w:bookmarkEnd w:id="15"/>
+      <w:bookmarkStart w:id="16" w:name="the-seeded-note-proof"/>
+      <w:bookmarkEnd w:id="16"/>
       <w:r>
         <w:rPr/>
         <w:t>The Seeded-Note Proof</w:t>
@@ -3847,8 +4478,8 @@
         <w:jc w:val="left"/>
         <w:rPr/>
       </w:pPr>
-      <w:bookmarkStart w:id="16" w:name="measured-against-the-real-vault_opspy-re"/>
-      <w:bookmarkEnd w:id="16"/>
+      <w:bookmarkStart w:id="17" w:name="measured-against-the-real-vault_opspy-re"/>
+      <w:bookmarkEnd w:id="17"/>
       <w:r>
         <w:rPr/>
         <w:t xml:space="preserve">Measured against the real </w:t>
@@ -4115,8 +4746,8 @@
         <w:jc w:val="left"/>
         <w:rPr/>
       </w:pPr>
-      <w:bookmarkStart w:id="17" w:name="reading-stats"/>
-      <w:bookmarkEnd w:id="17"/>
+      <w:bookmarkStart w:id="18" w:name="reading-stats"/>
+      <w:bookmarkEnd w:id="18"/>
       <w:r>
         <w:rPr/>
         <w:t xml:space="preserve">Reading </w:t>

--- a/docs/guides/crew/crew-1.0-memory-and-obsidian.docx
+++ b/docs/guides/crew/crew-1.0-memory-and-obsidian.docx
@@ -3061,7 +3061,37 @@
       </w:r>
       <w:r>
         <w:rPr/>
-        <w:t xml:space="preserve"> list, the note's landmines, and the sha256 of the note it came from. A hand-written file already at that path is reported and left alone. </w:t>
+        <w:t xml:space="preserve"> list, the note's landmines, and the sha256 of the note it came from. A hand-written file already at that path is reported and left alone. Since crew 1.0.62 both commands also print one </w:t>
+      </w:r>
+      <w:r>
+        <w:rPr>
+          <w:rStyle w:val="SourceText"/>
+        </w:rPr>
+        <w:t>anchor behind:</w:t>
+      </w:r>
+      <w:r>
+        <w:rPr/>
+        <w:t xml:space="preserve"> or </w:t>
+      </w:r>
+      <w:r>
+        <w:rPr>
+          <w:rStyle w:val="SourceText"/>
+        </w:rPr>
+        <w:t>anchor unresolvable:</w:t>
+      </w:r>
+      <w:r>
+        <w:rPr/>
+        <w:t xml:space="preserve"> line per note they render a rule from whose anchor needs re-check - the same classification as session-start's "Anchors to re-check" line - or </w:t>
+      </w:r>
+      <w:r>
+        <w:rPr>
+          <w:rStyle w:val="SourceText"/>
+        </w:rPr>
+        <w:t>anchors: could not tell</w:t>
+      </w:r>
+      <w:r>
+        <w:rPr/>
+        <w:t xml:space="preserve"> when there is no git HEAD. They are advisory only: the exit codes and the generated files are unchanged, and a note that yields no rule is not reported here. </w:t>
       </w:r>
     </w:p>
     <w:p>

--- a/docs/guides/crew/crew-1.0-memory-and-obsidian.docx
+++ b/docs/guides/crew/crew-1.0-memory-and-obsidian.docx
@@ -3061,7 +3061,7 @@
       </w:r>
       <w:r>
         <w:rPr/>
-        <w:t xml:space="preserve"> list, the note's landmines, and the sha256 of the note it came from. A hand-written file already at that path is reported and left alone. Since crew 1.0.62 both commands also print one </w:t>
+        <w:t xml:space="preserve"> list, the note's landmines, and the sha256 of the note it came from. A hand-written file already at that path is reported and left alone. Since crew 1.0.70 both commands also print one </w:t>
       </w:r>
       <w:r>
         <w:rPr>

--- a/docs/guides/crew/crew-1.0-memory-and-obsidian.docx
+++ b/docs/guides/crew/crew-1.0-memory-and-obsidian.docx
@@ -3061,7 +3061,7 @@
       </w:r>
       <w:r>
         <w:rPr/>
-        <w:t xml:space="preserve"> list, the note's landmines, and the sha256 of the note it came from. A hand-written file already at that path is reported and left alone. Since crew 1.0.114 both commands also print one </w:t>
+        <w:t xml:space="preserve"> list, the note's landmines, and the sha256 of the note it came from. A hand-written file already at that path is reported and left alone. Since crew 1.0.115 both commands also print one </w:t>
       </w:r>
       <w:r>
         <w:rPr>

--- a/docs/guides/crew/crew-1.0-memory-and-obsidian.docx
+++ b/docs/guides/crew/crew-1.0-memory-and-obsidian.docx
@@ -3061,7 +3061,7 @@
       </w:r>
       <w:r>
         <w:rPr/>
-        <w:t xml:space="preserve"> list, the note's landmines, and the sha256 of the note it came from. A hand-written file already at that path is reported and left alone. Since crew 1.0.115 both commands also print one </w:t>
+        <w:t xml:space="preserve"> list, the note's landmines, and the sha256 of the note it came from. A hand-written file already at that path is reported and left alone. Since crew 1.0.117 both commands also print one </w:t>
       </w:r>
       <w:r>
         <w:rPr>

--- a/docs/guides/crew/crew-1.0-memory-and-obsidian.docx
+++ b/docs/guides/crew/crew-1.0-memory-and-obsidian.docx
@@ -674,7 +674,7 @@
     </w:p>
     <w:tbl>
       <w:tblPr>
-        <w:tblW w:w="4848" w:type="dxa"/>
+        <w:tblW w:w="5148" w:type="dxa"/>
         <w:jc w:val="left"/>
         <w:tblInd w:w="0" w:type="dxa"/>
         <w:tblLayout w:type="fixed"/>
@@ -686,8 +686,8 @@
         </w:tblCellMar>
       </w:tblPr>
       <w:tblGrid>
-        <w:gridCol w:w="1754"/>
-        <w:gridCol w:w="3094"/>
+        <w:gridCol w:w="1801"/>
+        <w:gridCol w:w="3347"/>
       </w:tblGrid>
       <w:tr>
         <w:trPr>
@@ -695,7 +695,7 @@
         </w:trPr>
         <w:tc>
           <w:tcPr>
-            <w:tcW w:w="1754" w:type="dxa"/>
+            <w:tcW w:w="1801" w:type="dxa"/>
             <w:tcBorders/>
             <w:vAlign w:val="center"/>
           </w:tcPr>
@@ -717,7 +717,7 @@
         </w:tc>
         <w:tc>
           <w:tcPr>
-            <w:tcW w:w="3094" w:type="dxa"/>
+            <w:tcW w:w="3347" w:type="dxa"/>
             <w:tcBorders/>
             <w:vAlign w:val="center"/>
           </w:tcPr>
@@ -742,7 +742,7 @@
         <w:trPr/>
         <w:tc>
           <w:tcPr>
-            <w:tcW w:w="1754" w:type="dxa"/>
+            <w:tcW w:w="1801" w:type="dxa"/>
             <w:tcBorders/>
             <w:vAlign w:val="center"/>
           </w:tcPr>
@@ -763,7 +763,7 @@
         </w:tc>
         <w:tc>
           <w:tcPr>
-            <w:tcW w:w="3094" w:type="dxa"/>
+            <w:tcW w:w="3347" w:type="dxa"/>
             <w:tcBorders/>
             <w:vAlign w:val="center"/>
           </w:tcPr>
@@ -807,7 +807,7 @@
         <w:trPr/>
         <w:tc>
           <w:tcPr>
-            <w:tcW w:w="1754" w:type="dxa"/>
+            <w:tcW w:w="1801" w:type="dxa"/>
             <w:tcBorders/>
             <w:vAlign w:val="center"/>
           </w:tcPr>
@@ -828,7 +828,7 @@
         </w:tc>
         <w:tc>
           <w:tcPr>
-            <w:tcW w:w="3094" w:type="dxa"/>
+            <w:tcW w:w="3347" w:type="dxa"/>
             <w:tcBorders/>
             <w:vAlign w:val="center"/>
           </w:tcPr>
@@ -862,7 +862,7 @@
         <w:trPr/>
         <w:tc>
           <w:tcPr>
-            <w:tcW w:w="1754" w:type="dxa"/>
+            <w:tcW w:w="1801" w:type="dxa"/>
             <w:tcBorders/>
             <w:vAlign w:val="center"/>
           </w:tcPr>
@@ -883,7 +883,7 @@
         </w:tc>
         <w:tc>
           <w:tcPr>
-            <w:tcW w:w="3094" w:type="dxa"/>
+            <w:tcW w:w="3347" w:type="dxa"/>
             <w:tcBorders/>
             <w:vAlign w:val="center"/>
           </w:tcPr>
@@ -913,7 +913,7 @@
         <w:trPr/>
         <w:tc>
           <w:tcPr>
-            <w:tcW w:w="1754" w:type="dxa"/>
+            <w:tcW w:w="1801" w:type="dxa"/>
             <w:tcBorders/>
             <w:vAlign w:val="center"/>
           </w:tcPr>
@@ -934,7 +934,7 @@
         </w:tc>
         <w:tc>
           <w:tcPr>
-            <w:tcW w:w="3094" w:type="dxa"/>
+            <w:tcW w:w="3347" w:type="dxa"/>
             <w:tcBorders/>
             <w:vAlign w:val="center"/>
           </w:tcPr>
@@ -964,7 +964,7 @@
         <w:trPr/>
         <w:tc>
           <w:tcPr>
-            <w:tcW w:w="1754" w:type="dxa"/>
+            <w:tcW w:w="1801" w:type="dxa"/>
             <w:tcBorders/>
             <w:vAlign w:val="center"/>
           </w:tcPr>
@@ -985,7 +985,7 @@
         </w:tc>
         <w:tc>
           <w:tcPr>
-            <w:tcW w:w="3094" w:type="dxa"/>
+            <w:tcW w:w="3347" w:type="dxa"/>
             <w:tcBorders/>
             <w:vAlign w:val="center"/>
           </w:tcPr>
@@ -1025,7 +1025,7 @@
         <w:trPr/>
         <w:tc>
           <w:tcPr>
-            <w:tcW w:w="1754" w:type="dxa"/>
+            <w:tcW w:w="1801" w:type="dxa"/>
             <w:tcBorders/>
             <w:vAlign w:val="center"/>
           </w:tcPr>
@@ -1046,7 +1046,7 @@
         </w:tc>
         <w:tc>
           <w:tcPr>
-            <w:tcW w:w="3094" w:type="dxa"/>
+            <w:tcW w:w="3347" w:type="dxa"/>
             <w:tcBorders/>
             <w:vAlign w:val="center"/>
           </w:tcPr>
@@ -2424,7 +2424,7 @@
     </w:p>
     <w:tbl>
       <w:tblPr>
-        <w:tblW w:w="4848" w:type="dxa"/>
+        <w:tblW w:w="5148" w:type="dxa"/>
         <w:jc w:val="left"/>
         <w:tblInd w:w="0" w:type="dxa"/>
         <w:tblLayout w:type="fixed"/>
@@ -2436,8 +2436,8 @@
         </w:tblCellMar>
       </w:tblPr>
       <w:tblGrid>
-        <w:gridCol w:w="1804"/>
-        <w:gridCol w:w="3044"/>
+        <w:gridCol w:w="1847"/>
+        <w:gridCol w:w="3301"/>
       </w:tblGrid>
       <w:tr>
         <w:trPr>
@@ -2445,7 +2445,7 @@
         </w:trPr>
         <w:tc>
           <w:tcPr>
-            <w:tcW w:w="1804" w:type="dxa"/>
+            <w:tcW w:w="1847" w:type="dxa"/>
             <w:tcBorders/>
             <w:vAlign w:val="center"/>
           </w:tcPr>
@@ -2467,7 +2467,7 @@
         </w:tc>
         <w:tc>
           <w:tcPr>
-            <w:tcW w:w="3044" w:type="dxa"/>
+            <w:tcW w:w="3301" w:type="dxa"/>
             <w:tcBorders/>
             <w:vAlign w:val="center"/>
           </w:tcPr>
@@ -2492,7 +2492,7 @@
         <w:trPr/>
         <w:tc>
           <w:tcPr>
-            <w:tcW w:w="1804" w:type="dxa"/>
+            <w:tcW w:w="1847" w:type="dxa"/>
             <w:tcBorders/>
             <w:vAlign w:val="center"/>
           </w:tcPr>
@@ -2525,7 +2525,7 @@
         </w:tc>
         <w:tc>
           <w:tcPr>
-            <w:tcW w:w="3044" w:type="dxa"/>
+            <w:tcW w:w="3301" w:type="dxa"/>
             <w:tcBorders/>
             <w:vAlign w:val="center"/>
           </w:tcPr>
@@ -2549,7 +2549,7 @@
         <w:trPr/>
         <w:tc>
           <w:tcPr>
-            <w:tcW w:w="1804" w:type="dxa"/>
+            <w:tcW w:w="1847" w:type="dxa"/>
             <w:tcBorders/>
             <w:vAlign w:val="center"/>
           </w:tcPr>
@@ -2582,7 +2582,7 @@
         </w:tc>
         <w:tc>
           <w:tcPr>
-            <w:tcW w:w="3044" w:type="dxa"/>
+            <w:tcW w:w="3301" w:type="dxa"/>
             <w:tcBorders/>
             <w:vAlign w:val="center"/>
           </w:tcPr>
@@ -2606,7 +2606,7 @@
         <w:trPr/>
         <w:tc>
           <w:tcPr>
-            <w:tcW w:w="1804" w:type="dxa"/>
+            <w:tcW w:w="1847" w:type="dxa"/>
             <w:tcBorders/>
             <w:vAlign w:val="center"/>
           </w:tcPr>
@@ -2629,7 +2629,7 @@
         </w:tc>
         <w:tc>
           <w:tcPr>
-            <w:tcW w:w="3044" w:type="dxa"/>
+            <w:tcW w:w="3301" w:type="dxa"/>
             <w:tcBorders/>
             <w:vAlign w:val="center"/>
           </w:tcPr>
@@ -2653,7 +2653,7 @@
         <w:trPr/>
         <w:tc>
           <w:tcPr>
-            <w:tcW w:w="1804" w:type="dxa"/>
+            <w:tcW w:w="1847" w:type="dxa"/>
             <w:tcBorders/>
             <w:vAlign w:val="center"/>
           </w:tcPr>
@@ -2676,7 +2676,7 @@
         </w:tc>
         <w:tc>
           <w:tcPr>
-            <w:tcW w:w="3044" w:type="dxa"/>
+            <w:tcW w:w="3301" w:type="dxa"/>
             <w:tcBorders/>
             <w:vAlign w:val="center"/>
           </w:tcPr>
@@ -2700,7 +2700,7 @@
         <w:trPr/>
         <w:tc>
           <w:tcPr>
-            <w:tcW w:w="1804" w:type="dxa"/>
+            <w:tcW w:w="1847" w:type="dxa"/>
             <w:tcBorders/>
             <w:vAlign w:val="center"/>
           </w:tcPr>
@@ -2723,7 +2723,7 @@
         </w:tc>
         <w:tc>
           <w:tcPr>
-            <w:tcW w:w="3044" w:type="dxa"/>
+            <w:tcW w:w="3301" w:type="dxa"/>
             <w:tcBorders/>
             <w:vAlign w:val="center"/>
           </w:tcPr>
@@ -2896,10 +2896,979 @@
         <w:jc w:val="left"/>
         <w:rPr/>
       </w:pPr>
-      <w:bookmarkStart w:id="11" w:name="confirming-recall-reaches-your-sessions"/>
+      <w:bookmarkStart w:id="11" w:name="native-memories-as-vault-pointers"/>
       <w:bookmarkEnd w:id="11"/>
       <w:r>
         <w:rPr/>
+        <w:t>Native Memories as Vault Pointers</w:t>
+      </w:r>
+    </w:p>
+    <w:p>
+      <w:pPr>
+        <w:pStyle w:val="BodyText"/>
+        <w:bidi w:val="0"/>
+        <w:jc w:val="left"/>
+        <w:rPr/>
+      </w:pPr>
+      <w:r>
+        <w:rPr/>
+        <w:t xml:space="preserve">Claude Code keeps its own native memory, one Markdown file per fact under </w:t>
+      </w:r>
+      <w:r>
+        <w:rPr>
+          <w:rStyle w:val="SourceText"/>
+        </w:rPr>
+        <w:t>~/.claude/projects/&lt;project&gt;/memory/</w:t>
+      </w:r>
+      <w:r>
+        <w:rPr/>
+        <w:t>. Crew can read such a file whose body is a single pointer line into your vault, with the frontmatter left as it is:</w:t>
+      </w:r>
+    </w:p>
+    <w:p>
+      <w:pPr>
+        <w:pStyle w:val="PreformattedText"/>
+        <w:bidi w:val="0"/>
+        <w:jc w:val="left"/>
+        <w:rPr/>
+      </w:pPr>
+      <w:r>
+        <w:rPr>
+          <w:rStyle w:val="SourceText"/>
+        </w:rPr>
+        <w:t>vault: &lt;name&gt; | note: &lt;vault-relative path, forward slashes, ending .md&gt;</w:t>
+      </w:r>
+    </w:p>
+    <w:p>
+      <w:pPr>
+        <w:pStyle w:val="BodyText"/>
+        <w:bidi w:val="0"/>
+        <w:jc w:val="left"/>
+        <w:rPr/>
+      </w:pPr>
+      <w:r>
+        <w:rPr/>
+        <w:t xml:space="preserve">The vault is named, not given as a path, so the same file works on every machine the vault syncs to. The name is looked up in that machine's </w:t>
+      </w:r>
+      <w:r>
+        <w:rPr>
+          <w:rStyle w:val="SourceText"/>
+        </w:rPr>
+        <w:t>~/.claude/obsidian/config.json</w:t>
+      </w:r>
+      <w:r>
+        <w:rPr/>
+        <w:t xml:space="preserve"> (</w:t>
+      </w:r>
+      <w:r>
+        <w:rPr>
+          <w:rStyle w:val="SourceText"/>
+        </w:rPr>
+        <w:t>vaults.&lt;name&gt;.path</w:t>
+      </w:r>
+      <w:r>
+        <w:rPr/>
+        <w:t xml:space="preserve">; a vault with role </w:t>
+      </w:r>
+      <w:r>
+        <w:rPr>
+          <w:rStyle w:val="SourceText"/>
+        </w:rPr>
+        <w:t>ignore</w:t>
+      </w:r>
+      <w:r>
+        <w:rPr/>
+        <w:t xml:space="preserve"> is not looked up). Only the name </w:t>
+      </w:r>
+      <w:r>
+        <w:rPr>
+          <w:rStyle w:val="SourceText"/>
+        </w:rPr>
+        <w:t>memory</w:t>
+      </w:r>
+      <w:r>
+        <w:rPr/>
+        <w:t xml:space="preserve"> falls back to crew's </w:t>
+      </w:r>
+      <w:r>
+        <w:rPr>
+          <w:rStyle w:val="SourceText"/>
+        </w:rPr>
+        <w:t>memory.vaultPath</w:t>
+      </w:r>
+      <w:r>
+        <w:rPr/>
+        <w:t xml:space="preserve">. </w:t>
+      </w:r>
+      <w:r>
+        <w:rPr>
+          <w:rStyle w:val="SourceText"/>
+        </w:rPr>
+        <w:t>OBSIDIAN_VAULT_PATH</w:t>
+      </w:r>
+      <w:r>
+        <w:rPr/>
+        <w:t xml:space="preserve"> is not used.</w:t>
+      </w:r>
+    </w:p>
+    <w:p>
+      <w:pPr>
+        <w:pStyle w:val="PreformattedText"/>
+        <w:bidi w:val="0"/>
+        <w:jc w:val="left"/>
+        <w:rPr/>
+      </w:pPr>
+      <w:r>
+        <w:rPr>
+          <w:rStyle w:val="SourceText"/>
+        </w:rPr>
+        <w:t>python3 plugin/crew/hooks/scripts/crew_memory.py resolve --file &lt;memory file&gt;</w:t>
+      </w:r>
+    </w:p>
+    <w:p>
+      <w:pPr>
+        <w:pStyle w:val="PreformattedText"/>
+        <w:bidi w:val="0"/>
+        <w:jc w:val="left"/>
+        <w:rPr/>
+      </w:pPr>
+      <w:r>
+        <w:rPr>
+          <w:rStyle w:val="SourceText"/>
+        </w:rPr>
+        <w:t>python3 plugin/crew/hooks/scripts/crew_memory.py check --memory-dir &lt;memory dir&gt;</w:t>
+      </w:r>
+    </w:p>
+    <w:p>
+      <w:pPr>
+        <w:pStyle w:val="BodyText"/>
+        <w:bidi w:val="0"/>
+        <w:jc w:val="left"/>
+        <w:rPr/>
+      </w:pPr>
+      <w:r>
+        <w:rPr>
+          <w:rStyle w:val="SourceText"/>
+        </w:rPr>
+        <w:t>resolve</w:t>
+      </w:r>
+      <w:r>
+        <w:rPr/>
+        <w:t xml:space="preserve"> prints </w:t>
+      </w:r>
+      <w:r>
+        <w:rPr>
+          <w:rStyle w:val="SourceText"/>
+        </w:rPr>
+        <w:t>state:</w:t>
+      </w:r>
+      <w:r>
+        <w:rPr/>
+        <w:t xml:space="preserve"> and, when the note is found, </w:t>
+      </w:r>
+      <w:r>
+        <w:rPr>
+          <w:rStyle w:val="SourceText"/>
+        </w:rPr>
+        <w:t>path:</w:t>
+      </w:r>
+      <w:r>
+        <w:rPr/>
+        <w:t xml:space="preserve">. </w:t>
+      </w:r>
+      <w:r>
+        <w:rPr>
+          <w:rStyle w:val="SourceText"/>
+        </w:rPr>
+        <w:t>check</w:t>
+      </w:r>
+      <w:r>
+        <w:rPr/>
+        <w:t xml:space="preserve"> prints one row per memory file (not </w:t>
+      </w:r>
+      <w:r>
+        <w:rPr>
+          <w:rStyle w:val="SourceText"/>
+        </w:rPr>
+        <w:t>MEMORY.md</w:t>
+      </w:r>
+      <w:r>
+        <w:rPr/>
+        <w:t xml:space="preserve">) and a count per state. Both read only; </w:t>
+      </w:r>
+      <w:r>
+        <w:rPr>
+          <w:rStyle w:val="SourceText"/>
+        </w:rPr>
+        <w:t>--json</w:t>
+      </w:r>
+      <w:r>
+        <w:rPr/>
+        <w:t xml:space="preserve"> gives the same rows as JSON.</w:t>
+      </w:r>
+    </w:p>
+    <w:tbl>
+      <w:tblPr>
+        <w:tblW w:w="5148" w:type="dxa"/>
+        <w:jc w:val="left"/>
+        <w:tblInd w:w="0" w:type="dxa"/>
+        <w:tblLayout w:type="fixed"/>
+        <w:tblCellMar>
+          <w:top w:w="28" w:type="dxa"/>
+          <w:left w:w="28" w:type="dxa"/>
+          <w:bottom w:w="28" w:type="dxa"/>
+          <w:right w:w="28" w:type="dxa"/>
+        </w:tblCellMar>
+      </w:tblPr>
+      <w:tblGrid>
+        <w:gridCol w:w="2236"/>
+        <w:gridCol w:w="2161"/>
+        <w:gridCol w:w="751"/>
+      </w:tblGrid>
+      <w:tr>
+        <w:trPr>
+          <w:tblHeader w:val="true"/>
+        </w:trPr>
+        <w:tc>
+          <w:tcPr>
+            <w:tcW w:w="2236" w:type="dxa"/>
+            <w:tcBorders/>
+            <w:vAlign w:val="center"/>
+          </w:tcPr>
+          <w:p>
+            <w:pPr>
+              <w:pStyle w:val="TableHeading"/>
+              <w:suppressLineNumbers/>
+              <w:shd w:fill="434C5E" w:val="clear"/>
+              <w:bidi w:val="0"/>
+              <w:spacing w:before="120" w:after="120"/>
+              <w:jc w:val="left"/>
+              <w:rPr/>
+            </w:pPr>
+            <w:r>
+              <w:rPr/>
+              <w:t>state</w:t>
+            </w:r>
+          </w:p>
+        </w:tc>
+        <w:tc>
+          <w:tcPr>
+            <w:tcW w:w="2161" w:type="dxa"/>
+            <w:tcBorders/>
+            <w:vAlign w:val="center"/>
+          </w:tcPr>
+          <w:p>
+            <w:pPr>
+              <w:pStyle w:val="TableHeading"/>
+              <w:suppressLineNumbers/>
+              <w:shd w:fill="434C5E" w:val="clear"/>
+              <w:bidi w:val="0"/>
+              <w:spacing w:before="120" w:after="120"/>
+              <w:jc w:val="left"/>
+              <w:rPr/>
+            </w:pPr>
+            <w:r>
+              <w:rPr/>
+              <w:t>meaning</w:t>
+            </w:r>
+          </w:p>
+        </w:tc>
+        <w:tc>
+          <w:tcPr>
+            <w:tcW w:w="751" w:type="dxa"/>
+            <w:tcBorders/>
+            <w:vAlign w:val="center"/>
+          </w:tcPr>
+          <w:p>
+            <w:pPr>
+              <w:pStyle w:val="TableHeading"/>
+              <w:suppressLineNumbers/>
+              <w:shd w:fill="434C5E" w:val="clear"/>
+              <w:bidi w:val="0"/>
+              <w:spacing w:before="120" w:after="120"/>
+              <w:jc w:val="left"/>
+              <w:rPr/>
+            </w:pPr>
+            <w:r>
+              <w:rPr/>
+              <w:t>exit</w:t>
+            </w:r>
+          </w:p>
+        </w:tc>
+      </w:tr>
+      <w:tr>
+        <w:trPr/>
+        <w:tc>
+          <w:tcPr>
+            <w:tcW w:w="2236" w:type="dxa"/>
+            <w:tcBorders/>
+            <w:vAlign w:val="center"/>
+          </w:tcPr>
+          <w:p>
+            <w:pPr>
+              <w:pStyle w:val="TableContents"/>
+              <w:shd w:fill="2E3440" w:val="clear"/>
+              <w:bidi w:val="0"/>
+              <w:spacing w:before="120" w:after="120"/>
+              <w:jc w:val="left"/>
+              <w:rPr/>
+            </w:pPr>
+            <w:r>
+              <w:rPr>
+                <w:rStyle w:val="SourceText"/>
+              </w:rPr>
+              <w:t>resolved</w:t>
+            </w:r>
+          </w:p>
+        </w:tc>
+        <w:tc>
+          <w:tcPr>
+            <w:tcW w:w="2161" w:type="dxa"/>
+            <w:tcBorders/>
+            <w:vAlign w:val="center"/>
+          </w:tcPr>
+          <w:p>
+            <w:pPr>
+              <w:pStyle w:val="TableContents"/>
+              <w:shd w:fill="2E3440" w:val="clear"/>
+              <w:bidi w:val="0"/>
+              <w:spacing w:before="120" w:after="120"/>
+              <w:jc w:val="left"/>
+              <w:rPr/>
+            </w:pPr>
+            <w:r>
+              <w:rPr/>
+              <w:t>the note exists on this host</w:t>
+            </w:r>
+          </w:p>
+        </w:tc>
+        <w:tc>
+          <w:tcPr>
+            <w:tcW w:w="751" w:type="dxa"/>
+            <w:tcBorders/>
+            <w:vAlign w:val="center"/>
+          </w:tcPr>
+          <w:p>
+            <w:pPr>
+              <w:pStyle w:val="TableContents"/>
+              <w:shd w:fill="2E3440" w:val="clear"/>
+              <w:bidi w:val="0"/>
+              <w:spacing w:before="120" w:after="120"/>
+              <w:jc w:val="left"/>
+              <w:rPr/>
+            </w:pPr>
+            <w:r>
+              <w:rPr/>
+              <w:t>0</w:t>
+            </w:r>
+          </w:p>
+        </w:tc>
+      </w:tr>
+      <w:tr>
+        <w:trPr/>
+        <w:tc>
+          <w:tcPr>
+            <w:tcW w:w="2236" w:type="dxa"/>
+            <w:tcBorders/>
+            <w:vAlign w:val="center"/>
+          </w:tcPr>
+          <w:p>
+            <w:pPr>
+              <w:pStyle w:val="TableContents"/>
+              <w:shd w:fill="2E3440" w:val="clear"/>
+              <w:bidi w:val="0"/>
+              <w:spacing w:before="120" w:after="120"/>
+              <w:jc w:val="left"/>
+              <w:rPr/>
+            </w:pPr>
+            <w:r>
+              <w:rPr>
+                <w:rStyle w:val="SourceText"/>
+              </w:rPr>
+              <w:t>full-text</w:t>
+            </w:r>
+          </w:p>
+        </w:tc>
+        <w:tc>
+          <w:tcPr>
+            <w:tcW w:w="2161" w:type="dxa"/>
+            <w:tcBorders/>
+            <w:vAlign w:val="center"/>
+          </w:tcPr>
+          <w:p>
+            <w:pPr>
+              <w:pStyle w:val="TableContents"/>
+              <w:shd w:fill="2E3440" w:val="clear"/>
+              <w:bidi w:val="0"/>
+              <w:spacing w:before="120" w:after="120"/>
+              <w:jc w:val="left"/>
+              <w:rPr/>
+            </w:pPr>
+            <w:r>
+              <w:rPr/>
+              <w:t>not a pointer; the body is the memory</w:t>
+            </w:r>
+          </w:p>
+        </w:tc>
+        <w:tc>
+          <w:tcPr>
+            <w:tcW w:w="751" w:type="dxa"/>
+            <w:tcBorders/>
+            <w:vAlign w:val="center"/>
+          </w:tcPr>
+          <w:p>
+            <w:pPr>
+              <w:pStyle w:val="TableContents"/>
+              <w:shd w:fill="2E3440" w:val="clear"/>
+              <w:bidi w:val="0"/>
+              <w:spacing w:before="120" w:after="120"/>
+              <w:jc w:val="left"/>
+              <w:rPr/>
+            </w:pPr>
+            <w:r>
+              <w:rPr/>
+              <w:t>0</w:t>
+            </w:r>
+          </w:p>
+        </w:tc>
+      </w:tr>
+      <w:tr>
+        <w:trPr/>
+        <w:tc>
+          <w:tcPr>
+            <w:tcW w:w="2236" w:type="dxa"/>
+            <w:tcBorders/>
+            <w:vAlign w:val="center"/>
+          </w:tcPr>
+          <w:p>
+            <w:pPr>
+              <w:pStyle w:val="TableContents"/>
+              <w:shd w:fill="2E3440" w:val="clear"/>
+              <w:bidi w:val="0"/>
+              <w:spacing w:before="120" w:after="120"/>
+              <w:jc w:val="left"/>
+              <w:rPr/>
+            </w:pPr>
+            <w:r>
+              <w:rPr>
+                <w:rStyle w:val="SourceText"/>
+              </w:rPr>
+              <w:t>malformed</w:t>
+            </w:r>
+          </w:p>
+        </w:tc>
+        <w:tc>
+          <w:tcPr>
+            <w:tcW w:w="2161" w:type="dxa"/>
+            <w:tcBorders/>
+            <w:vAlign w:val="center"/>
+          </w:tcPr>
+          <w:p>
+            <w:pPr>
+              <w:pStyle w:val="TableContents"/>
+              <w:shd w:fill="2E3440" w:val="clear"/>
+              <w:bidi w:val="0"/>
+              <w:spacing w:before="120" w:after="120"/>
+              <w:jc w:val="left"/>
+              <w:rPr/>
+            </w:pPr>
+            <w:r>
+              <w:rPr/>
+              <w:t xml:space="preserve">a </w:t>
+            </w:r>
+            <w:r>
+              <w:rPr>
+                <w:rStyle w:val="SourceText"/>
+              </w:rPr>
+              <w:t>vault:</w:t>
+            </w:r>
+            <w:r>
+              <w:rPr/>
+              <w:t xml:space="preserve"> line that is not a valid pointer (absolute path, drive, </w:t>
+            </w:r>
+            <w:r>
+              <w:rPr>
+                <w:rStyle w:val="SourceText"/>
+              </w:rPr>
+              <w:t>..</w:t>
+            </w:r>
+            <w:r>
+              <w:rPr/>
+              <w:t>, a second field)</w:t>
+            </w:r>
+          </w:p>
+        </w:tc>
+        <w:tc>
+          <w:tcPr>
+            <w:tcW w:w="751" w:type="dxa"/>
+            <w:tcBorders/>
+            <w:vAlign w:val="center"/>
+          </w:tcPr>
+          <w:p>
+            <w:pPr>
+              <w:pStyle w:val="TableContents"/>
+              <w:shd w:fill="2E3440" w:val="clear"/>
+              <w:bidi w:val="0"/>
+              <w:spacing w:before="120" w:after="120"/>
+              <w:jc w:val="left"/>
+              <w:rPr/>
+            </w:pPr>
+            <w:r>
+              <w:rPr/>
+              <w:t>1</w:t>
+            </w:r>
+          </w:p>
+        </w:tc>
+      </w:tr>
+      <w:tr>
+        <w:trPr/>
+        <w:tc>
+          <w:tcPr>
+            <w:tcW w:w="2236" w:type="dxa"/>
+            <w:tcBorders/>
+            <w:vAlign w:val="center"/>
+          </w:tcPr>
+          <w:p>
+            <w:pPr>
+              <w:pStyle w:val="TableContents"/>
+              <w:shd w:fill="2E3440" w:val="clear"/>
+              <w:bidi w:val="0"/>
+              <w:spacing w:before="120" w:after="120"/>
+              <w:jc w:val="left"/>
+              <w:rPr/>
+            </w:pPr>
+            <w:r>
+              <w:rPr>
+                <w:rStyle w:val="SourceText"/>
+              </w:rPr>
+              <w:t>no-vault-config</w:t>
+            </w:r>
+          </w:p>
+        </w:tc>
+        <w:tc>
+          <w:tcPr>
+            <w:tcW w:w="2161" w:type="dxa"/>
+            <w:tcBorders/>
+            <w:vAlign w:val="center"/>
+          </w:tcPr>
+          <w:p>
+            <w:pPr>
+              <w:pStyle w:val="TableContents"/>
+              <w:shd w:fill="2E3440" w:val="clear"/>
+              <w:bidi w:val="0"/>
+              <w:spacing w:before="120" w:after="120"/>
+              <w:jc w:val="left"/>
+              <w:rPr/>
+            </w:pPr>
+            <w:r>
+              <w:rPr/>
+              <w:t xml:space="preserve">no Obsidian config and no </w:t>
+            </w:r>
+            <w:r>
+              <w:rPr>
+                <w:rStyle w:val="SourceText"/>
+              </w:rPr>
+              <w:t>memory.vaultPath</w:t>
+            </w:r>
+            <w:r>
+              <w:rPr/>
+              <w:t>, or a config file that does not parse</w:t>
+            </w:r>
+          </w:p>
+        </w:tc>
+        <w:tc>
+          <w:tcPr>
+            <w:tcW w:w="751" w:type="dxa"/>
+            <w:tcBorders/>
+            <w:vAlign w:val="center"/>
+          </w:tcPr>
+          <w:p>
+            <w:pPr>
+              <w:pStyle w:val="TableContents"/>
+              <w:shd w:fill="2E3440" w:val="clear"/>
+              <w:bidi w:val="0"/>
+              <w:spacing w:before="120" w:after="120"/>
+              <w:jc w:val="left"/>
+              <w:rPr/>
+            </w:pPr>
+            <w:r>
+              <w:rPr/>
+              <w:t>1</w:t>
+            </w:r>
+          </w:p>
+        </w:tc>
+      </w:tr>
+      <w:tr>
+        <w:trPr/>
+        <w:tc>
+          <w:tcPr>
+            <w:tcW w:w="2236" w:type="dxa"/>
+            <w:tcBorders/>
+            <w:vAlign w:val="center"/>
+          </w:tcPr>
+          <w:p>
+            <w:pPr>
+              <w:pStyle w:val="TableContents"/>
+              <w:shd w:fill="2E3440" w:val="clear"/>
+              <w:bidi w:val="0"/>
+              <w:spacing w:before="120" w:after="120"/>
+              <w:jc w:val="left"/>
+              <w:rPr/>
+            </w:pPr>
+            <w:r>
+              <w:rPr>
+                <w:rStyle w:val="SourceText"/>
+              </w:rPr>
+              <w:t>vault-unknown</w:t>
+            </w:r>
+          </w:p>
+        </w:tc>
+        <w:tc>
+          <w:tcPr>
+            <w:tcW w:w="2161" w:type="dxa"/>
+            <w:tcBorders/>
+            <w:vAlign w:val="center"/>
+          </w:tcPr>
+          <w:p>
+            <w:pPr>
+              <w:pStyle w:val="TableContents"/>
+              <w:shd w:fill="2E3440" w:val="clear"/>
+              <w:bidi w:val="0"/>
+              <w:spacing w:before="120" w:after="120"/>
+              <w:jc w:val="left"/>
+              <w:rPr/>
+            </w:pPr>
+            <w:r>
+              <w:rPr/>
+              <w:t xml:space="preserve">this machine names no vault of that name, or marks it </w:t>
+            </w:r>
+            <w:r>
+              <w:rPr>
+                <w:rStyle w:val="SourceText"/>
+              </w:rPr>
+              <w:t>ignore</w:t>
+            </w:r>
+          </w:p>
+        </w:tc>
+        <w:tc>
+          <w:tcPr>
+            <w:tcW w:w="751" w:type="dxa"/>
+            <w:tcBorders/>
+            <w:vAlign w:val="center"/>
+          </w:tcPr>
+          <w:p>
+            <w:pPr>
+              <w:pStyle w:val="TableContents"/>
+              <w:shd w:fill="2E3440" w:val="clear"/>
+              <w:bidi w:val="0"/>
+              <w:spacing w:before="120" w:after="120"/>
+              <w:jc w:val="left"/>
+              <w:rPr/>
+            </w:pPr>
+            <w:r>
+              <w:rPr/>
+              <w:t>1</w:t>
+            </w:r>
+          </w:p>
+        </w:tc>
+      </w:tr>
+      <w:tr>
+        <w:trPr/>
+        <w:tc>
+          <w:tcPr>
+            <w:tcW w:w="2236" w:type="dxa"/>
+            <w:tcBorders/>
+            <w:vAlign w:val="center"/>
+          </w:tcPr>
+          <w:p>
+            <w:pPr>
+              <w:pStyle w:val="TableContents"/>
+              <w:shd w:fill="2E3440" w:val="clear"/>
+              <w:bidi w:val="0"/>
+              <w:spacing w:before="120" w:after="120"/>
+              <w:jc w:val="left"/>
+              <w:rPr/>
+            </w:pPr>
+            <w:r>
+              <w:rPr>
+                <w:rStyle w:val="SourceText"/>
+              </w:rPr>
+              <w:t>vault-unavailable</w:t>
+            </w:r>
+          </w:p>
+        </w:tc>
+        <w:tc>
+          <w:tcPr>
+            <w:tcW w:w="2161" w:type="dxa"/>
+            <w:tcBorders/>
+            <w:vAlign w:val="center"/>
+          </w:tcPr>
+          <w:p>
+            <w:pPr>
+              <w:pStyle w:val="TableContents"/>
+              <w:shd w:fill="2E3440" w:val="clear"/>
+              <w:bidi w:val="0"/>
+              <w:spacing w:before="120" w:after="120"/>
+              <w:jc w:val="left"/>
+              <w:rPr/>
+            </w:pPr>
+            <w:r>
+              <w:rPr/>
+              <w:t>the configured folder is not there (not mounted, not synced)</w:t>
+            </w:r>
+          </w:p>
+        </w:tc>
+        <w:tc>
+          <w:tcPr>
+            <w:tcW w:w="751" w:type="dxa"/>
+            <w:tcBorders/>
+            <w:vAlign w:val="center"/>
+          </w:tcPr>
+          <w:p>
+            <w:pPr>
+              <w:pStyle w:val="TableContents"/>
+              <w:shd w:fill="2E3440" w:val="clear"/>
+              <w:bidi w:val="0"/>
+              <w:spacing w:before="120" w:after="120"/>
+              <w:jc w:val="left"/>
+              <w:rPr/>
+            </w:pPr>
+            <w:r>
+              <w:rPr/>
+              <w:t>1</w:t>
+            </w:r>
+          </w:p>
+        </w:tc>
+      </w:tr>
+      <w:tr>
+        <w:trPr/>
+        <w:tc>
+          <w:tcPr>
+            <w:tcW w:w="2236" w:type="dxa"/>
+            <w:tcBorders/>
+            <w:vAlign w:val="center"/>
+          </w:tcPr>
+          <w:p>
+            <w:pPr>
+              <w:pStyle w:val="TableContents"/>
+              <w:shd w:fill="2E3440" w:val="clear"/>
+              <w:bidi w:val="0"/>
+              <w:spacing w:before="120" w:after="120"/>
+              <w:jc w:val="left"/>
+              <w:rPr/>
+            </w:pPr>
+            <w:r>
+              <w:rPr>
+                <w:rStyle w:val="SourceText"/>
+              </w:rPr>
+              <w:t>note-missing</w:t>
+            </w:r>
+          </w:p>
+        </w:tc>
+        <w:tc>
+          <w:tcPr>
+            <w:tcW w:w="2161" w:type="dxa"/>
+            <w:tcBorders/>
+            <w:vAlign w:val="center"/>
+          </w:tcPr>
+          <w:p>
+            <w:pPr>
+              <w:pStyle w:val="TableContents"/>
+              <w:shd w:fill="2E3440" w:val="clear"/>
+              <w:bidi w:val="0"/>
+              <w:spacing w:before="120" w:after="120"/>
+              <w:jc w:val="left"/>
+              <w:rPr/>
+            </w:pPr>
+            <w:r>
+              <w:rPr/>
+              <w:t>the vault is there, the note is not</w:t>
+            </w:r>
+          </w:p>
+        </w:tc>
+        <w:tc>
+          <w:tcPr>
+            <w:tcW w:w="751" w:type="dxa"/>
+            <w:tcBorders/>
+            <w:vAlign w:val="center"/>
+          </w:tcPr>
+          <w:p>
+            <w:pPr>
+              <w:pStyle w:val="TableContents"/>
+              <w:shd w:fill="2E3440" w:val="clear"/>
+              <w:bidi w:val="0"/>
+              <w:spacing w:before="120" w:after="120"/>
+              <w:jc w:val="left"/>
+              <w:rPr/>
+            </w:pPr>
+            <w:r>
+              <w:rPr/>
+              <w:t>1</w:t>
+            </w:r>
+          </w:p>
+        </w:tc>
+      </w:tr>
+      <w:tr>
+        <w:trPr/>
+        <w:tc>
+          <w:tcPr>
+            <w:tcW w:w="2236" w:type="dxa"/>
+            <w:tcBorders/>
+            <w:vAlign w:val="center"/>
+          </w:tcPr>
+          <w:p>
+            <w:pPr>
+              <w:pStyle w:val="TableContents"/>
+              <w:shd w:fill="2E3440" w:val="clear"/>
+              <w:bidi w:val="0"/>
+              <w:spacing w:before="120" w:after="120"/>
+              <w:jc w:val="left"/>
+              <w:rPr/>
+            </w:pPr>
+            <w:r>
+              <w:rPr>
+                <w:rStyle w:val="SourceText"/>
+              </w:rPr>
+              <w:t>outside-vault</w:t>
+            </w:r>
+          </w:p>
+        </w:tc>
+        <w:tc>
+          <w:tcPr>
+            <w:tcW w:w="2161" w:type="dxa"/>
+            <w:tcBorders/>
+            <w:vAlign w:val="center"/>
+          </w:tcPr>
+          <w:p>
+            <w:pPr>
+              <w:pStyle w:val="TableContents"/>
+              <w:shd w:fill="2E3440" w:val="clear"/>
+              <w:bidi w:val="0"/>
+              <w:spacing w:before="120" w:after="120"/>
+              <w:jc w:val="left"/>
+              <w:rPr/>
+            </w:pPr>
+            <w:r>
+              <w:rPr/>
+              <w:t>the path passes through a symlink inside the vault, or leaves it</w:t>
+            </w:r>
+          </w:p>
+        </w:tc>
+        <w:tc>
+          <w:tcPr>
+            <w:tcW w:w="751" w:type="dxa"/>
+            <w:tcBorders/>
+            <w:vAlign w:val="center"/>
+          </w:tcPr>
+          <w:p>
+            <w:pPr>
+              <w:pStyle w:val="TableContents"/>
+              <w:shd w:fill="2E3440" w:val="clear"/>
+              <w:bidi w:val="0"/>
+              <w:spacing w:before="120" w:after="120"/>
+              <w:jc w:val="left"/>
+              <w:rPr/>
+            </w:pPr>
+            <w:r>
+              <w:rPr/>
+              <w:t>1</w:t>
+            </w:r>
+          </w:p>
+        </w:tc>
+      </w:tr>
+      <w:tr>
+        <w:trPr/>
+        <w:tc>
+          <w:tcPr>
+            <w:tcW w:w="2236" w:type="dxa"/>
+            <w:tcBorders/>
+            <w:vAlign w:val="center"/>
+          </w:tcPr>
+          <w:p>
+            <w:pPr>
+              <w:pStyle w:val="TableContents"/>
+              <w:shd w:fill="2E3440" w:val="clear"/>
+              <w:bidi w:val="0"/>
+              <w:spacing w:before="120" w:after="120"/>
+              <w:jc w:val="left"/>
+              <w:rPr/>
+            </w:pPr>
+            <w:r>
+              <w:rPr>
+                <w:rStyle w:val="SourceText"/>
+              </w:rPr>
+              <w:t>unreadable</w:t>
+            </w:r>
+          </w:p>
+        </w:tc>
+        <w:tc>
+          <w:tcPr>
+            <w:tcW w:w="2161" w:type="dxa"/>
+            <w:tcBorders/>
+            <w:vAlign w:val="center"/>
+          </w:tcPr>
+          <w:p>
+            <w:pPr>
+              <w:pStyle w:val="TableContents"/>
+              <w:shd w:fill="2E3440" w:val="clear"/>
+              <w:bidi w:val="0"/>
+              <w:spacing w:before="120" w:after="120"/>
+              <w:jc w:val="left"/>
+              <w:rPr/>
+            </w:pPr>
+            <w:r>
+              <w:rPr/>
+              <w:t>the memory file cannot be read as UTF-8</w:t>
+            </w:r>
+          </w:p>
+        </w:tc>
+        <w:tc>
+          <w:tcPr>
+            <w:tcW w:w="751" w:type="dxa"/>
+            <w:tcBorders/>
+            <w:vAlign w:val="center"/>
+          </w:tcPr>
+          <w:p>
+            <w:pPr>
+              <w:pStyle w:val="TableContents"/>
+              <w:shd w:fill="2E3440" w:val="clear"/>
+              <w:bidi w:val="0"/>
+              <w:spacing w:before="120" w:after="120"/>
+              <w:jc w:val="left"/>
+              <w:rPr/>
+            </w:pPr>
+            <w:r>
+              <w:rPr/>
+              <w:t>1</w:t>
+            </w:r>
+          </w:p>
+        </w:tc>
+      </w:tr>
+    </w:tbl>
+    <w:p>
+      <w:pPr>
+        <w:pStyle w:val="BodyText"/>
+        <w:bidi w:val="0"/>
+        <w:jc w:val="left"/>
+        <w:rPr/>
+      </w:pPr>
+      <w:r>
+        <w:rPr/>
+        <w:t>An unavailable vault is never replaced by another one that happens to hold a note at the same path. This crew version only reads pointers; writing them, and converting existing memories, arrive in later versions.</w:t>
+      </w:r>
+    </w:p>
+    <w:p>
+      <w:pPr>
+        <w:pStyle w:val="Heading2"/>
+        <w:bidi w:val="0"/>
+        <w:ind w:hanging="0" w:left="0" w:right="0"/>
+        <w:jc w:val="left"/>
+        <w:rPr/>
+      </w:pPr>
+      <w:bookmarkStart w:id="12" w:name="confirming-recall-reaches-your-sessions"/>
+      <w:bookmarkEnd w:id="12"/>
+      <w:r>
+        <w:rPr/>
         <w:t>Confirming Recall Reaches Your Sessions</w:t>
       </w:r>
     </w:p>
@@ -2923,8 +3892,8 @@
         <w:jc w:val="left"/>
         <w:rPr/>
       </w:pPr>
-      <w:bookmarkStart w:id="12" w:name="path-scoped-rules-from-the-code-map"/>
-      <w:bookmarkEnd w:id="12"/>
+      <w:bookmarkStart w:id="13" w:name="path-scoped-rules-from-the-code-map"/>
+      <w:bookmarkEnd w:id="13"/>
       <w:r>
         <w:rPr/>
         <w:t>Path-Scoped Rules from the Code Map</w:t>
@@ -3177,8 +4146,8 @@
         <w:jc w:val="left"/>
         <w:rPr/>
       </w:pPr>
-      <w:bookmarkStart w:id="13" w:name="confirming-recall-reaches-your-sessions_"/>
-      <w:bookmarkEnd w:id="13"/>
+      <w:bookmarkStart w:id="14" w:name="confirming-recall-reaches-your-sessions_"/>
+      <w:bookmarkEnd w:id="14"/>
       <w:r>
         <w:rPr/>
         <w:t>Confirming Recall Reaches Your Sessions</w:t>
@@ -3326,8 +4295,8 @@
         <w:jc w:val="left"/>
         <w:rPr/>
       </w:pPr>
-      <w:bookmarkStart w:id="14" w:name="which-channel-reaches-which-agent"/>
-      <w:bookmarkEnd w:id="14"/>
+      <w:bookmarkStart w:id="15" w:name="which-channel-reaches-which-agent"/>
+      <w:bookmarkEnd w:id="15"/>
       <w:r>
         <w:rPr/>
         <w:t>Which Channel Reaches Which Agent</w:t>
@@ -3367,7 +4336,7 @@
     </w:p>
     <w:tbl>
       <w:tblPr>
-        <w:tblW w:w="4848" w:type="dxa"/>
+        <w:tblW w:w="5148" w:type="dxa"/>
         <w:jc w:val="left"/>
         <w:tblInd w:w="0" w:type="dxa"/>
         <w:tblLayout w:type="fixed"/>
@@ -3380,8 +4349,8 @@
       </w:tblPr>
       <w:tblGrid>
         <w:gridCol w:w="2116"/>
-        <w:gridCol w:w="1276"/>
-        <w:gridCol w:w="1456"/>
+        <w:gridCol w:w="1454"/>
+        <w:gridCol w:w="1578"/>
       </w:tblGrid>
       <w:tr>
         <w:trPr>
@@ -3411,7 +4380,7 @@
         </w:tc>
         <w:tc>
           <w:tcPr>
-            <w:tcW w:w="1276" w:type="dxa"/>
+            <w:tcW w:w="1454" w:type="dxa"/>
             <w:tcBorders/>
             <w:vAlign w:val="center"/>
           </w:tcPr>
@@ -3433,7 +4402,7 @@
         </w:tc>
         <w:tc>
           <w:tcPr>
-            <w:tcW w:w="1456" w:type="dxa"/>
+            <w:tcW w:w="1578" w:type="dxa"/>
             <w:tcBorders/>
             <w:vAlign w:val="center"/>
           </w:tcPr>
@@ -3481,7 +4450,7 @@
         </w:tc>
         <w:tc>
           <w:tcPr>
-            <w:tcW w:w="1276" w:type="dxa"/>
+            <w:tcW w:w="1454" w:type="dxa"/>
             <w:tcBorders/>
             <w:vAlign w:val="center"/>
           </w:tcPr>
@@ -3502,7 +4471,7 @@
         </w:tc>
         <w:tc>
           <w:tcPr>
-            <w:tcW w:w="1456" w:type="dxa"/>
+            <w:tcW w:w="1578" w:type="dxa"/>
             <w:tcBorders/>
             <w:vAlign w:val="center"/>
           </w:tcPr>
@@ -3551,7 +4520,7 @@
         </w:tc>
         <w:tc>
           <w:tcPr>
-            <w:tcW w:w="1276" w:type="dxa"/>
+            <w:tcW w:w="1454" w:type="dxa"/>
             <w:tcBorders/>
             <w:vAlign w:val="center"/>
           </w:tcPr>
@@ -3572,7 +4541,7 @@
         </w:tc>
         <w:tc>
           <w:tcPr>
-            <w:tcW w:w="1456" w:type="dxa"/>
+            <w:tcW w:w="1578" w:type="dxa"/>
             <w:tcBorders/>
             <w:vAlign w:val="center"/>
           </w:tcPr>
@@ -3621,7 +4590,7 @@
         </w:tc>
         <w:tc>
           <w:tcPr>
-            <w:tcW w:w="1276" w:type="dxa"/>
+            <w:tcW w:w="1454" w:type="dxa"/>
             <w:tcBorders/>
             <w:vAlign w:val="center"/>
           </w:tcPr>
@@ -3642,7 +4611,7 @@
         </w:tc>
         <w:tc>
           <w:tcPr>
-            <w:tcW w:w="1456" w:type="dxa"/>
+            <w:tcW w:w="1578" w:type="dxa"/>
             <w:tcBorders/>
             <w:vAlign w:val="center"/>
           </w:tcPr>
@@ -3799,8 +4768,8 @@
         <w:jc w:val="left"/>
         <w:rPr/>
       </w:pPr>
-      <w:bookmarkStart w:id="15" w:name="where-recall-comes-from"/>
-      <w:bookmarkEnd w:id="15"/>
+      <w:bookmarkStart w:id="16" w:name="where-recall-comes-from"/>
+      <w:bookmarkEnd w:id="16"/>
       <w:r>
         <w:rPr/>
         <w:t>Where Recall Comes From</w:t>
@@ -4031,8 +5000,8 @@
         <w:jc w:val="left"/>
         <w:rPr/>
       </w:pPr>
-      <w:bookmarkStart w:id="16" w:name="the-seeded-note-proof"/>
-      <w:bookmarkEnd w:id="16"/>
+      <w:bookmarkStart w:id="17" w:name="the-seeded-note-proof"/>
+      <w:bookmarkEnd w:id="17"/>
       <w:r>
         <w:rPr/>
         <w:t>The Seeded-Note Proof</w:t>
@@ -4478,8 +5447,8 @@
         <w:jc w:val="left"/>
         <w:rPr/>
       </w:pPr>
-      <w:bookmarkStart w:id="17" w:name="measured-against-the-real-vault_opspy-re"/>
-      <w:bookmarkEnd w:id="17"/>
+      <w:bookmarkStart w:id="18" w:name="measured-against-the-real-vault_opspy-re"/>
+      <w:bookmarkEnd w:id="18"/>
       <w:r>
         <w:rPr/>
         <w:t xml:space="preserve">Measured against the real </w:t>
@@ -4746,8 +5715,8 @@
         <w:jc w:val="left"/>
         <w:rPr/>
       </w:pPr>
-      <w:bookmarkStart w:id="18" w:name="reading-stats"/>
-      <w:bookmarkEnd w:id="18"/>
+      <w:bookmarkStart w:id="19" w:name="reading-stats"/>
+      <w:bookmarkEnd w:id="19"/>
       <w:r>
         <w:rPr/>
         <w:t xml:space="preserve">Reading </w:t>

--- a/docs/guides/crew/crew-1.0-memory-and-obsidian.docx
+++ b/docs/guides/crew/crew-1.0-memory-and-obsidian.docx
@@ -2988,7 +2988,7 @@
       </w:r>
       <w:r>
         <w:rPr/>
-        <w:t xml:space="preserve"> falls back to crew's </w:t>
+        <w:t xml:space="preserve"> falls back: to crew's </w:t>
       </w:r>
       <w:r>
         <w:rPr>
@@ -2998,6 +2998,26 @@
       </w:r>
       <w:r>
         <w:rPr/>
+        <w:t xml:space="preserve">, then, only when the Obsidian config has no </w:t>
+      </w:r>
+      <w:r>
+        <w:rPr>
+          <w:rStyle w:val="SourceText"/>
+        </w:rPr>
+        <w:t>vaults</w:t>
+      </w:r>
+      <w:r>
+        <w:rPr/>
+        <w:t xml:space="preserve"> block, to its legacy top-level </w:t>
+      </w:r>
+      <w:r>
+        <w:rPr>
+          <w:rStyle w:val="SourceText"/>
+        </w:rPr>
+        <w:t>vaultPath</w:t>
+      </w:r>
+      <w:r>
+        <w:rPr/>
         <w:t xml:space="preserve">. </w:t>
       </w:r>
       <w:r>
@@ -3008,7 +3028,27 @@
       </w:r>
       <w:r>
         <w:rPr/>
-        <w:t xml:space="preserve"> is not used.</w:t>
+        <w:t xml:space="preserve"> is not used. The line is exact: an indented or </w:t>
+      </w:r>
+      <w:r>
+        <w:rPr>
+          <w:rStyle w:val="SourceText"/>
+        </w:rPr>
+        <w:t>Vault:</w:t>
+      </w:r>
+      <w:r>
+        <w:rPr/>
+        <w:t xml:space="preserve"> line is </w:t>
+      </w:r>
+      <w:r>
+        <w:rPr>
+          <w:rStyle w:val="SourceText"/>
+        </w:rPr>
+        <w:t>malformed</w:t>
+      </w:r>
+      <w:r>
+        <w:rPr/>
+        <w:t>, not prose.</w:t>
       </w:r>
     </w:p>
     <w:p>
@@ -3384,7 +3424,17 @@
             </w:r>
             <w:r>
               <w:rPr/>
-              <w:t xml:space="preserve"> line that is not a valid pointer (absolute path, drive, </w:t>
+              <w:t xml:space="preserve"> line, in any case or indent, that is not a valid pointer (absolute path, </w:t>
+            </w:r>
+            <w:r>
+              <w:rPr>
+                <w:rStyle w:val="SourceText"/>
+              </w:rPr>
+              <w:t>:</w:t>
+            </w:r>
+            <w:r>
+              <w:rPr/>
+              <w:t xml:space="preserve">, </w:t>
             </w:r>
             <w:r>
               <w:rPr>
@@ -3394,7 +3444,7 @@
             </w:r>
             <w:r>
               <w:rPr/>
-              <w:t>, a second field)</w:t>
+              <w:t>, a second field, an invisible character)</w:t>
             </w:r>
           </w:p>
         </w:tc>
@@ -3472,7 +3522,17 @@
             </w:r>
             <w:r>
               <w:rPr/>
-              <w:t>, or a config file that does not parse</w:t>
+              <w:t xml:space="preserve">, or a config file that cannot be read, does not parse or has a </w:t>
+            </w:r>
+            <w:r>
+              <w:rPr>
+                <w:rStyle w:val="SourceText"/>
+              </w:rPr>
+              <w:t>vaults</w:t>
+            </w:r>
+            <w:r>
+              <w:rPr/>
+              <w:t xml:space="preserve"> block of the wrong shape</w:t>
             </w:r>
           </w:p>
         </w:tc>
@@ -3818,7 +3878,7 @@
             </w:pPr>
             <w:r>
               <w:rPr/>
-              <w:t>the memory file cannot be read as UTF-8</w:t>
+              <w:t>the memory file cannot be read as UTF-8, or a folder or note inside the vault cannot be read</w:t>
             </w:r>
           </w:p>
         </w:tc>

--- a/docs/guides/crew/crew-1.0-memory-and-obsidian.docx
+++ b/docs/guides/crew/crew-1.0-memory-and-obsidian.docx
@@ -3028,17 +3028,27 @@
       </w:r>
       <w:r>
         <w:rPr/>
-        <w:t xml:space="preserve"> is not used. The line is exact: an indented or </w:t>
-      </w:r>
-      <w:r>
-        <w:rPr>
-          <w:rStyle w:val="SourceText"/>
-        </w:rPr>
-        <w:t>Vault:</w:t>
-      </w:r>
-      <w:r>
-        <w:rPr/>
-        <w:t xml:space="preserve"> line is </w:t>
+        <w:t xml:space="preserve"> is not used. The line is exact and must be the whole body: a first line that starts </w:t>
+      </w:r>
+      <w:r>
+        <w:rPr>
+          <w:rStyle w:val="SourceText"/>
+        </w:rPr>
+        <w:t>vault</w:t>
+      </w:r>
+      <w:r>
+        <w:rPr/>
+        <w:t xml:space="preserve"> and </w:t>
+      </w:r>
+      <w:r>
+        <w:rPr>
+          <w:rStyle w:val="SourceText"/>
+        </w:rPr>
+        <w:t>:</w:t>
+      </w:r>
+      <w:r>
+        <w:rPr/>
+        <w:t xml:space="preserve">, in any case, indent or spacing, and is anything less is </w:t>
       </w:r>
       <w:r>
         <w:rPr>
@@ -3048,7 +3058,67 @@
       </w:r>
       <w:r>
         <w:rPr/>
-        <w:t>, not prose.</w:t>
+        <w:t xml:space="preserve">, not prose. A config file counts as missing only when it is not there at all; one that is there but does not read, parse or have the expected shape (a </w:t>
+      </w:r>
+      <w:r>
+        <w:rPr>
+          <w:rStyle w:val="SourceText"/>
+        </w:rPr>
+        <w:t>vaults</w:t>
+      </w:r>
+      <w:r>
+        <w:rPr/>
+        <w:t xml:space="preserve"> object of objects with a string </w:t>
+      </w:r>
+      <w:r>
+        <w:rPr>
+          <w:rStyle w:val="SourceText"/>
+        </w:rPr>
+        <w:t>path</w:t>
+      </w:r>
+      <w:r>
+        <w:rPr/>
+        <w:t xml:space="preserve">, a string </w:t>
+      </w:r>
+      <w:r>
+        <w:rPr>
+          <w:rStyle w:val="SourceText"/>
+        </w:rPr>
+        <w:t>vaultPath</w:t>
+      </w:r>
+      <w:r>
+        <w:rPr/>
+        <w:t xml:space="preserve">, crew's </w:t>
+      </w:r>
+      <w:r>
+        <w:rPr>
+          <w:rStyle w:val="SourceText"/>
+        </w:rPr>
+        <w:t>memory</w:t>
+      </w:r>
+      <w:r>
+        <w:rPr/>
+        <w:t xml:space="preserve"> an object with a string or null </w:t>
+      </w:r>
+      <w:r>
+        <w:rPr>
+          <w:rStyle w:val="SourceText"/>
+        </w:rPr>
+        <w:t>vaultPath</w:t>
+      </w:r>
+      <w:r>
+        <w:rPr/>
+        <w:t xml:space="preserve">) is </w:t>
+      </w:r>
+      <w:r>
+        <w:rPr>
+          <w:rStyle w:val="SourceText"/>
+        </w:rPr>
+        <w:t>no-vault-config</w:t>
+      </w:r>
+      <w:r>
+        <w:rPr/>
+        <w:t>, naming the field.</w:t>
       </w:r>
     </w:p>
     <w:p>
@@ -3424,7 +3494,7 @@
             </w:r>
             <w:r>
               <w:rPr/>
-              <w:t xml:space="preserve"> line, in any case or indent, that is not a valid pointer (absolute path, </w:t>
+              <w:t xml:space="preserve"> first line, in any case, indent or spacing, that is not a valid pointer alone in the body (absolute path, </w:t>
             </w:r>
             <w:r>
               <w:rPr>
@@ -3522,17 +3592,7 @@
             </w:r>
             <w:r>
               <w:rPr/>
-              <w:t xml:space="preserve">, or a config file that cannot be read, does not parse or has a </w:t>
-            </w:r>
-            <w:r>
-              <w:rPr>
-                <w:rStyle w:val="SourceText"/>
-              </w:rPr>
-              <w:t>vaults</w:t>
-            </w:r>
-            <w:r>
-              <w:rPr/>
-              <w:t xml:space="preserve"> block of the wrong shape</w:t>
+              <w:t>, or a config file that cannot be read, does not parse or has a field of the wrong shape</w:t>
             </w:r>
           </w:p>
         </w:tc>
@@ -3878,7 +3938,17 @@
             </w:pPr>
             <w:r>
               <w:rPr/>
-              <w:t>the memory file cannot be read as UTF-8, or a folder or note inside the vault cannot be read</w:t>
+              <w:t>the memory file is not a regular file readable as UTF-8 (</w:t>
+            </w:r>
+            <w:r>
+              <w:rPr>
+                <w:rStyle w:val="SourceText"/>
+              </w:rPr>
+              <w:t>check</w:t>
+            </w:r>
+            <w:r>
+              <w:rPr/>
+              <w:t xml:space="preserve"> never opens a FIFO, device or directory), or a folder or note inside the vault cannot be read or opened</w:t>
             </w:r>
           </w:p>
         </w:tc>

--- a/docs/guides/crew/crew-1.0-memory-and-obsidian.docx
+++ b/docs/guides/crew/crew-1.0-memory-and-obsidian.docx
@@ -3048,7 +3048,27 @@
       </w:r>
       <w:r>
         <w:rPr/>
-        <w:t xml:space="preserve">, in any case, indent or spacing, and is anything less is </w:t>
+        <w:t xml:space="preserve">, in any case, indent or spacing, and also holds </w:t>
+      </w:r>
+      <w:r>
+        <w:rPr>
+          <w:rStyle w:val="SourceText"/>
+        </w:rPr>
+        <w:t>note:</w:t>
+      </w:r>
+      <w:r>
+        <w:rPr/>
+        <w:t xml:space="preserve"> or </w:t>
+      </w:r>
+      <w:r>
+        <w:rPr>
+          <w:rStyle w:val="SourceText"/>
+        </w:rPr>
+        <w:t>|</w:t>
+      </w:r>
+      <w:r>
+        <w:rPr/>
+        <w:t xml:space="preserve">, is a pointer attempt, and anything less is </w:t>
       </w:r>
       <w:r>
         <w:rPr>
@@ -3058,7 +3078,37 @@
       </w:r>
       <w:r>
         <w:rPr/>
-        <w:t xml:space="preserve">, not prose. A config file counts as missing only when it is not there at all; one that is there but does not read, parse or have the expected shape (a </w:t>
+        <w:t xml:space="preserve">. Without </w:t>
+      </w:r>
+      <w:r>
+        <w:rPr>
+          <w:rStyle w:val="SourceText"/>
+        </w:rPr>
+        <w:t>note:</w:t>
+      </w:r>
+      <w:r>
+        <w:rPr/>
+        <w:t xml:space="preserve"> or </w:t>
+      </w:r>
+      <w:r>
+        <w:rPr>
+          <w:rStyle w:val="SourceText"/>
+        </w:rPr>
+        <w:t>|</w:t>
+      </w:r>
+      <w:r>
+        <w:rPr/>
+        <w:t xml:space="preserve"> the line is prose: </w:t>
+      </w:r>
+      <w:r>
+        <w:rPr>
+          <w:rStyle w:val="SourceText"/>
+        </w:rPr>
+        <w:t>Vault: keep client notes in the work vault</w:t>
+      </w:r>
+      <w:r>
+        <w:rPr/>
+        <w:t xml:space="preserve"> is a memory, not a pointer. A config file counts as missing only when it is not there at all; one that is there but does not read, parse or have the expected shape (a </w:t>
       </w:r>
       <w:r>
         <w:rPr>
@@ -3108,7 +3158,7 @@
       </w:r>
       <w:r>
         <w:rPr/>
-        <w:t xml:space="preserve">) is </w:t>
+        <w:t xml:space="preserve">; no duplicate key, not nested too deep, at most 1 MiB) is </w:t>
       </w:r>
       <w:r>
         <w:rPr>
@@ -3118,7 +3168,17 @@
       </w:r>
       <w:r>
         <w:rPr/>
-        <w:t>, naming the field.</w:t>
+        <w:t xml:space="preserve">, naming the field. A bad Obsidian config stops every name; a bad crew config stops </w:t>
+      </w:r>
+      <w:r>
+        <w:rPr>
+          <w:rStyle w:val="SourceText"/>
+        </w:rPr>
+        <w:t>memory</w:t>
+      </w:r>
+      <w:r>
+        <w:rPr/>
+        <w:t>, the one name it can answer for, and any name when there is no Obsidian config to say which failure applies.</w:t>
       </w:r>
     </w:p>
     <w:p>

--- a/docs/guides/crew/crew-1.0-memory-and-obsidian.docx
+++ b/docs/guides/crew/crew-1.0-memory-and-obsidian.docx
@@ -3048,7 +3048,7 @@
       </w:r>
       <w:r>
         <w:rPr/>
-        <w:t xml:space="preserve">, in any case, indent or spacing, and also holds </w:t>
+        <w:t xml:space="preserve">, in any case, indent or spacing, is a pointer attempt when </w:t>
       </w:r>
       <w:r>
         <w:rPr>
@@ -3068,7 +3068,27 @@
       </w:r>
       <w:r>
         <w:rPr/>
-        <w:t xml:space="preserve">, is a pointer attempt, and anything less is </w:t>
+        <w:t xml:space="preserve"> appears anywhere in the body (a pointer wrapped before its </w:t>
+      </w:r>
+      <w:r>
+        <w:rPr>
+          <w:rStyle w:val="SourceText"/>
+        </w:rPr>
+        <w:t>|</w:t>
+      </w:r>
+      <w:r>
+        <w:rPr/>
+        <w:t xml:space="preserve"> included) or the line is a bare vault name alone (</w:t>
+      </w:r>
+      <w:r>
+        <w:rPr>
+          <w:rStyle w:val="SourceText"/>
+        </w:rPr>
+        <w:t>vault: work</w:t>
+      </w:r>
+      <w:r>
+        <w:rPr/>
+        <w:t xml:space="preserve">); anything less than the full grammar is then </w:t>
       </w:r>
       <w:r>
         <w:rPr>
@@ -3078,27 +3098,7 @@
       </w:r>
       <w:r>
         <w:rPr/>
-        <w:t xml:space="preserve">. Without </w:t>
-      </w:r>
-      <w:r>
-        <w:rPr>
-          <w:rStyle w:val="SourceText"/>
-        </w:rPr>
-        <w:t>note:</w:t>
-      </w:r>
-      <w:r>
-        <w:rPr/>
-        <w:t xml:space="preserve"> or </w:t>
-      </w:r>
-      <w:r>
-        <w:rPr>
-          <w:rStyle w:val="SourceText"/>
-        </w:rPr>
-        <w:t>|</w:t>
-      </w:r>
-      <w:r>
-        <w:rPr/>
-        <w:t xml:space="preserve"> the line is prose: </w:t>
+        <w:t xml:space="preserve">. With neither the line is prose: </w:t>
       </w:r>
       <w:r>
         <w:rPr>

--- a/docs/guides/crew/crew-1.0-memory-and-obsidian.docx
+++ b/docs/guides/crew/crew-1.0-memory-and-obsidian.docx
@@ -3068,7 +3068,7 @@
       </w:r>
       <w:r>
         <w:rPr/>
-        <w:t xml:space="preserve"> appears anywhere in the body (a pointer wrapped before its </w:t>
+        <w:t xml:space="preserve"> is on that line, or the next line starts with </w:t>
       </w:r>
       <w:r>
         <w:rPr>
@@ -3078,7 +3078,27 @@
       </w:r>
       <w:r>
         <w:rPr/>
-        <w:t xml:space="preserve"> included) or the line is a bare vault name alone (</w:t>
+        <w:t xml:space="preserve"> or </w:t>
+      </w:r>
+      <w:r>
+        <w:rPr>
+          <w:rStyle w:val="SourceText"/>
+        </w:rPr>
+        <w:t>note:</w:t>
+      </w:r>
+      <w:r>
+        <w:rPr/>
+        <w:t xml:space="preserve"> (a pointer wrapped before its </w:t>
+      </w:r>
+      <w:r>
+        <w:rPr>
+          <w:rStyle w:val="SourceText"/>
+        </w:rPr>
+        <w:t>|</w:t>
+      </w:r>
+      <w:r>
+        <w:rPr/>
+        <w:t>), or the line is a bare vault name alone (</w:t>
       </w:r>
       <w:r>
         <w:rPr>
@@ -3088,7 +3108,17 @@
       </w:r>
       <w:r>
         <w:rPr/>
-        <w:t xml:space="preserve">); anything less than the full grammar is then </w:t>
+        <w:t xml:space="preserve">); a table or a </w:t>
+      </w:r>
+      <w:r>
+        <w:rPr>
+          <w:rStyle w:val="SourceText"/>
+        </w:rPr>
+        <w:t>Note:</w:t>
+      </w:r>
+      <w:r>
+        <w:rPr/>
+        <w:t xml:space="preserve"> line further down does not count; anything less than the full grammar is then </w:t>
       </w:r>
       <w:r>
         <w:rPr>

--- a/docs/guides/crew/crew-1.0-memory-and-obsidian.docx
+++ b/docs/guides/crew/crew-1.0-memory-and-obsidian.docx
@@ -3990,6 +3990,68 @@
       <w:r>
         <w:rPr/>
         <w:t xml:space="preserve">. If the plugin is missing, or the CLI fails, times out or prints something other than JSON, the session goes on without recall and the log records a miss with the reason. </w:t>
+      </w:r>
+    </w:p>
+    <w:p>
+      <w:pPr>
+        <w:pStyle w:val="BodyText"/>
+        <w:numPr>
+          <w:ilvl w:val="0"/>
+          <w:numId w:val="4"/>
+        </w:numPr>
+        <w:tabs>
+          <w:tab w:val="clear" w:pos="1134"/>
+          <w:tab w:val="left" w:pos="829" w:leader="none"/>
+        </w:tabs>
+        <w:bidi w:val="0"/>
+        <w:spacing w:before="120" w:after="0"/>
+        <w:ind w:hanging="283" w:left="829"/>
+        <w:jc w:val="left"/>
+        <w:rPr/>
+      </w:pPr>
+      <w:r>
+        <w:rPr/>
+        <w:t xml:space="preserve">An empty recall can be the CLI working as meant: it skips stop words, needs more than one matching word for a query of three or more words, and never reads </w:t>
+      </w:r>
+      <w:r>
+        <w:rPr>
+          <w:rStyle w:val="SourceText"/>
+        </w:rPr>
+        <w:t>wiki/sessions/archive/</w:t>
+      </w:r>
+      <w:r>
+        <w:rPr/>
+        <w:t xml:space="preserve"> or the vault's </w:t>
+      </w:r>
+      <w:r>
+        <w:rPr>
+          <w:rStyle w:val="SourceText"/>
+        </w:rPr>
+        <w:t>userIgnoreFilters</w:t>
+      </w:r>
+      <w:r>
+        <w:rPr/>
+        <w:t xml:space="preserve"> folders. To check whether a note is there but held back, run the CLI with </w:t>
+      </w:r>
+      <w:r>
+        <w:rPr>
+          <w:rStyle w:val="SourceText"/>
+        </w:rPr>
+        <w:t>--min-terms 1</w:t>
+      </w:r>
+      <w:r>
+        <w:rPr/>
+        <w:t xml:space="preserve"> (no floor) and </w:t>
+      </w:r>
+      <w:r>
+        <w:rPr>
+          <w:rStyle w:val="SourceText"/>
+        </w:rPr>
+        <w:t>--include-excluded</w:t>
+      </w:r>
+      <w:r>
+        <w:rPr/>
+        <w:t xml:space="preserve"> (every folder). </w:t>
       </w:r>
     </w:p>
     <w:p>

--- a/docs/guides/crew/crew-1.0-memory-and-obsidian.docx
+++ b/docs/guides/crew/crew-1.0-memory-and-obsidian.docx
@@ -3105,6 +3105,16 @@
           <w:rStyle w:val="SourceText"/>
         </w:rPr>
         <w:t>vault: work</w:t>
+      </w:r>
+      <w:r>
+        <w:rPr/>
+        <w:t>) or nothing after the colon (</w:t>
+      </w:r>
+      <w:r>
+        <w:rPr>
+          <w:rStyle w:val="SourceText"/>
+        </w:rPr>
+        <w:t>vault:</w:t>
       </w:r>
       <w:r>
         <w:rPr/>

--- a/docs/guides/crew/crew-1.0-memory-and-obsidian.docx
+++ b/docs/guides/crew/crew-1.0-memory-and-obsidian.docx
@@ -4074,7 +4074,984 @@
       </w:pPr>
       <w:r>
         <w:rPr/>
-        <w:t>An unavailable vault is never replaced by another one that happens to hold a note at the same path. This crew version only reads pointers; writing them, and converting existing memories, arrive in later versions.</w:t>
+        <w:t>An unavailable vault is never replaced by another one that happens to hold a note at the same path.</w:t>
+      </w:r>
+    </w:p>
+    <w:p>
+      <w:pPr>
+        <w:pStyle w:val="Heading3"/>
+        <w:bidi w:val="0"/>
+        <w:ind w:hanging="0" w:left="0" w:right="0"/>
+        <w:jc w:val="left"/>
+        <w:rPr/>
+      </w:pPr>
+      <w:bookmarkStart w:id="12" w:name="saving-a-memory-as-a-pointer"/>
+      <w:bookmarkEnd w:id="12"/>
+      <w:r>
+        <w:rPr/>
+        <w:t>Saving a Memory as a Pointer</w:t>
+      </w:r>
+    </w:p>
+    <w:p>
+      <w:pPr>
+        <w:pStyle w:val="BodyText"/>
+        <w:bidi w:val="0"/>
+        <w:jc w:val="left"/>
+        <w:rPr/>
+      </w:pPr>
+      <w:r>
+        <w:rPr>
+          <w:rStyle w:val="SourceText"/>
+        </w:rPr>
+        <w:t>save</w:t>
+      </w:r>
+      <w:r>
+        <w:rPr/>
+        <w:t xml:space="preserve"> turns one memory that holds its full text into a pointer, note first:</w:t>
+      </w:r>
+    </w:p>
+    <w:p>
+      <w:pPr>
+        <w:pStyle w:val="PreformattedText"/>
+        <w:bidi w:val="0"/>
+        <w:jc w:val="left"/>
+        <w:rPr/>
+      </w:pPr>
+      <w:r>
+        <w:rPr>
+          <w:rStyle w:val="SourceText"/>
+        </w:rPr>
+        <w:t>python3 plugin/crew/hooks/scripts/crew_memory.py save --file &lt;memory file&gt; --tag &lt;tag&gt;</w:t>
+      </w:r>
+    </w:p>
+    <w:p>
+      <w:pPr>
+        <w:pStyle w:val="PreformattedText"/>
+        <w:bidi w:val="0"/>
+        <w:jc w:val="left"/>
+        <w:rPr/>
+      </w:pPr>
+      <w:r>
+        <w:rPr>
+          <w:rStyle w:val="SourceText"/>
+        </w:rPr>
+        <w:t>python3 plugin/crew/hooks/scripts/crew_memory.py save --file &lt;memory file&gt; --tag &lt;tag&gt; --apply</w:t>
+      </w:r>
+    </w:p>
+    <w:p>
+      <w:pPr>
+        <w:pStyle w:val="BodyText"/>
+        <w:bidi w:val="0"/>
+        <w:jc w:val="left"/>
+        <w:rPr/>
+      </w:pPr>
+      <w:r>
+        <w:rPr/>
+        <w:t xml:space="preserve">Without </w:t>
+      </w:r>
+      <w:r>
+        <w:rPr>
+          <w:rStyle w:val="SourceText"/>
+        </w:rPr>
+        <w:t>--apply</w:t>
+      </w:r>
+      <w:r>
+        <w:rPr/>
+        <w:t xml:space="preserve"> it prints the plan (the vault, the note, </w:t>
+      </w:r>
+      <w:r>
+        <w:rPr>
+          <w:rStyle w:val="SourceText"/>
+        </w:rPr>
+        <w:t>create</w:t>
+      </w:r>
+      <w:r>
+        <w:rPr/>
+        <w:t xml:space="preserve">, </w:t>
+      </w:r>
+      <w:r>
+        <w:rPr>
+          <w:rStyle w:val="SourceText"/>
+        </w:rPr>
+        <w:t>append</w:t>
+      </w:r>
+      <w:r>
+        <w:rPr/>
+        <w:t xml:space="preserve"> or </w:t>
+      </w:r>
+      <w:r>
+        <w:rPr>
+          <w:rStyle w:val="SourceText"/>
+        </w:rPr>
+        <w:t>unchanged</w:t>
+      </w:r>
+      <w:r>
+        <w:rPr/>
+        <w:t xml:space="preserve">, and the pointer line) and writes nothing. Read your vault's own </w:t>
+      </w:r>
+      <w:r>
+        <w:rPr>
+          <w:rStyle w:val="SourceText"/>
+        </w:rPr>
+        <w:t>CLAUDE.md</w:t>
+      </w:r>
+      <w:r>
+        <w:rPr/>
+        <w:t xml:space="preserve"> for its folders and tags first; </w:t>
+      </w:r>
+      <w:r>
+        <w:rPr>
+          <w:rStyle w:val="SourceText"/>
+        </w:rPr>
+        <w:t>--note</w:t>
+      </w:r>
+      <w:r>
+        <w:rPr/>
+        <w:t xml:space="preserve">, </w:t>
+      </w:r>
+      <w:r>
+        <w:rPr>
+          <w:rStyle w:val="SourceText"/>
+        </w:rPr>
+        <w:t>--title</w:t>
+      </w:r>
+      <w:r>
+        <w:rPr/>
+        <w:t xml:space="preserve">, </w:t>
+      </w:r>
+      <w:r>
+        <w:rPr>
+          <w:rStyle w:val="SourceText"/>
+        </w:rPr>
+        <w:t>--type</w:t>
+      </w:r>
+      <w:r>
+        <w:rPr/>
+        <w:t xml:space="preserve"> (</w:t>
+      </w:r>
+      <w:r>
+        <w:rPr>
+          <w:rStyle w:val="SourceText"/>
+        </w:rPr>
+        <w:t>concept</w:t>
+      </w:r>
+      <w:r>
+        <w:rPr/>
+        <w:t xml:space="preserve"> by default) and </w:t>
+      </w:r>
+      <w:r>
+        <w:rPr>
+          <w:rStyle w:val="SourceText"/>
+        </w:rPr>
+        <w:t>--project</w:t>
+      </w:r>
+      <w:r>
+        <w:rPr/>
+        <w:t xml:space="preserve"> change the defaults (</w:t>
+      </w:r>
+      <w:r>
+        <w:rPr>
+          <w:rStyle w:val="SourceText"/>
+        </w:rPr>
+        <w:t>memories/&lt;project&gt;/&lt;title&gt;.md</w:t>
+      </w:r>
+      <w:r>
+        <w:rPr/>
+        <w:t xml:space="preserve">, the title taken from the memory's </w:t>
+      </w:r>
+      <w:r>
+        <w:rPr>
+          <w:rStyle w:val="SourceText"/>
+        </w:rPr>
+        <w:t>name:</w:t>
+      </w:r>
+      <w:r>
+        <w:rPr/>
+        <w:t xml:space="preserve"> line).</w:t>
+      </w:r>
+    </w:p>
+    <w:p>
+      <w:pPr>
+        <w:pStyle w:val="BodyText"/>
+        <w:bidi w:val="0"/>
+        <w:jc w:val="left"/>
+        <w:rPr/>
+      </w:pPr>
+      <w:r>
+        <w:rPr/>
+        <w:t xml:space="preserve">It writes only to the one writable vault: the vault with role </w:t>
+      </w:r>
+      <w:r>
+        <w:rPr>
+          <w:rStyle w:val="SourceText"/>
+        </w:rPr>
+        <w:t>primary</w:t>
+      </w:r>
+      <w:r>
+        <w:rPr/>
+        <w:t xml:space="preserve"> (without roles, the </w:t>
+      </w:r>
+      <w:r>
+        <w:rPr>
+          <w:rStyle w:val="SourceText"/>
+        </w:rPr>
+        <w:t>default: true</w:t>
+      </w:r>
+      <w:r>
+        <w:rPr/>
+        <w:t xml:space="preserve"> vault, else the first; with no </w:t>
+      </w:r>
+      <w:r>
+        <w:rPr>
+          <w:rStyle w:val="SourceText"/>
+        </w:rPr>
+        <w:t>vaults</w:t>
+      </w:r>
+      <w:r>
+        <w:rPr/>
+        <w:t xml:space="preserve"> block, </w:t>
+      </w:r>
+      <w:r>
+        <w:rPr>
+          <w:rStyle w:val="SourceText"/>
+        </w:rPr>
+        <w:t>memory</w:t>
+      </w:r>
+      <w:r>
+        <w:rPr/>
+        <w:t xml:space="preserve">). The folder must hold </w:t>
+      </w:r>
+      <w:r>
+        <w:rPr>
+          <w:rStyle w:val="SourceText"/>
+        </w:rPr>
+        <w:t>.obsidian/</w:t>
+      </w:r>
+      <w:r>
+        <w:rPr/>
+        <w:t xml:space="preserve">. A </w:t>
+      </w:r>
+      <w:r>
+        <w:rPr>
+          <w:rStyle w:val="SourceText"/>
+        </w:rPr>
+        <w:t>recall</w:t>
+      </w:r>
+      <w:r>
+        <w:rPr/>
+        <w:t xml:space="preserve"> or </w:t>
+      </w:r>
+      <w:r>
+        <w:rPr>
+          <w:rStyle w:val="SourceText"/>
+        </w:rPr>
+        <w:t>ignore</w:t>
+      </w:r>
+      <w:r>
+        <w:rPr/>
+        <w:t xml:space="preserve"> vault is never written, and a primary that is not mounted is reported, not replaced. The note gets the vault's six frontmatter keys plus </w:t>
+      </w:r>
+      <w:r>
+        <w:rPr>
+          <w:rStyle w:val="SourceText"/>
+        </w:rPr>
+        <w:t>project</w:t>
+      </w:r>
+      <w:r>
+        <w:rPr/>
+        <w:t xml:space="preserve"> and </w:t>
+      </w:r>
+      <w:r>
+        <w:rPr>
+          <w:rStyle w:val="SourceText"/>
+        </w:rPr>
+        <w:t>memory_id</w:t>
+      </w:r>
+      <w:r>
+        <w:rPr/>
+        <w:t xml:space="preserve">; saving the same memory again appends a dated </w:t>
+      </w:r>
+      <w:r>
+        <w:rPr>
+          <w:rStyle w:val="SourceText"/>
+        </w:rPr>
+        <w:t>## Update</w:t>
+      </w:r>
+      <w:r>
+        <w:rPr/>
+        <w:t xml:space="preserve"> passage, and a note that belongs to another memory is a </w:t>
+      </w:r>
+      <w:r>
+        <w:rPr>
+          <w:rStyle w:val="SourceText"/>
+        </w:rPr>
+        <w:t>collision</w:t>
+      </w:r>
+      <w:r>
+        <w:rPr/>
+        <w:t>.</w:t>
+      </w:r>
+    </w:p>
+    <w:p>
+      <w:pPr>
+        <w:pStyle w:val="BodyText"/>
+        <w:bidi w:val="0"/>
+        <w:jc w:val="left"/>
+        <w:rPr/>
+      </w:pPr>
+      <w:r>
+        <w:rPr/>
+        <w:t xml:space="preserve">The order is the point. The note is written through a temp file, read back, and the pointer resolved; only then is the memory's body replaced, its frontmatter kept byte for byte, through a temp file and a rename. Any refusal or failure prints </w:t>
+      </w:r>
+      <w:r>
+        <w:rPr>
+          <w:rStyle w:val="SourceText"/>
+        </w:rPr>
+        <w:t>kept-full-text: &lt;reason&gt;</w:t>
+      </w:r>
+      <w:r>
+        <w:rPr/>
+        <w:t xml:space="preserve"> and leaves the memory exactly as it was:</w:t>
+      </w:r>
+    </w:p>
+    <w:tbl>
+      <w:tblPr>
+        <w:tblW w:w="5148" w:type="dxa"/>
+        <w:jc w:val="left"/>
+        <w:tblInd w:w="0" w:type="dxa"/>
+        <w:tblLayout w:type="fixed"/>
+        <w:tblCellMar>
+          <w:top w:w="28" w:type="dxa"/>
+          <w:left w:w="28" w:type="dxa"/>
+          <w:bottom w:w="28" w:type="dxa"/>
+          <w:right w:w="28" w:type="dxa"/>
+        </w:tblCellMar>
+      </w:tblPr>
+      <w:tblGrid>
+        <w:gridCol w:w="2832"/>
+        <w:gridCol w:w="1564"/>
+        <w:gridCol w:w="752"/>
+      </w:tblGrid>
+      <w:tr>
+        <w:trPr>
+          <w:tblHeader w:val="true"/>
+        </w:trPr>
+        <w:tc>
+          <w:tcPr>
+            <w:tcW w:w="2832" w:type="dxa"/>
+            <w:tcBorders/>
+            <w:vAlign w:val="center"/>
+          </w:tcPr>
+          <w:p>
+            <w:pPr>
+              <w:pStyle w:val="TableHeading"/>
+              <w:suppressLineNumbers/>
+              <w:shd w:fill="434C5E" w:val="clear"/>
+              <w:bidi w:val="0"/>
+              <w:spacing w:before="120" w:after="120"/>
+              <w:jc w:val="left"/>
+              <w:rPr/>
+            </w:pPr>
+            <w:r>
+              <w:rPr/>
+              <w:t>state</w:t>
+            </w:r>
+          </w:p>
+        </w:tc>
+        <w:tc>
+          <w:tcPr>
+            <w:tcW w:w="1564" w:type="dxa"/>
+            <w:tcBorders/>
+            <w:vAlign w:val="center"/>
+          </w:tcPr>
+          <w:p>
+            <w:pPr>
+              <w:pStyle w:val="TableHeading"/>
+              <w:suppressLineNumbers/>
+              <w:shd w:fill="434C5E" w:val="clear"/>
+              <w:bidi w:val="0"/>
+              <w:spacing w:before="120" w:after="120"/>
+              <w:jc w:val="left"/>
+              <w:rPr/>
+            </w:pPr>
+            <w:r>
+              <w:rPr/>
+              <w:t>memory file</w:t>
+            </w:r>
+          </w:p>
+        </w:tc>
+        <w:tc>
+          <w:tcPr>
+            <w:tcW w:w="752" w:type="dxa"/>
+            <w:tcBorders/>
+            <w:vAlign w:val="center"/>
+          </w:tcPr>
+          <w:p>
+            <w:pPr>
+              <w:pStyle w:val="TableHeading"/>
+              <w:suppressLineNumbers/>
+              <w:shd w:fill="434C5E" w:val="clear"/>
+              <w:bidi w:val="0"/>
+              <w:spacing w:before="120" w:after="120"/>
+              <w:jc w:val="left"/>
+              <w:rPr/>
+            </w:pPr>
+            <w:r>
+              <w:rPr/>
+              <w:t>exit</w:t>
+            </w:r>
+          </w:p>
+        </w:tc>
+      </w:tr>
+      <w:tr>
+        <w:trPr/>
+        <w:tc>
+          <w:tcPr>
+            <w:tcW w:w="2832" w:type="dxa"/>
+            <w:tcBorders/>
+            <w:vAlign w:val="center"/>
+          </w:tcPr>
+          <w:p>
+            <w:pPr>
+              <w:pStyle w:val="TableContents"/>
+              <w:shd w:fill="2E3440" w:val="clear"/>
+              <w:bidi w:val="0"/>
+              <w:spacing w:before="120" w:after="120"/>
+              <w:jc w:val="left"/>
+              <w:rPr/>
+            </w:pPr>
+            <w:r>
+              <w:rPr>
+                <w:rStyle w:val="SourceText"/>
+              </w:rPr>
+              <w:t>pointer-written</w:t>
+            </w:r>
+          </w:p>
+        </w:tc>
+        <w:tc>
+          <w:tcPr>
+            <w:tcW w:w="1564" w:type="dxa"/>
+            <w:tcBorders/>
+            <w:vAlign w:val="center"/>
+          </w:tcPr>
+          <w:p>
+            <w:pPr>
+              <w:pStyle w:val="TableContents"/>
+              <w:shd w:fill="2E3440" w:val="clear"/>
+              <w:bidi w:val="0"/>
+              <w:spacing w:before="120" w:after="120"/>
+              <w:jc w:val="left"/>
+              <w:rPr/>
+            </w:pPr>
+            <w:r>
+              <w:rPr/>
+              <w:t>body replaced by the pointer</w:t>
+            </w:r>
+          </w:p>
+        </w:tc>
+        <w:tc>
+          <w:tcPr>
+            <w:tcW w:w="752" w:type="dxa"/>
+            <w:tcBorders/>
+            <w:vAlign w:val="center"/>
+          </w:tcPr>
+          <w:p>
+            <w:pPr>
+              <w:pStyle w:val="TableContents"/>
+              <w:shd w:fill="2E3440" w:val="clear"/>
+              <w:bidi w:val="0"/>
+              <w:spacing w:before="120" w:after="120"/>
+              <w:jc w:val="left"/>
+              <w:rPr/>
+            </w:pPr>
+            <w:r>
+              <w:rPr/>
+              <w:t>0</w:t>
+            </w:r>
+          </w:p>
+        </w:tc>
+      </w:tr>
+      <w:tr>
+        <w:trPr/>
+        <w:tc>
+          <w:tcPr>
+            <w:tcW w:w="2832" w:type="dxa"/>
+            <w:tcBorders/>
+            <w:vAlign w:val="center"/>
+          </w:tcPr>
+          <w:p>
+            <w:pPr>
+              <w:pStyle w:val="TableContents"/>
+              <w:shd w:fill="2E3440" w:val="clear"/>
+              <w:bidi w:val="0"/>
+              <w:spacing w:before="120" w:after="120"/>
+              <w:jc w:val="left"/>
+              <w:rPr/>
+            </w:pPr>
+            <w:r>
+              <w:rPr>
+                <w:rStyle w:val="SourceText"/>
+              </w:rPr>
+              <w:t>already-pointer</w:t>
+            </w:r>
+          </w:p>
+        </w:tc>
+        <w:tc>
+          <w:tcPr>
+            <w:tcW w:w="1564" w:type="dxa"/>
+            <w:tcBorders/>
+            <w:vAlign w:val="center"/>
+          </w:tcPr>
+          <w:p>
+            <w:pPr>
+              <w:pStyle w:val="TableContents"/>
+              <w:shd w:fill="2E3440" w:val="clear"/>
+              <w:bidi w:val="0"/>
+              <w:spacing w:before="120" w:after="120"/>
+              <w:jc w:val="left"/>
+              <w:rPr/>
+            </w:pPr>
+            <w:r>
+              <w:rPr/>
+              <w:t>untouched</w:t>
+            </w:r>
+          </w:p>
+        </w:tc>
+        <w:tc>
+          <w:tcPr>
+            <w:tcW w:w="752" w:type="dxa"/>
+            <w:tcBorders/>
+            <w:vAlign w:val="center"/>
+          </w:tcPr>
+          <w:p>
+            <w:pPr>
+              <w:pStyle w:val="TableContents"/>
+              <w:shd w:fill="2E3440" w:val="clear"/>
+              <w:bidi w:val="0"/>
+              <w:spacing w:before="120" w:after="120"/>
+              <w:jc w:val="left"/>
+              <w:rPr/>
+            </w:pPr>
+            <w:r>
+              <w:rPr/>
+              <w:t>0</w:t>
+            </w:r>
+          </w:p>
+        </w:tc>
+      </w:tr>
+      <w:tr>
+        <w:trPr/>
+        <w:tc>
+          <w:tcPr>
+            <w:tcW w:w="2832" w:type="dxa"/>
+            <w:tcBorders/>
+            <w:vAlign w:val="center"/>
+          </w:tcPr>
+          <w:p>
+            <w:pPr>
+              <w:pStyle w:val="TableContents"/>
+              <w:shd w:fill="2E3440" w:val="clear"/>
+              <w:bidi w:val="0"/>
+              <w:spacing w:before="120" w:after="120"/>
+              <w:jc w:val="left"/>
+              <w:rPr/>
+            </w:pPr>
+            <w:r>
+              <w:rPr>
+                <w:rStyle w:val="SourceText"/>
+              </w:rPr>
+              <w:t>kept-full-text: no vault configured</w:t>
+            </w:r>
+          </w:p>
+        </w:tc>
+        <w:tc>
+          <w:tcPr>
+            <w:tcW w:w="1564" w:type="dxa"/>
+            <w:tcBorders/>
+            <w:vAlign w:val="center"/>
+          </w:tcPr>
+          <w:p>
+            <w:pPr>
+              <w:pStyle w:val="TableContents"/>
+              <w:shd w:fill="2E3440" w:val="clear"/>
+              <w:bidi w:val="0"/>
+              <w:spacing w:before="120" w:after="120"/>
+              <w:jc w:val="left"/>
+              <w:rPr/>
+            </w:pPr>
+            <w:r>
+              <w:rPr/>
+              <w:t>untouched</w:t>
+            </w:r>
+          </w:p>
+        </w:tc>
+        <w:tc>
+          <w:tcPr>
+            <w:tcW w:w="752" w:type="dxa"/>
+            <w:tcBorders/>
+            <w:vAlign w:val="center"/>
+          </w:tcPr>
+          <w:p>
+            <w:pPr>
+              <w:pStyle w:val="TableContents"/>
+              <w:shd w:fill="2E3440" w:val="clear"/>
+              <w:bidi w:val="0"/>
+              <w:spacing w:before="120" w:after="120"/>
+              <w:jc w:val="left"/>
+              <w:rPr/>
+            </w:pPr>
+            <w:r>
+              <w:rPr/>
+              <w:t>0</w:t>
+            </w:r>
+          </w:p>
+        </w:tc>
+      </w:tr>
+      <w:tr>
+        <w:trPr/>
+        <w:tc>
+          <w:tcPr>
+            <w:tcW w:w="2832" w:type="dxa"/>
+            <w:tcBorders/>
+            <w:vAlign w:val="center"/>
+          </w:tcPr>
+          <w:p>
+            <w:pPr>
+              <w:pStyle w:val="TableContents"/>
+              <w:shd w:fill="2E3440" w:val="clear"/>
+              <w:bidi w:val="0"/>
+              <w:spacing w:before="120" w:after="120"/>
+              <w:jc w:val="left"/>
+              <w:rPr/>
+            </w:pPr>
+            <w:r>
+              <w:rPr>
+                <w:rStyle w:val="SourceText"/>
+              </w:rPr>
+              <w:t>kept-full-text: vault unavailable</w:t>
+            </w:r>
+            <w:r>
+              <w:rPr/>
+              <w:t xml:space="preserve">, </w:t>
+            </w:r>
+            <w:r>
+              <w:rPr>
+                <w:rStyle w:val="SourceText"/>
+              </w:rPr>
+              <w:t>no primary</w:t>
+            </w:r>
+            <w:r>
+              <w:rPr/>
+              <w:t xml:space="preserve">, </w:t>
+            </w:r>
+            <w:r>
+              <w:rPr>
+                <w:rStyle w:val="SourceText"/>
+              </w:rPr>
+              <w:t>several primaries</w:t>
+            </w:r>
+            <w:r>
+              <w:rPr/>
+              <w:t xml:space="preserve">, </w:t>
+            </w:r>
+            <w:r>
+              <w:rPr>
+                <w:rStyle w:val="SourceText"/>
+              </w:rPr>
+              <w:t>not a vault</w:t>
+            </w:r>
+            <w:r>
+              <w:rPr/>
+              <w:t xml:space="preserve">, </w:t>
+            </w:r>
+            <w:r>
+              <w:rPr>
+                <w:rStyle w:val="SourceText"/>
+              </w:rPr>
+              <w:t>config unreadable</w:t>
+            </w:r>
+          </w:p>
+        </w:tc>
+        <w:tc>
+          <w:tcPr>
+            <w:tcW w:w="1564" w:type="dxa"/>
+            <w:tcBorders/>
+            <w:vAlign w:val="center"/>
+          </w:tcPr>
+          <w:p>
+            <w:pPr>
+              <w:pStyle w:val="TableContents"/>
+              <w:shd w:fill="2E3440" w:val="clear"/>
+              <w:bidi w:val="0"/>
+              <w:spacing w:before="120" w:after="120"/>
+              <w:jc w:val="left"/>
+              <w:rPr/>
+            </w:pPr>
+            <w:r>
+              <w:rPr/>
+              <w:t>untouched</w:t>
+            </w:r>
+          </w:p>
+        </w:tc>
+        <w:tc>
+          <w:tcPr>
+            <w:tcW w:w="752" w:type="dxa"/>
+            <w:tcBorders/>
+            <w:vAlign w:val="center"/>
+          </w:tcPr>
+          <w:p>
+            <w:pPr>
+              <w:pStyle w:val="TableContents"/>
+              <w:shd w:fill="2E3440" w:val="clear"/>
+              <w:bidi w:val="0"/>
+              <w:spacing w:before="120" w:after="120"/>
+              <w:jc w:val="left"/>
+              <w:rPr/>
+            </w:pPr>
+            <w:r>
+              <w:rPr/>
+              <w:t>1</w:t>
+            </w:r>
+          </w:p>
+        </w:tc>
+      </w:tr>
+      <w:tr>
+        <w:trPr/>
+        <w:tc>
+          <w:tcPr>
+            <w:tcW w:w="2832" w:type="dxa"/>
+            <w:tcBorders/>
+            <w:vAlign w:val="center"/>
+          </w:tcPr>
+          <w:p>
+            <w:pPr>
+              <w:pStyle w:val="TableContents"/>
+              <w:shd w:fill="2E3440" w:val="clear"/>
+              <w:bidi w:val="0"/>
+              <w:spacing w:before="120" w:after="120"/>
+              <w:jc w:val="left"/>
+              <w:rPr/>
+            </w:pPr>
+            <w:r>
+              <w:rPr>
+                <w:rStyle w:val="SourceText"/>
+              </w:rPr>
+              <w:t>kept-full-text: collision</w:t>
+            </w:r>
+            <w:r>
+              <w:rPr/>
+              <w:t xml:space="preserve">, </w:t>
+            </w:r>
+            <w:r>
+              <w:rPr>
+                <w:rStyle w:val="SourceText"/>
+              </w:rPr>
+              <w:t>ascii-required</w:t>
+            </w:r>
+            <w:r>
+              <w:rPr/>
+              <w:t xml:space="preserve">, </w:t>
+            </w:r>
+            <w:r>
+              <w:rPr>
+                <w:rStyle w:val="SourceText"/>
+              </w:rPr>
+              <w:t>outside-vault</w:t>
+            </w:r>
+            <w:r>
+              <w:rPr/>
+              <w:t xml:space="preserve">, </w:t>
+            </w:r>
+            <w:r>
+              <w:rPr>
+                <w:rStyle w:val="SourceText"/>
+              </w:rPr>
+              <w:t>bad-note-path</w:t>
+            </w:r>
+          </w:p>
+        </w:tc>
+        <w:tc>
+          <w:tcPr>
+            <w:tcW w:w="1564" w:type="dxa"/>
+            <w:tcBorders/>
+            <w:vAlign w:val="center"/>
+          </w:tcPr>
+          <w:p>
+            <w:pPr>
+              <w:pStyle w:val="TableContents"/>
+              <w:shd w:fill="2E3440" w:val="clear"/>
+              <w:bidi w:val="0"/>
+              <w:spacing w:before="120" w:after="120"/>
+              <w:jc w:val="left"/>
+              <w:rPr/>
+            </w:pPr>
+            <w:r>
+              <w:rPr/>
+              <w:t>untouched</w:t>
+            </w:r>
+          </w:p>
+        </w:tc>
+        <w:tc>
+          <w:tcPr>
+            <w:tcW w:w="752" w:type="dxa"/>
+            <w:tcBorders/>
+            <w:vAlign w:val="center"/>
+          </w:tcPr>
+          <w:p>
+            <w:pPr>
+              <w:pStyle w:val="TableContents"/>
+              <w:shd w:fill="2E3440" w:val="clear"/>
+              <w:bidi w:val="0"/>
+              <w:spacing w:before="120" w:after="120"/>
+              <w:jc w:val="left"/>
+              <w:rPr/>
+            </w:pPr>
+            <w:r>
+              <w:rPr/>
+              <w:t>1</w:t>
+            </w:r>
+          </w:p>
+        </w:tc>
+      </w:tr>
+      <w:tr>
+        <w:trPr/>
+        <w:tc>
+          <w:tcPr>
+            <w:tcW w:w="2832" w:type="dxa"/>
+            <w:tcBorders/>
+            <w:vAlign w:val="center"/>
+          </w:tcPr>
+          <w:p>
+            <w:pPr>
+              <w:pStyle w:val="TableContents"/>
+              <w:shd w:fill="2E3440" w:val="clear"/>
+              <w:bidi w:val="0"/>
+              <w:spacing w:before="120" w:after="120"/>
+              <w:jc w:val="left"/>
+              <w:rPr/>
+            </w:pPr>
+            <w:r>
+              <w:rPr>
+                <w:rStyle w:val="SourceText"/>
+              </w:rPr>
+              <w:t>kept-full-text: note write failed</w:t>
+            </w:r>
+            <w:r>
+              <w:rPr/>
+              <w:t xml:space="preserve">, </w:t>
+            </w:r>
+            <w:r>
+              <w:rPr>
+                <w:rStyle w:val="SourceText"/>
+              </w:rPr>
+              <w:t>note not readable after write</w:t>
+            </w:r>
+            <w:r>
+              <w:rPr/>
+              <w:t xml:space="preserve">, </w:t>
+            </w:r>
+            <w:r>
+              <w:rPr>
+                <w:rStyle w:val="SourceText"/>
+              </w:rPr>
+              <w:t>pointer write failed</w:t>
+            </w:r>
+            <w:r>
+              <w:rPr/>
+              <w:t xml:space="preserve">, </w:t>
+            </w:r>
+            <w:r>
+              <w:rPr>
+                <w:rStyle w:val="SourceText"/>
+              </w:rPr>
+              <w:t>the memory file changed during save</w:t>
+            </w:r>
+          </w:p>
+        </w:tc>
+        <w:tc>
+          <w:tcPr>
+            <w:tcW w:w="1564" w:type="dxa"/>
+            <w:tcBorders/>
+            <w:vAlign w:val="center"/>
+          </w:tcPr>
+          <w:p>
+            <w:pPr>
+              <w:pStyle w:val="TableContents"/>
+              <w:shd w:fill="2E3440" w:val="clear"/>
+              <w:bidi w:val="0"/>
+              <w:spacing w:before="120" w:after="120"/>
+              <w:jc w:val="left"/>
+              <w:rPr/>
+            </w:pPr>
+            <w:r>
+              <w:rPr/>
+              <w:t>untouched</w:t>
+            </w:r>
+          </w:p>
+        </w:tc>
+        <w:tc>
+          <w:tcPr>
+            <w:tcW w:w="752" w:type="dxa"/>
+            <w:tcBorders/>
+            <w:vAlign w:val="center"/>
+          </w:tcPr>
+          <w:p>
+            <w:pPr>
+              <w:pStyle w:val="TableContents"/>
+              <w:shd w:fill="2E3440" w:val="clear"/>
+              <w:bidi w:val="0"/>
+              <w:spacing w:before="120" w:after="120"/>
+              <w:jc w:val="left"/>
+              <w:rPr/>
+            </w:pPr>
+            <w:r>
+              <w:rPr/>
+              <w:t>1</w:t>
+            </w:r>
+          </w:p>
+        </w:tc>
+      </w:tr>
+    </w:tbl>
+    <w:p>
+      <w:pPr>
+        <w:pStyle w:val="BodyText"/>
+        <w:bidi w:val="0"/>
+        <w:jc w:val="left"/>
+        <w:rPr/>
+      </w:pPr>
+      <w:r>
+        <w:rPr/>
+        <w:t xml:space="preserve">Claude Code 2.1.289 was seen to keep a one-line pointer body across new sessions (it rewrites the frontmatter when it updates the memory, and kept the pointer). If a later version rewrites the body with full text, </w:t>
+      </w:r>
+      <w:r>
+        <w:rPr>
+          <w:rStyle w:val="SourceText"/>
+        </w:rPr>
+        <w:t>check</w:t>
+      </w:r>
+      <w:r>
+        <w:rPr/>
+        <w:t xml:space="preserve"> shows it as </w:t>
+      </w:r>
+      <w:r>
+        <w:rPr>
+          <w:rStyle w:val="SourceText"/>
+        </w:rPr>
+        <w:t>full-text</w:t>
+      </w:r>
+      <w:r>
+        <w:rPr/>
+        <w:t xml:space="preserve"> again; run </w:t>
+      </w:r>
+      <w:r>
+        <w:rPr>
+          <w:rStyle w:val="SourceText"/>
+        </w:rPr>
+        <w:t>save</w:t>
+      </w:r>
+      <w:r>
+        <w:rPr/>
+        <w:t xml:space="preserve"> again. Converting existing memories in bulk arrives in a later version.</w:t>
       </w:r>
     </w:p>
     <w:p>
@@ -4085,8 +5062,8 @@
         <w:jc w:val="left"/>
         <w:rPr/>
       </w:pPr>
-      <w:bookmarkStart w:id="12" w:name="confirming-recall-reaches-your-sessions"/>
-      <w:bookmarkEnd w:id="12"/>
+      <w:bookmarkStart w:id="13" w:name="confirming-recall-reaches-your-sessions"/>
+      <w:bookmarkEnd w:id="13"/>
       <w:r>
         <w:rPr/>
         <w:t>Confirming Recall Reaches Your Sessions</w:t>
@@ -4112,8 +5089,8 @@
         <w:jc w:val="left"/>
         <w:rPr/>
       </w:pPr>
-      <w:bookmarkStart w:id="13" w:name="path-scoped-rules-from-the-code-map"/>
-      <w:bookmarkEnd w:id="13"/>
+      <w:bookmarkStart w:id="14" w:name="path-scoped-rules-from-the-code-map"/>
+      <w:bookmarkEnd w:id="14"/>
       <w:r>
         <w:rPr/>
         <w:t>Path-Scoped Rules from the Code Map</w:t>
@@ -4366,8 +5343,8 @@
         <w:jc w:val="left"/>
         <w:rPr/>
       </w:pPr>
-      <w:bookmarkStart w:id="14" w:name="confirming-recall-reaches-your-sessions_"/>
-      <w:bookmarkEnd w:id="14"/>
+      <w:bookmarkStart w:id="15" w:name="confirming-recall-reaches-your-sessions_"/>
+      <w:bookmarkEnd w:id="15"/>
       <w:r>
         <w:rPr/>
         <w:t>Confirming Recall Reaches Your Sessions</w:t>
@@ -4515,8 +5492,8 @@
         <w:jc w:val="left"/>
         <w:rPr/>
       </w:pPr>
-      <w:bookmarkStart w:id="15" w:name="which-channel-reaches-which-agent"/>
-      <w:bookmarkEnd w:id="15"/>
+      <w:bookmarkStart w:id="16" w:name="which-channel-reaches-which-agent"/>
+      <w:bookmarkEnd w:id="16"/>
       <w:r>
         <w:rPr/>
         <w:t>Which Channel Reaches Which Agent</w:t>
@@ -4988,8 +5965,8 @@
         <w:jc w:val="left"/>
         <w:rPr/>
       </w:pPr>
-      <w:bookmarkStart w:id="16" w:name="where-recall-comes-from"/>
-      <w:bookmarkEnd w:id="16"/>
+      <w:bookmarkStart w:id="17" w:name="where-recall-comes-from"/>
+      <w:bookmarkEnd w:id="17"/>
       <w:r>
         <w:rPr/>
         <w:t>Where Recall Comes From</w:t>
@@ -5220,8 +6197,8 @@
         <w:jc w:val="left"/>
         <w:rPr/>
       </w:pPr>
-      <w:bookmarkStart w:id="17" w:name="the-seeded-note-proof"/>
-      <w:bookmarkEnd w:id="17"/>
+      <w:bookmarkStart w:id="18" w:name="the-seeded-note-proof"/>
+      <w:bookmarkEnd w:id="18"/>
       <w:r>
         <w:rPr/>
         <w:t>The Seeded-Note Proof</w:t>
@@ -5667,8 +6644,8 @@
         <w:jc w:val="left"/>
         <w:rPr/>
       </w:pPr>
-      <w:bookmarkStart w:id="18" w:name="measured-against-the-real-vault_opspy-re"/>
-      <w:bookmarkEnd w:id="18"/>
+      <w:bookmarkStart w:id="19" w:name="measured-against-the-real-vault_opspy-re"/>
+      <w:bookmarkEnd w:id="19"/>
       <w:r>
         <w:rPr/>
         <w:t xml:space="preserve">Measured against the real </w:t>
@@ -5935,8 +6912,8 @@
         <w:jc w:val="left"/>
         <w:rPr/>
       </w:pPr>
-      <w:bookmarkStart w:id="19" w:name="reading-stats"/>
-      <w:bookmarkEnd w:id="19"/>
+      <w:bookmarkStart w:id="20" w:name="reading-stats"/>
+      <w:bookmarkEnd w:id="20"/>
       <w:r>
         <w:rPr/>
         <w:t xml:space="preserve">Reading </w:t>

--- a/docs/guides/crew/crew-1.0-memory-and-obsidian.docx
+++ b/docs/guides/crew/crew-1.0-memory-and-obsidian.docx
@@ -4011,7 +4011,7 @@
       </w:pPr>
       <w:r>
         <w:rPr/>
-        <w:t xml:space="preserve">An empty recall can be the CLI working as meant: it skips stop words, needs more than one matching word for a query of three or more words, and never reads </w:t>
+        <w:t xml:space="preserve">An empty recall can be the CLI working as meant: it skips stop words, needs more than one matching word for a query of three or more words, matches whole words only, and never reads </w:t>
       </w:r>
       <w:r>
         <w:rPr>
@@ -4021,17 +4021,7 @@
       </w:r>
       <w:r>
         <w:rPr/>
-        <w:t xml:space="preserve"> or the vault's </w:t>
-      </w:r>
-      <w:r>
-        <w:rPr>
-          <w:rStyle w:val="SourceText"/>
-        </w:rPr>
-        <w:t>userIgnoreFilters</w:t>
-      </w:r>
-      <w:r>
-        <w:rPr/>
-        <w:t xml:space="preserve"> folders. To check whether a note is there but held back, run the CLI with </w:t>
+        <w:t xml:space="preserve">. To check whether a note is there but held back, run the CLI with </w:t>
       </w:r>
       <w:r>
         <w:rPr>
@@ -4051,7 +4041,7 @@
       </w:r>
       <w:r>
         <w:rPr/>
-        <w:t xml:space="preserve"> (every folder). </w:t>
+        <w:t xml:space="preserve"> (the archive too). </w:t>
       </w:r>
     </w:p>
     <w:p>

--- a/docs/guides/crew/crew-1.0-memory-and-obsidian.docx
+++ b/docs/guides/crew/crew-1.0-memory-and-obsidian.docx
@@ -3144,7 +3144,7 @@
         <w:rPr>
           <w:rStyle w:val="SourceText"/>
         </w:rPr>
-        <w:t>Vault: keep client notes in the work vault</w:t>
+        <w:t>Vault: keep client notes in the work vault, not personal.</w:t>
       </w:r>
       <w:r>
         <w:rPr/>

--- a/docs/guides/crew/crew-1.0-memory-and-obsidian.docx
+++ b/docs/guides/crew/crew-1.0-memory-and-obsidian.docx
@@ -4084,7 +4084,1154 @@
       </w:pPr>
       <w:r>
         <w:rPr/>
-        <w:t>An unavailable vault is never replaced by another one that happens to hold a note at the same path. This crew version only reads pointers; writing them, and converting existing memories, arrive in later versions.</w:t>
+        <w:t>An unavailable vault is never replaced by another one that happens to hold a note at the same path.</w:t>
+      </w:r>
+    </w:p>
+    <w:p>
+      <w:pPr>
+        <w:pStyle w:val="Heading3"/>
+        <w:bidi w:val="0"/>
+        <w:ind w:hanging="0" w:left="0" w:right="0"/>
+        <w:jc w:val="left"/>
+        <w:rPr/>
+      </w:pPr>
+      <w:bookmarkStart w:id="12" w:name="saving-a-memory-as-a-pointer"/>
+      <w:bookmarkEnd w:id="12"/>
+      <w:r>
+        <w:rPr/>
+        <w:t>Saving a Memory as a Pointer</w:t>
+      </w:r>
+    </w:p>
+    <w:p>
+      <w:pPr>
+        <w:pStyle w:val="BodyText"/>
+        <w:bidi w:val="0"/>
+        <w:jc w:val="left"/>
+        <w:rPr/>
+      </w:pPr>
+      <w:r>
+        <w:rPr>
+          <w:rStyle w:val="SourceText"/>
+        </w:rPr>
+        <w:t>save</w:t>
+      </w:r>
+      <w:r>
+        <w:rPr/>
+        <w:t xml:space="preserve"> turns one memory that holds its full text into a pointer, note first:</w:t>
+      </w:r>
+    </w:p>
+    <w:p>
+      <w:pPr>
+        <w:pStyle w:val="PreformattedText"/>
+        <w:bidi w:val="0"/>
+        <w:jc w:val="left"/>
+        <w:rPr/>
+      </w:pPr>
+      <w:r>
+        <w:rPr>
+          <w:rStyle w:val="SourceText"/>
+        </w:rPr>
+        <w:t>python3 plugin/crew/hooks/scripts/crew_memory.py save --file &lt;memory file&gt; --tag &lt;tag&gt;</w:t>
+      </w:r>
+    </w:p>
+    <w:p>
+      <w:pPr>
+        <w:pStyle w:val="PreformattedText"/>
+        <w:bidi w:val="0"/>
+        <w:jc w:val="left"/>
+        <w:rPr/>
+      </w:pPr>
+      <w:r>
+        <w:rPr>
+          <w:rStyle w:val="SourceText"/>
+        </w:rPr>
+        <w:t>python3 plugin/crew/hooks/scripts/crew_memory.py save --file &lt;memory file&gt; --tag &lt;tag&gt; --apply</w:t>
+      </w:r>
+    </w:p>
+    <w:p>
+      <w:pPr>
+        <w:pStyle w:val="BodyText"/>
+        <w:bidi w:val="0"/>
+        <w:jc w:val="left"/>
+        <w:rPr/>
+      </w:pPr>
+      <w:r>
+        <w:rPr/>
+        <w:t xml:space="preserve">Without </w:t>
+      </w:r>
+      <w:r>
+        <w:rPr>
+          <w:rStyle w:val="SourceText"/>
+        </w:rPr>
+        <w:t>--apply</w:t>
+      </w:r>
+      <w:r>
+        <w:rPr/>
+        <w:t xml:space="preserve"> it prints the plan (the vault, the note, </w:t>
+      </w:r>
+      <w:r>
+        <w:rPr>
+          <w:rStyle w:val="SourceText"/>
+        </w:rPr>
+        <w:t>create</w:t>
+      </w:r>
+      <w:r>
+        <w:rPr/>
+        <w:t xml:space="preserve">, </w:t>
+      </w:r>
+      <w:r>
+        <w:rPr>
+          <w:rStyle w:val="SourceText"/>
+        </w:rPr>
+        <w:t>append</w:t>
+      </w:r>
+      <w:r>
+        <w:rPr/>
+        <w:t xml:space="preserve"> or </w:t>
+      </w:r>
+      <w:r>
+        <w:rPr>
+          <w:rStyle w:val="SourceText"/>
+        </w:rPr>
+        <w:t>unchanged</w:t>
+      </w:r>
+      <w:r>
+        <w:rPr/>
+        <w:t xml:space="preserve">, and the pointer line) and writes nothing. Read your vault's own </w:t>
+      </w:r>
+      <w:r>
+        <w:rPr>
+          <w:rStyle w:val="SourceText"/>
+        </w:rPr>
+        <w:t>CLAUDE.md</w:t>
+      </w:r>
+      <w:r>
+        <w:rPr/>
+        <w:t xml:space="preserve"> for its folders and tags first; </w:t>
+      </w:r>
+      <w:r>
+        <w:rPr>
+          <w:rStyle w:val="SourceText"/>
+        </w:rPr>
+        <w:t>--note</w:t>
+      </w:r>
+      <w:r>
+        <w:rPr/>
+        <w:t xml:space="preserve">, </w:t>
+      </w:r>
+      <w:r>
+        <w:rPr>
+          <w:rStyle w:val="SourceText"/>
+        </w:rPr>
+        <w:t>--title</w:t>
+      </w:r>
+      <w:r>
+        <w:rPr/>
+        <w:t xml:space="preserve">, </w:t>
+      </w:r>
+      <w:r>
+        <w:rPr>
+          <w:rStyle w:val="SourceText"/>
+        </w:rPr>
+        <w:t>--type</w:t>
+      </w:r>
+      <w:r>
+        <w:rPr/>
+        <w:t xml:space="preserve"> (</w:t>
+      </w:r>
+      <w:r>
+        <w:rPr>
+          <w:rStyle w:val="SourceText"/>
+        </w:rPr>
+        <w:t>concept</w:t>
+      </w:r>
+      <w:r>
+        <w:rPr/>
+        <w:t xml:space="preserve"> by default) and </w:t>
+      </w:r>
+      <w:r>
+        <w:rPr>
+          <w:rStyle w:val="SourceText"/>
+        </w:rPr>
+        <w:t>--project</w:t>
+      </w:r>
+      <w:r>
+        <w:rPr/>
+        <w:t xml:space="preserve"> change the defaults (</w:t>
+      </w:r>
+      <w:r>
+        <w:rPr>
+          <w:rStyle w:val="SourceText"/>
+        </w:rPr>
+        <w:t>memories/&lt;project&gt;/&lt;title&gt;.md</w:t>
+      </w:r>
+      <w:r>
+        <w:rPr/>
+        <w:t xml:space="preserve">, the title taken from the memory's </w:t>
+      </w:r>
+      <w:r>
+        <w:rPr>
+          <w:rStyle w:val="SourceText"/>
+        </w:rPr>
+        <w:t>name:</w:t>
+      </w:r>
+      <w:r>
+        <w:rPr/>
+        <w:t xml:space="preserve"> line).</w:t>
+      </w:r>
+    </w:p>
+    <w:p>
+      <w:pPr>
+        <w:pStyle w:val="BodyText"/>
+        <w:bidi w:val="0"/>
+        <w:jc w:val="left"/>
+        <w:rPr/>
+      </w:pPr>
+      <w:r>
+        <w:rPr/>
+        <w:t xml:space="preserve">It writes only to the one writable vault: the vault with role </w:t>
+      </w:r>
+      <w:r>
+        <w:rPr>
+          <w:rStyle w:val="SourceText"/>
+        </w:rPr>
+        <w:t>primary</w:t>
+      </w:r>
+      <w:r>
+        <w:rPr/>
+        <w:t xml:space="preserve"> (without roles, the </w:t>
+      </w:r>
+      <w:r>
+        <w:rPr>
+          <w:rStyle w:val="SourceText"/>
+        </w:rPr>
+        <w:t>default: true</w:t>
+      </w:r>
+      <w:r>
+        <w:rPr/>
+        <w:t xml:space="preserve"> vault, else the first; with no </w:t>
+      </w:r>
+      <w:r>
+        <w:rPr>
+          <w:rStyle w:val="SourceText"/>
+        </w:rPr>
+        <w:t>vaults</w:t>
+      </w:r>
+      <w:r>
+        <w:rPr/>
+        <w:t xml:space="preserve"> block, </w:t>
+      </w:r>
+      <w:r>
+        <w:rPr>
+          <w:rStyle w:val="SourceText"/>
+        </w:rPr>
+        <w:t>memory</w:t>
+      </w:r>
+      <w:r>
+        <w:rPr/>
+        <w:t xml:space="preserve">). The folder must hold </w:t>
+      </w:r>
+      <w:r>
+        <w:rPr>
+          <w:rStyle w:val="SourceText"/>
+        </w:rPr>
+        <w:t>.obsidian/</w:t>
+      </w:r>
+      <w:r>
+        <w:rPr/>
+        <w:t xml:space="preserve">. A </w:t>
+      </w:r>
+      <w:r>
+        <w:rPr>
+          <w:rStyle w:val="SourceText"/>
+        </w:rPr>
+        <w:t>recall</w:t>
+      </w:r>
+      <w:r>
+        <w:rPr/>
+        <w:t xml:space="preserve"> or </w:t>
+      </w:r>
+      <w:r>
+        <w:rPr>
+          <w:rStyle w:val="SourceText"/>
+        </w:rPr>
+        <w:t>ignore</w:t>
+      </w:r>
+      <w:r>
+        <w:rPr/>
+        <w:t xml:space="preserve"> vault is never written, and a primary that is not mounted is reported, not replaced. The note gets the vault's six frontmatter keys plus </w:t>
+      </w:r>
+      <w:r>
+        <w:rPr>
+          <w:rStyle w:val="SourceText"/>
+        </w:rPr>
+        <w:t>project</w:t>
+      </w:r>
+      <w:r>
+        <w:rPr/>
+        <w:t xml:space="preserve"> and </w:t>
+      </w:r>
+      <w:r>
+        <w:rPr>
+          <w:rStyle w:val="SourceText"/>
+        </w:rPr>
+        <w:t>memory_id</w:t>
+      </w:r>
+      <w:r>
+        <w:rPr/>
+        <w:t xml:space="preserve">; saving the same memory again appends a dated </w:t>
+      </w:r>
+      <w:r>
+        <w:rPr>
+          <w:rStyle w:val="SourceText"/>
+        </w:rPr>
+        <w:t>## Update</w:t>
+      </w:r>
+      <w:r>
+        <w:rPr/>
+        <w:t xml:space="preserve"> passage, and a note that belongs to another memory is a </w:t>
+      </w:r>
+      <w:r>
+        <w:rPr>
+          <w:rStyle w:val="SourceText"/>
+        </w:rPr>
+        <w:t>collision</w:t>
+      </w:r>
+      <w:r>
+        <w:rPr/>
+        <w:t>.</w:t>
+      </w:r>
+    </w:p>
+    <w:p>
+      <w:pPr>
+        <w:pStyle w:val="BodyText"/>
+        <w:bidi w:val="0"/>
+        <w:jc w:val="left"/>
+        <w:rPr/>
+      </w:pPr>
+      <w:r>
+        <w:rPr/>
+        <w:t xml:space="preserve">The order is the point. The note is written through a temp file, read back, and the pointer resolved; only then is the memory's body replaced, its frontmatter kept byte for byte, through a temp file and a rename. Any refusal or failure prints </w:t>
+      </w:r>
+      <w:r>
+        <w:rPr>
+          <w:rStyle w:val="SourceText"/>
+        </w:rPr>
+        <w:t>kept-full-text: &lt;reason&gt;</w:t>
+      </w:r>
+      <w:r>
+        <w:rPr/>
+        <w:t xml:space="preserve"> and leaves the memory exactly as it was:</w:t>
+      </w:r>
+    </w:p>
+    <w:tbl>
+      <w:tblPr>
+        <w:tblW w:w="5148" w:type="dxa"/>
+        <w:jc w:val="left"/>
+        <w:tblInd w:w="0" w:type="dxa"/>
+        <w:tblLayout w:type="fixed"/>
+        <w:tblCellMar>
+          <w:top w:w="28" w:type="dxa"/>
+          <w:left w:w="28" w:type="dxa"/>
+          <w:bottom w:w="28" w:type="dxa"/>
+          <w:right w:w="28" w:type="dxa"/>
+        </w:tblCellMar>
+      </w:tblPr>
+      <w:tblGrid>
+        <w:gridCol w:w="2892"/>
+        <w:gridCol w:w="1504"/>
+        <w:gridCol w:w="752"/>
+      </w:tblGrid>
+      <w:tr>
+        <w:trPr>
+          <w:tblHeader w:val="true"/>
+        </w:trPr>
+        <w:tc>
+          <w:tcPr>
+            <w:tcW w:w="2892" w:type="dxa"/>
+            <w:tcBorders/>
+            <w:vAlign w:val="center"/>
+          </w:tcPr>
+          <w:p>
+            <w:pPr>
+              <w:pStyle w:val="TableHeading"/>
+              <w:suppressLineNumbers/>
+              <w:shd w:fill="434C5E" w:val="clear"/>
+              <w:bidi w:val="0"/>
+              <w:spacing w:before="120" w:after="120"/>
+              <w:jc w:val="left"/>
+              <w:rPr/>
+            </w:pPr>
+            <w:r>
+              <w:rPr/>
+              <w:t>state</w:t>
+            </w:r>
+          </w:p>
+        </w:tc>
+        <w:tc>
+          <w:tcPr>
+            <w:tcW w:w="1504" w:type="dxa"/>
+            <w:tcBorders/>
+            <w:vAlign w:val="center"/>
+          </w:tcPr>
+          <w:p>
+            <w:pPr>
+              <w:pStyle w:val="TableHeading"/>
+              <w:suppressLineNumbers/>
+              <w:shd w:fill="434C5E" w:val="clear"/>
+              <w:bidi w:val="0"/>
+              <w:spacing w:before="120" w:after="120"/>
+              <w:jc w:val="left"/>
+              <w:rPr/>
+            </w:pPr>
+            <w:r>
+              <w:rPr/>
+              <w:t>memory file</w:t>
+            </w:r>
+          </w:p>
+        </w:tc>
+        <w:tc>
+          <w:tcPr>
+            <w:tcW w:w="752" w:type="dxa"/>
+            <w:tcBorders/>
+            <w:vAlign w:val="center"/>
+          </w:tcPr>
+          <w:p>
+            <w:pPr>
+              <w:pStyle w:val="TableHeading"/>
+              <w:suppressLineNumbers/>
+              <w:shd w:fill="434C5E" w:val="clear"/>
+              <w:bidi w:val="0"/>
+              <w:spacing w:before="120" w:after="120"/>
+              <w:jc w:val="left"/>
+              <w:rPr/>
+            </w:pPr>
+            <w:r>
+              <w:rPr/>
+              <w:t>exit</w:t>
+            </w:r>
+          </w:p>
+        </w:tc>
+      </w:tr>
+      <w:tr>
+        <w:trPr/>
+        <w:tc>
+          <w:tcPr>
+            <w:tcW w:w="2892" w:type="dxa"/>
+            <w:tcBorders/>
+            <w:vAlign w:val="center"/>
+          </w:tcPr>
+          <w:p>
+            <w:pPr>
+              <w:pStyle w:val="TableContents"/>
+              <w:shd w:fill="2E3440" w:val="clear"/>
+              <w:bidi w:val="0"/>
+              <w:spacing w:before="120" w:after="120"/>
+              <w:jc w:val="left"/>
+              <w:rPr/>
+            </w:pPr>
+            <w:r>
+              <w:rPr>
+                <w:rStyle w:val="SourceText"/>
+              </w:rPr>
+              <w:t>pointer-written</w:t>
+            </w:r>
+          </w:p>
+        </w:tc>
+        <w:tc>
+          <w:tcPr>
+            <w:tcW w:w="1504" w:type="dxa"/>
+            <w:tcBorders/>
+            <w:vAlign w:val="center"/>
+          </w:tcPr>
+          <w:p>
+            <w:pPr>
+              <w:pStyle w:val="TableContents"/>
+              <w:shd w:fill="2E3440" w:val="clear"/>
+              <w:bidi w:val="0"/>
+              <w:spacing w:before="120" w:after="120"/>
+              <w:jc w:val="left"/>
+              <w:rPr/>
+            </w:pPr>
+            <w:r>
+              <w:rPr/>
+              <w:t>body replaced by the pointer</w:t>
+            </w:r>
+          </w:p>
+        </w:tc>
+        <w:tc>
+          <w:tcPr>
+            <w:tcW w:w="752" w:type="dxa"/>
+            <w:tcBorders/>
+            <w:vAlign w:val="center"/>
+          </w:tcPr>
+          <w:p>
+            <w:pPr>
+              <w:pStyle w:val="TableContents"/>
+              <w:shd w:fill="2E3440" w:val="clear"/>
+              <w:bidi w:val="0"/>
+              <w:spacing w:before="120" w:after="120"/>
+              <w:jc w:val="left"/>
+              <w:rPr/>
+            </w:pPr>
+            <w:r>
+              <w:rPr/>
+              <w:t>0</w:t>
+            </w:r>
+          </w:p>
+        </w:tc>
+      </w:tr>
+      <w:tr>
+        <w:trPr/>
+        <w:tc>
+          <w:tcPr>
+            <w:tcW w:w="2892" w:type="dxa"/>
+            <w:tcBorders/>
+            <w:vAlign w:val="center"/>
+          </w:tcPr>
+          <w:p>
+            <w:pPr>
+              <w:pStyle w:val="TableContents"/>
+              <w:shd w:fill="2E3440" w:val="clear"/>
+              <w:bidi w:val="0"/>
+              <w:spacing w:before="120" w:after="120"/>
+              <w:jc w:val="left"/>
+              <w:rPr/>
+            </w:pPr>
+            <w:r>
+              <w:rPr>
+                <w:rStyle w:val="SourceText"/>
+              </w:rPr>
+              <w:t>already-pointer</w:t>
+            </w:r>
+          </w:p>
+        </w:tc>
+        <w:tc>
+          <w:tcPr>
+            <w:tcW w:w="1504" w:type="dxa"/>
+            <w:tcBorders/>
+            <w:vAlign w:val="center"/>
+          </w:tcPr>
+          <w:p>
+            <w:pPr>
+              <w:pStyle w:val="TableContents"/>
+              <w:shd w:fill="2E3440" w:val="clear"/>
+              <w:bidi w:val="0"/>
+              <w:spacing w:before="120" w:after="120"/>
+              <w:jc w:val="left"/>
+              <w:rPr/>
+            </w:pPr>
+            <w:r>
+              <w:rPr/>
+              <w:t>untouched</w:t>
+            </w:r>
+          </w:p>
+        </w:tc>
+        <w:tc>
+          <w:tcPr>
+            <w:tcW w:w="752" w:type="dxa"/>
+            <w:tcBorders/>
+            <w:vAlign w:val="center"/>
+          </w:tcPr>
+          <w:p>
+            <w:pPr>
+              <w:pStyle w:val="TableContents"/>
+              <w:shd w:fill="2E3440" w:val="clear"/>
+              <w:bidi w:val="0"/>
+              <w:spacing w:before="120" w:after="120"/>
+              <w:jc w:val="left"/>
+              <w:rPr/>
+            </w:pPr>
+            <w:r>
+              <w:rPr/>
+              <w:t>0</w:t>
+            </w:r>
+          </w:p>
+        </w:tc>
+      </w:tr>
+      <w:tr>
+        <w:trPr/>
+        <w:tc>
+          <w:tcPr>
+            <w:tcW w:w="2892" w:type="dxa"/>
+            <w:tcBorders/>
+            <w:vAlign w:val="center"/>
+          </w:tcPr>
+          <w:p>
+            <w:pPr>
+              <w:pStyle w:val="TableContents"/>
+              <w:shd w:fill="2E3440" w:val="clear"/>
+              <w:bidi w:val="0"/>
+              <w:spacing w:before="120" w:after="120"/>
+              <w:jc w:val="left"/>
+              <w:rPr/>
+            </w:pPr>
+            <w:r>
+              <w:rPr>
+                <w:rStyle w:val="SourceText"/>
+              </w:rPr>
+              <w:t>kept-full-text: no vault configured</w:t>
+            </w:r>
+          </w:p>
+        </w:tc>
+        <w:tc>
+          <w:tcPr>
+            <w:tcW w:w="1504" w:type="dxa"/>
+            <w:tcBorders/>
+            <w:vAlign w:val="center"/>
+          </w:tcPr>
+          <w:p>
+            <w:pPr>
+              <w:pStyle w:val="TableContents"/>
+              <w:shd w:fill="2E3440" w:val="clear"/>
+              <w:bidi w:val="0"/>
+              <w:spacing w:before="120" w:after="120"/>
+              <w:jc w:val="left"/>
+              <w:rPr/>
+            </w:pPr>
+            <w:r>
+              <w:rPr/>
+              <w:t>untouched</w:t>
+            </w:r>
+          </w:p>
+        </w:tc>
+        <w:tc>
+          <w:tcPr>
+            <w:tcW w:w="752" w:type="dxa"/>
+            <w:tcBorders/>
+            <w:vAlign w:val="center"/>
+          </w:tcPr>
+          <w:p>
+            <w:pPr>
+              <w:pStyle w:val="TableContents"/>
+              <w:shd w:fill="2E3440" w:val="clear"/>
+              <w:bidi w:val="0"/>
+              <w:spacing w:before="120" w:after="120"/>
+              <w:jc w:val="left"/>
+              <w:rPr/>
+            </w:pPr>
+            <w:r>
+              <w:rPr/>
+              <w:t>0</w:t>
+            </w:r>
+          </w:p>
+        </w:tc>
+      </w:tr>
+      <w:tr>
+        <w:trPr/>
+        <w:tc>
+          <w:tcPr>
+            <w:tcW w:w="2892" w:type="dxa"/>
+            <w:tcBorders/>
+            <w:vAlign w:val="center"/>
+          </w:tcPr>
+          <w:p>
+            <w:pPr>
+              <w:pStyle w:val="TableContents"/>
+              <w:shd w:fill="2E3440" w:val="clear"/>
+              <w:bidi w:val="0"/>
+              <w:spacing w:before="120" w:after="120"/>
+              <w:jc w:val="left"/>
+              <w:rPr/>
+            </w:pPr>
+            <w:r>
+              <w:rPr>
+                <w:rStyle w:val="SourceText"/>
+              </w:rPr>
+              <w:t>kept-full-text: vault unavailable</w:t>
+            </w:r>
+            <w:r>
+              <w:rPr/>
+              <w:t xml:space="preserve">, </w:t>
+            </w:r>
+            <w:r>
+              <w:rPr>
+                <w:rStyle w:val="SourceText"/>
+              </w:rPr>
+              <w:t>no primary</w:t>
+            </w:r>
+            <w:r>
+              <w:rPr/>
+              <w:t xml:space="preserve">, </w:t>
+            </w:r>
+            <w:r>
+              <w:rPr>
+                <w:rStyle w:val="SourceText"/>
+              </w:rPr>
+              <w:t>several primaries</w:t>
+            </w:r>
+            <w:r>
+              <w:rPr/>
+              <w:t xml:space="preserve">, </w:t>
+            </w:r>
+            <w:r>
+              <w:rPr>
+                <w:rStyle w:val="SourceText"/>
+              </w:rPr>
+              <w:t>not a vault</w:t>
+            </w:r>
+            <w:r>
+              <w:rPr/>
+              <w:t xml:space="preserve">, </w:t>
+            </w:r>
+            <w:r>
+              <w:rPr>
+                <w:rStyle w:val="SourceText"/>
+              </w:rPr>
+              <w:t>config unreadable</w:t>
+            </w:r>
+          </w:p>
+        </w:tc>
+        <w:tc>
+          <w:tcPr>
+            <w:tcW w:w="1504" w:type="dxa"/>
+            <w:tcBorders/>
+            <w:vAlign w:val="center"/>
+          </w:tcPr>
+          <w:p>
+            <w:pPr>
+              <w:pStyle w:val="TableContents"/>
+              <w:shd w:fill="2E3440" w:val="clear"/>
+              <w:bidi w:val="0"/>
+              <w:spacing w:before="120" w:after="120"/>
+              <w:jc w:val="left"/>
+              <w:rPr/>
+            </w:pPr>
+            <w:r>
+              <w:rPr/>
+              <w:t>untouched</w:t>
+            </w:r>
+          </w:p>
+        </w:tc>
+        <w:tc>
+          <w:tcPr>
+            <w:tcW w:w="752" w:type="dxa"/>
+            <w:tcBorders/>
+            <w:vAlign w:val="center"/>
+          </w:tcPr>
+          <w:p>
+            <w:pPr>
+              <w:pStyle w:val="TableContents"/>
+              <w:shd w:fill="2E3440" w:val="clear"/>
+              <w:bidi w:val="0"/>
+              <w:spacing w:before="120" w:after="120"/>
+              <w:jc w:val="left"/>
+              <w:rPr/>
+            </w:pPr>
+            <w:r>
+              <w:rPr/>
+              <w:t>1</w:t>
+            </w:r>
+          </w:p>
+        </w:tc>
+      </w:tr>
+      <w:tr>
+        <w:trPr/>
+        <w:tc>
+          <w:tcPr>
+            <w:tcW w:w="2892" w:type="dxa"/>
+            <w:tcBorders/>
+            <w:vAlign w:val="center"/>
+          </w:tcPr>
+          <w:p>
+            <w:pPr>
+              <w:pStyle w:val="TableContents"/>
+              <w:shd w:fill="2E3440" w:val="clear"/>
+              <w:bidi w:val="0"/>
+              <w:spacing w:before="120" w:after="120"/>
+              <w:jc w:val="left"/>
+              <w:rPr/>
+            </w:pPr>
+            <w:r>
+              <w:rPr>
+                <w:rStyle w:val="SourceText"/>
+              </w:rPr>
+              <w:t>kept-full-text: collision</w:t>
+            </w:r>
+            <w:r>
+              <w:rPr/>
+              <w:t xml:space="preserve">, </w:t>
+            </w:r>
+            <w:r>
+              <w:rPr>
+                <w:rStyle w:val="SourceText"/>
+              </w:rPr>
+              <w:t>ascii-required</w:t>
+            </w:r>
+            <w:r>
+              <w:rPr/>
+              <w:t xml:space="preserve">, </w:t>
+            </w:r>
+            <w:r>
+              <w:rPr>
+                <w:rStyle w:val="SourceText"/>
+              </w:rPr>
+              <w:t>outside-vault</w:t>
+            </w:r>
+            <w:r>
+              <w:rPr/>
+              <w:t xml:space="preserve">, </w:t>
+            </w:r>
+            <w:r>
+              <w:rPr>
+                <w:rStyle w:val="SourceText"/>
+              </w:rPr>
+              <w:t>bad-note-path</w:t>
+            </w:r>
+            <w:r>
+              <w:rPr/>
+              <w:t xml:space="preserve">, </w:t>
+            </w:r>
+            <w:r>
+              <w:rPr>
+                <w:rStyle w:val="SourceText"/>
+              </w:rPr>
+              <w:t>the existing note is not UTF-8</w:t>
+            </w:r>
+          </w:p>
+        </w:tc>
+        <w:tc>
+          <w:tcPr>
+            <w:tcW w:w="1504" w:type="dxa"/>
+            <w:tcBorders/>
+            <w:vAlign w:val="center"/>
+          </w:tcPr>
+          <w:p>
+            <w:pPr>
+              <w:pStyle w:val="TableContents"/>
+              <w:shd w:fill="2E3440" w:val="clear"/>
+              <w:bidi w:val="0"/>
+              <w:spacing w:before="120" w:after="120"/>
+              <w:jc w:val="left"/>
+              <w:rPr/>
+            </w:pPr>
+            <w:r>
+              <w:rPr/>
+              <w:t>untouched</w:t>
+            </w:r>
+          </w:p>
+        </w:tc>
+        <w:tc>
+          <w:tcPr>
+            <w:tcW w:w="752" w:type="dxa"/>
+            <w:tcBorders/>
+            <w:vAlign w:val="center"/>
+          </w:tcPr>
+          <w:p>
+            <w:pPr>
+              <w:pStyle w:val="TableContents"/>
+              <w:shd w:fill="2E3440" w:val="clear"/>
+              <w:bidi w:val="0"/>
+              <w:spacing w:before="120" w:after="120"/>
+              <w:jc w:val="left"/>
+              <w:rPr/>
+            </w:pPr>
+            <w:r>
+              <w:rPr/>
+              <w:t>1</w:t>
+            </w:r>
+          </w:p>
+        </w:tc>
+      </w:tr>
+      <w:tr>
+        <w:trPr/>
+        <w:tc>
+          <w:tcPr>
+            <w:tcW w:w="2892" w:type="dxa"/>
+            <w:tcBorders/>
+            <w:vAlign w:val="center"/>
+          </w:tcPr>
+          <w:p>
+            <w:pPr>
+              <w:pStyle w:val="TableContents"/>
+              <w:shd w:fill="2E3440" w:val="clear"/>
+              <w:bidi w:val="0"/>
+              <w:spacing w:before="120" w:after="120"/>
+              <w:jc w:val="left"/>
+              <w:rPr/>
+            </w:pPr>
+            <w:r>
+              <w:rPr>
+                <w:rStyle w:val="SourceText"/>
+              </w:rPr>
+              <w:t>kept-full-text: MEMORY.md is the index</w:t>
+            </w:r>
+            <w:r>
+              <w:rPr/>
+              <w:t xml:space="preserve">, </w:t>
+            </w:r>
+            <w:r>
+              <w:rPr>
+                <w:rStyle w:val="SourceText"/>
+              </w:rPr>
+              <w:t>the memory file is a symlink</w:t>
+            </w:r>
+            <w:r>
+              <w:rPr/>
+              <w:t xml:space="preserve">, </w:t>
+            </w:r>
+            <w:r>
+              <w:rPr>
+                <w:rStyle w:val="SourceText"/>
+              </w:rPr>
+              <w:t>the memory has no body to save</w:t>
+            </w:r>
+          </w:p>
+        </w:tc>
+        <w:tc>
+          <w:tcPr>
+            <w:tcW w:w="1504" w:type="dxa"/>
+            <w:tcBorders/>
+            <w:vAlign w:val="center"/>
+          </w:tcPr>
+          <w:p>
+            <w:pPr>
+              <w:pStyle w:val="TableContents"/>
+              <w:shd w:fill="2E3440" w:val="clear"/>
+              <w:bidi w:val="0"/>
+              <w:spacing w:before="120" w:after="120"/>
+              <w:jc w:val="left"/>
+              <w:rPr/>
+            </w:pPr>
+            <w:r>
+              <w:rPr/>
+              <w:t>untouched</w:t>
+            </w:r>
+          </w:p>
+        </w:tc>
+        <w:tc>
+          <w:tcPr>
+            <w:tcW w:w="752" w:type="dxa"/>
+            <w:tcBorders/>
+            <w:vAlign w:val="center"/>
+          </w:tcPr>
+          <w:p>
+            <w:pPr>
+              <w:pStyle w:val="TableContents"/>
+              <w:shd w:fill="2E3440" w:val="clear"/>
+              <w:bidi w:val="0"/>
+              <w:spacing w:before="120" w:after="120"/>
+              <w:jc w:val="left"/>
+              <w:rPr/>
+            </w:pPr>
+            <w:r>
+              <w:rPr/>
+              <w:t>1</w:t>
+            </w:r>
+          </w:p>
+        </w:tc>
+      </w:tr>
+      <w:tr>
+        <w:trPr/>
+        <w:tc>
+          <w:tcPr>
+            <w:tcW w:w="2892" w:type="dxa"/>
+            <w:tcBorders/>
+            <w:vAlign w:val="center"/>
+          </w:tcPr>
+          <w:p>
+            <w:pPr>
+              <w:pStyle w:val="TableContents"/>
+              <w:shd w:fill="2E3440" w:val="clear"/>
+              <w:bidi w:val="0"/>
+              <w:spacing w:before="120" w:after="120"/>
+              <w:jc w:val="left"/>
+              <w:rPr/>
+            </w:pPr>
+            <w:r>
+              <w:rPr>
+                <w:rStyle w:val="SourceText"/>
+              </w:rPr>
+              <w:t>kept-full-text: another save is in progress</w:t>
+            </w:r>
+            <w:r>
+              <w:rPr/>
+              <w:t xml:space="preserve">, </w:t>
+            </w:r>
+            <w:r>
+              <w:rPr>
+                <w:rStyle w:val="SourceText"/>
+              </w:rPr>
+              <w:t>note write failed</w:t>
+            </w:r>
+            <w:r>
+              <w:rPr/>
+              <w:t xml:space="preserve">, </w:t>
+            </w:r>
+            <w:r>
+              <w:rPr>
+                <w:rStyle w:val="SourceText"/>
+              </w:rPr>
+              <w:t>the note changed during save</w:t>
+            </w:r>
+            <w:r>
+              <w:rPr/>
+              <w:t xml:space="preserve">, </w:t>
+            </w:r>
+            <w:r>
+              <w:rPr>
+                <w:rStyle w:val="SourceText"/>
+              </w:rPr>
+              <w:t>note not readable after write</w:t>
+            </w:r>
+            <w:r>
+              <w:rPr/>
+              <w:t xml:space="preserve">, </w:t>
+            </w:r>
+            <w:r>
+              <w:rPr>
+                <w:rStyle w:val="SourceText"/>
+              </w:rPr>
+              <w:t>the memory file changed during save</w:t>
+            </w:r>
+            <w:r>
+              <w:rPr/>
+              <w:t xml:space="preserve">, </w:t>
+            </w:r>
+            <w:r>
+              <w:rPr>
+                <w:rStyle w:val="SourceText"/>
+              </w:rPr>
+              <w:t>the memory file cannot be read again</w:t>
+            </w:r>
+            <w:r>
+              <w:rPr/>
+              <w:t xml:space="preserve">, </w:t>
+            </w:r>
+            <w:r>
+              <w:rPr>
+                <w:rStyle w:val="SourceText"/>
+              </w:rPr>
+              <w:t>pointer write failed</w:t>
+            </w:r>
+          </w:p>
+        </w:tc>
+        <w:tc>
+          <w:tcPr>
+            <w:tcW w:w="1504" w:type="dxa"/>
+            <w:tcBorders/>
+            <w:vAlign w:val="center"/>
+          </w:tcPr>
+          <w:p>
+            <w:pPr>
+              <w:pStyle w:val="TableContents"/>
+              <w:shd w:fill="2E3440" w:val="clear"/>
+              <w:bidi w:val="0"/>
+              <w:spacing w:before="120" w:after="120"/>
+              <w:jc w:val="left"/>
+              <w:rPr/>
+            </w:pPr>
+            <w:r>
+              <w:rPr/>
+              <w:t>untouched</w:t>
+            </w:r>
+          </w:p>
+        </w:tc>
+        <w:tc>
+          <w:tcPr>
+            <w:tcW w:w="752" w:type="dxa"/>
+            <w:tcBorders/>
+            <w:vAlign w:val="center"/>
+          </w:tcPr>
+          <w:p>
+            <w:pPr>
+              <w:pStyle w:val="TableContents"/>
+              <w:shd w:fill="2E3440" w:val="clear"/>
+              <w:bidi w:val="0"/>
+              <w:spacing w:before="120" w:after="120"/>
+              <w:jc w:val="left"/>
+              <w:rPr/>
+            </w:pPr>
+            <w:r>
+              <w:rPr/>
+              <w:t>1</w:t>
+            </w:r>
+          </w:p>
+        </w:tc>
+      </w:tr>
+    </w:tbl>
+    <w:p>
+      <w:pPr>
+        <w:pStyle w:val="BodyText"/>
+        <w:bidi w:val="0"/>
+        <w:jc w:val="left"/>
+        <w:rPr/>
+      </w:pPr>
+      <w:r>
+        <w:rPr/>
+        <w:t xml:space="preserve">Two </w:t>
+      </w:r>
+      <w:r>
+        <w:rPr>
+          <w:rStyle w:val="SourceText"/>
+        </w:rPr>
+        <w:t>save</w:t>
+      </w:r>
+      <w:r>
+        <w:rPr/>
+        <w:t xml:space="preserve"> runs never interleave: each holds a lock file beside the note and beside the memory (</w:t>
+      </w:r>
+      <w:r>
+        <w:rPr>
+          <w:rStyle w:val="SourceText"/>
+        </w:rPr>
+        <w:t>.&lt;name&gt;.crew-save.lock</w:t>
+      </w:r>
+      <w:r>
+        <w:rPr/>
+        <w:t xml:space="preserve">; one older than 10 minutes is removed as left by a save that died). The memory and an existing note are compared again right before each rename. An edit by another program in the instant between that compare and the rename is not detected: a rename cannot compare and swap. An existing note keeps every byte, a BOM and CRLF line endings included; only its </w:t>
+      </w:r>
+      <w:r>
+        <w:rPr>
+          <w:rStyle w:val="SourceText"/>
+        </w:rPr>
+        <w:t>updated:</w:t>
+      </w:r>
+      <w:r>
+        <w:rPr/>
+        <w:t xml:space="preserve"> value changes and the passage is appended. A new note gets mode 0644 less your umask.</w:t>
+      </w:r>
+    </w:p>
+    <w:p>
+      <w:pPr>
+        <w:pStyle w:val="BodyText"/>
+        <w:bidi w:val="0"/>
+        <w:jc w:val="left"/>
+        <w:rPr/>
+      </w:pPr>
+      <w:r>
+        <w:rPr/>
+        <w:t xml:space="preserve">Claude Code 2.1.289 was seen to keep a one-line pointer body across new sessions (it rewrites the frontmatter when it updates the memory, and kept the pointer). If a later version rewrites the body with full text, </w:t>
+      </w:r>
+      <w:r>
+        <w:rPr>
+          <w:rStyle w:val="SourceText"/>
+        </w:rPr>
+        <w:t>check</w:t>
+      </w:r>
+      <w:r>
+        <w:rPr/>
+        <w:t xml:space="preserve"> shows it as </w:t>
+      </w:r>
+      <w:r>
+        <w:rPr>
+          <w:rStyle w:val="SourceText"/>
+        </w:rPr>
+        <w:t>full-text</w:t>
+      </w:r>
+      <w:r>
+        <w:rPr/>
+        <w:t xml:space="preserve"> again; run </w:t>
+      </w:r>
+      <w:r>
+        <w:rPr>
+          <w:rStyle w:val="SourceText"/>
+        </w:rPr>
+        <w:t>save</w:t>
+      </w:r>
+      <w:r>
+        <w:rPr/>
+        <w:t xml:space="preserve"> again. Converting existing memories in bulk arrives in a later version.</w:t>
       </w:r>
     </w:p>
     <w:p>
@@ -4095,8 +5242,8 @@
         <w:jc w:val="left"/>
         <w:rPr/>
       </w:pPr>
-      <w:bookmarkStart w:id="12" w:name="confirming-recall-reaches-your-sessions"/>
-      <w:bookmarkEnd w:id="12"/>
+      <w:bookmarkStart w:id="13" w:name="confirming-recall-reaches-your-sessions"/>
+      <w:bookmarkEnd w:id="13"/>
       <w:r>
         <w:rPr/>
         <w:t>Confirming Recall Reaches Your Sessions</w:t>
@@ -4122,8 +5269,8 @@
         <w:jc w:val="left"/>
         <w:rPr/>
       </w:pPr>
-      <w:bookmarkStart w:id="13" w:name="path-scoped-rules-from-the-code-map"/>
-      <w:bookmarkEnd w:id="13"/>
+      <w:bookmarkStart w:id="14" w:name="path-scoped-rules-from-the-code-map"/>
+      <w:bookmarkEnd w:id="14"/>
       <w:r>
         <w:rPr/>
         <w:t>Path-Scoped Rules from the Code Map</w:t>
@@ -4376,8 +5523,8 @@
         <w:jc w:val="left"/>
         <w:rPr/>
       </w:pPr>
-      <w:bookmarkStart w:id="14" w:name="confirming-recall-reaches-your-sessions_"/>
-      <w:bookmarkEnd w:id="14"/>
+      <w:bookmarkStart w:id="15" w:name="confirming-recall-reaches-your-sessions_"/>
+      <w:bookmarkEnd w:id="15"/>
       <w:r>
         <w:rPr/>
         <w:t>Confirming Recall Reaches Your Sessions</w:t>
@@ -4525,8 +5672,8 @@
         <w:jc w:val="left"/>
         <w:rPr/>
       </w:pPr>
-      <w:bookmarkStart w:id="15" w:name="which-channel-reaches-which-agent"/>
-      <w:bookmarkEnd w:id="15"/>
+      <w:bookmarkStart w:id="16" w:name="which-channel-reaches-which-agent"/>
+      <w:bookmarkEnd w:id="16"/>
       <w:r>
         <w:rPr/>
         <w:t>Which Channel Reaches Which Agent</w:t>
@@ -4998,8 +6145,8 @@
         <w:jc w:val="left"/>
         <w:rPr/>
       </w:pPr>
-      <w:bookmarkStart w:id="16" w:name="where-recall-comes-from"/>
-      <w:bookmarkEnd w:id="16"/>
+      <w:bookmarkStart w:id="17" w:name="where-recall-comes-from"/>
+      <w:bookmarkEnd w:id="17"/>
       <w:r>
         <w:rPr/>
         <w:t>Where Recall Comes From</w:t>
@@ -5230,8 +6377,8 @@
         <w:jc w:val="left"/>
         <w:rPr/>
       </w:pPr>
-      <w:bookmarkStart w:id="17" w:name="the-seeded-note-proof"/>
-      <w:bookmarkEnd w:id="17"/>
+      <w:bookmarkStart w:id="18" w:name="the-seeded-note-proof"/>
+      <w:bookmarkEnd w:id="18"/>
       <w:r>
         <w:rPr/>
         <w:t>The Seeded-Note Proof</w:t>
@@ -5677,8 +6824,8 @@
         <w:jc w:val="left"/>
         <w:rPr/>
       </w:pPr>
-      <w:bookmarkStart w:id="18" w:name="measured-against-the-real-vault_opspy-re"/>
-      <w:bookmarkEnd w:id="18"/>
+      <w:bookmarkStart w:id="19" w:name="measured-against-the-real-vault_opspy-re"/>
+      <w:bookmarkEnd w:id="19"/>
       <w:r>
         <w:rPr/>
         <w:t xml:space="preserve">Measured against the real </w:t>
@@ -5945,8 +7092,8 @@
         <w:jc w:val="left"/>
         <w:rPr/>
       </w:pPr>
-      <w:bookmarkStart w:id="19" w:name="reading-stats"/>
-      <w:bookmarkEnd w:id="19"/>
+      <w:bookmarkStart w:id="20" w:name="reading-stats"/>
+      <w:bookmarkEnd w:id="20"/>
       <w:r>
         <w:rPr/>
         <w:t xml:space="preserve">Reading </w:t>

--- a/docs/guides/crew/crew-1.0-memory-and-obsidian.docx
+++ b/docs/guides/crew/crew-1.0-memory-and-obsidian.docx
@@ -4438,8 +4438,8 @@
         </w:tblCellMar>
       </w:tblPr>
       <w:tblGrid>
-        <w:gridCol w:w="2892"/>
-        <w:gridCol w:w="1504"/>
+        <w:gridCol w:w="2896"/>
+        <w:gridCol w:w="1500"/>
         <w:gridCol w:w="752"/>
       </w:tblGrid>
       <w:tr>
@@ -4448,7 +4448,7 @@
         </w:trPr>
         <w:tc>
           <w:tcPr>
-            <w:tcW w:w="2892" w:type="dxa"/>
+            <w:tcW w:w="2896" w:type="dxa"/>
             <w:tcBorders/>
             <w:vAlign w:val="center"/>
           </w:tcPr>
@@ -4470,7 +4470,7 @@
         </w:tc>
         <w:tc>
           <w:tcPr>
-            <w:tcW w:w="1504" w:type="dxa"/>
+            <w:tcW w:w="1500" w:type="dxa"/>
             <w:tcBorders/>
             <w:vAlign w:val="center"/>
           </w:tcPr>
@@ -4517,7 +4517,7 @@
         <w:trPr/>
         <w:tc>
           <w:tcPr>
-            <w:tcW w:w="2892" w:type="dxa"/>
+            <w:tcW w:w="2896" w:type="dxa"/>
             <w:tcBorders/>
             <w:vAlign w:val="center"/>
           </w:tcPr>
@@ -4540,7 +4540,7 @@
         </w:tc>
         <w:tc>
           <w:tcPr>
-            <w:tcW w:w="1504" w:type="dxa"/>
+            <w:tcW w:w="1500" w:type="dxa"/>
             <w:tcBorders/>
             <w:vAlign w:val="center"/>
           </w:tcPr>
@@ -4585,7 +4585,7 @@
         <w:trPr/>
         <w:tc>
           <w:tcPr>
-            <w:tcW w:w="2892" w:type="dxa"/>
+            <w:tcW w:w="2896" w:type="dxa"/>
             <w:tcBorders/>
             <w:vAlign w:val="center"/>
           </w:tcPr>
@@ -4608,7 +4608,7 @@
         </w:tc>
         <w:tc>
           <w:tcPr>
-            <w:tcW w:w="1504" w:type="dxa"/>
+            <w:tcW w:w="1500" w:type="dxa"/>
             <w:tcBorders/>
             <w:vAlign w:val="center"/>
           </w:tcPr>
@@ -4653,7 +4653,7 @@
         <w:trPr/>
         <w:tc>
           <w:tcPr>
-            <w:tcW w:w="2892" w:type="dxa"/>
+            <w:tcW w:w="2896" w:type="dxa"/>
             <w:tcBorders/>
             <w:vAlign w:val="center"/>
           </w:tcPr>
@@ -4676,7 +4676,7 @@
         </w:tc>
         <w:tc>
           <w:tcPr>
-            <w:tcW w:w="1504" w:type="dxa"/>
+            <w:tcW w:w="1500" w:type="dxa"/>
             <w:tcBorders/>
             <w:vAlign w:val="center"/>
           </w:tcPr>
@@ -4721,7 +4721,7 @@
         <w:trPr/>
         <w:tc>
           <w:tcPr>
-            <w:tcW w:w="2892" w:type="dxa"/>
+            <w:tcW w:w="2896" w:type="dxa"/>
             <w:tcBorders/>
             <w:vAlign w:val="center"/>
           </w:tcPr>
@@ -4784,7 +4784,7 @@
         </w:tc>
         <w:tc>
           <w:tcPr>
-            <w:tcW w:w="1504" w:type="dxa"/>
+            <w:tcW w:w="1500" w:type="dxa"/>
             <w:tcBorders/>
             <w:vAlign w:val="center"/>
           </w:tcPr>
@@ -4829,7 +4829,7 @@
         <w:trPr/>
         <w:tc>
           <w:tcPr>
-            <w:tcW w:w="2892" w:type="dxa"/>
+            <w:tcW w:w="2896" w:type="dxa"/>
             <w:tcBorders/>
             <w:vAlign w:val="center"/>
           </w:tcPr>
@@ -4892,7 +4892,7 @@
         </w:tc>
         <w:tc>
           <w:tcPr>
-            <w:tcW w:w="1504" w:type="dxa"/>
+            <w:tcW w:w="1500" w:type="dxa"/>
             <w:tcBorders/>
             <w:vAlign w:val="center"/>
           </w:tcPr>
@@ -4937,7 +4937,7 @@
         <w:trPr/>
         <w:tc>
           <w:tcPr>
-            <w:tcW w:w="2892" w:type="dxa"/>
+            <w:tcW w:w="2896" w:type="dxa"/>
             <w:tcBorders/>
             <w:vAlign w:val="center"/>
           </w:tcPr>
@@ -4980,7 +4980,7 @@
         </w:tc>
         <w:tc>
           <w:tcPr>
-            <w:tcW w:w="1504" w:type="dxa"/>
+            <w:tcW w:w="1500" w:type="dxa"/>
             <w:tcBorders/>
             <w:vAlign w:val="center"/>
           </w:tcPr>
@@ -5025,7 +5025,7 @@
         <w:trPr/>
         <w:tc>
           <w:tcPr>
-            <w:tcW w:w="2892" w:type="dxa"/>
+            <w:tcW w:w="2896" w:type="dxa"/>
             <w:tcBorders/>
             <w:vAlign w:val="center"/>
           </w:tcPr>
@@ -5042,7 +5042,17 @@
               <w:rPr>
                 <w:rStyle w:val="SourceText"/>
               </w:rPr>
-              <w:t>kept-full-text: another save is in progress</w:t>
+              <w:t>kept-full-text: another save is running now</w:t>
+            </w:r>
+            <w:r>
+              <w:rPr/>
+              <w:t xml:space="preserve">, </w:t>
+            </w:r>
+            <w:r>
+              <w:rPr>
+                <w:rStyle w:val="SourceText"/>
+              </w:rPr>
+              <w:t>lock failed</w:t>
             </w:r>
             <w:r>
               <w:rPr/>
@@ -5108,7 +5118,7 @@
         </w:tc>
         <w:tc>
           <w:tcPr>
-            <w:tcW w:w="1504" w:type="dxa"/>
+            <w:tcW w:w="1500" w:type="dxa"/>
             <w:tcBorders/>
             <w:vAlign w:val="center"/>
           </w:tcPr>
@@ -5169,17 +5179,57 @@
       </w:r>
       <w:r>
         <w:rPr/>
-        <w:t xml:space="preserve"> runs never interleave: each holds a lock file beside the note and beside the memory (</w:t>
-      </w:r>
-      <w:r>
-        <w:rPr>
-          <w:rStyle w:val="SourceText"/>
-        </w:rPr>
-        <w:t>.&lt;name&gt;.crew-save.lock</w:t>
-      </w:r>
-      <w:r>
-        <w:rPr/>
-        <w:t xml:space="preserve">; one older than 10 minutes is removed as left by a save that died). The memory and an existing note are compared again right before each rename. An edit by another program in the instant between that compare and the rename is not detected: a rename cannot compare and swap. An existing note keeps every byte, a BOM and CRLF line endings included; only its </w:t>
+        <w:t xml:space="preserve"> runs by the same user on the same machine do not interleave: each holds two kernel locks, one for the note and one for the memory, on files in </w:t>
+      </w:r>
+      <w:r>
+        <w:rPr>
+          <w:rStyle w:val="SourceText"/>
+        </w:rPr>
+        <w:t>~/.cache/crew/memory-locks</w:t>
+      </w:r>
+      <w:r>
+        <w:rPr/>
+        <w:t xml:space="preserve"> (</w:t>
+      </w:r>
+      <w:r>
+        <w:rPr>
+          <w:rStyle w:val="SourceText"/>
+        </w:rPr>
+        <w:t>$XDG_CACHE_HOME</w:t>
+      </w:r>
+      <w:r>
+        <w:rPr/>
+        <w:t xml:space="preserve"> when set; </w:t>
+      </w:r>
+      <w:r>
+        <w:rPr>
+          <w:rStyle w:val="SourceText"/>
+        </w:rPr>
+        <w:t>%LOCALAPPDATA%\crew\memory-locks</w:t>
+      </w:r>
+      <w:r>
+        <w:rPr/>
+        <w:t xml:space="preserve"> on Windows), never in the vault. The operating system drops a lock when its save exits or is killed, so </w:t>
+      </w:r>
+      <w:r>
+        <w:rPr>
+          <w:rStyle w:val="SourceText"/>
+        </w:rPr>
+        <w:t>another save is running now</w:t>
+      </w:r>
+      <w:r>
+        <w:rPr/>
+        <w:t xml:space="preserve"> means one is running; a lock that cannot be taken at all (an unwritable cache, a full disk) is </w:t>
+      </w:r>
+      <w:r>
+        <w:rPr>
+          <w:rStyle w:val="SourceText"/>
+        </w:rPr>
+        <w:t>lock failed</w:t>
+      </w:r>
+      <w:r>
+        <w:rPr/>
+        <w:t xml:space="preserve">. The lock does not cover a save on another machine that syncs the same vault, or an edit by Claude Code, Obsidian or any other program, none of which take it. For those, the memory and an existing note are compared again right before each rename. An edit by another program in the instant between that compare and the rename is not detected: a rename cannot compare and swap. An existing note keeps every byte, a BOM and CRLF line endings included; only its </w:t>
       </w:r>
       <w:r>
         <w:rPr>

--- a/docs/guides/crew/crew-1.0-memory-and-obsidian.docx
+++ b/docs/guides/crew/crew-1.0-memory-and-obsidian.docx
@@ -5179,7 +5179,7 @@
       </w:r>
       <w:r>
         <w:rPr/>
-        <w:t xml:space="preserve"> runs by the same user on the same machine do not interleave: each holds two kernel locks, one for the note and one for the memory, on files in </w:t>
+        <w:t xml:space="preserve"> runs by the same user on the same machine do not interleave: each holds kernel locks for the note and for the memory, on files in </w:t>
       </w:r>
       <w:r>
         <w:rPr>
@@ -5219,7 +5219,17 @@
       </w:r>
       <w:r>
         <w:rPr/>
-        <w:t xml:space="preserve"> means one is running; a lock that cannot be taken at all (an unwritable cache, a full disk) is </w:t>
+        <w:t xml:space="preserve"> means one is running; a lock that cannot be taken at all (an unwritable cache, a full disk, or no absolute cache folder because </w:t>
+      </w:r>
+      <w:r>
+        <w:rPr>
+          <w:rStyle w:val="SourceText"/>
+        </w:rPr>
+        <w:t>HOME</w:t>
+      </w:r>
+      <w:r>
+        <w:rPr/>
+        <w:t xml:space="preserve"> is unset) is </w:t>
       </w:r>
       <w:r>
         <w:rPr>
@@ -5229,7 +5239,17 @@
       </w:r>
       <w:r>
         <w:rPr/>
-        <w:t xml:space="preserve">. The lock does not cover a save on another machine that syncs the same vault, or an edit by Claude Code, Obsidian or any other program, none of which take it. For those, the memory and an existing note are compared again right before each rename. An edit by another program in the instant between that compare and the rename is not detected: a rename cannot compare and swap. An existing note keeps every byte, a BOM and CRLF line endings included; only its </w:t>
+        <w:t xml:space="preserve">. A file is locked by its real path, case-folded, and by its inode, so a symlinked folder, </w:t>
+      </w:r>
+      <w:r>
+        <w:rPr>
+          <w:rStyle w:val="SourceText"/>
+        </w:rPr>
+        <w:t>..</w:t>
+      </w:r>
+      <w:r>
+        <w:rPr/>
+        <w:t xml:space="preserve">, a case variant and a hard link all meet the same lock. The lock does not cover a save on another machine that syncs the same vault, or an edit by Claude Code, Obsidian or any other program, none of which take it. For those, the memory and an existing note are compared again right before each rename. An edit by another program in the instant between that compare and the rename is not detected: a rename cannot compare and swap. An existing note keeps every byte, a BOM and CRLF line endings included; only its </w:t>
       </w:r>
       <w:r>
         <w:rPr>

--- a/docs/guides/crew/crew-1.0-memory-and-obsidian.docx
+++ b/docs/guides/crew/crew-1.0-memory-and-obsidian.docx
@@ -5382,7 +5382,674 @@
       </w:r>
       <w:r>
         <w:rPr/>
-        <w:t xml:space="preserve"> again. Converting existing memories in bulk arrives in a later version.</w:t>
+        <w:t xml:space="preserve"> again.</w:t>
+      </w:r>
+    </w:p>
+    <w:p>
+      <w:pPr>
+        <w:pStyle w:val="Heading3"/>
+        <w:bidi w:val="0"/>
+        <w:ind w:hanging="0" w:left="0" w:right="0"/>
+        <w:jc w:val="left"/>
+        <w:rPr/>
+      </w:pPr>
+      <w:bookmarkStart w:id="13" w:name="converting-existing-memories"/>
+      <w:bookmarkEnd w:id="13"/>
+      <w:r>
+        <w:rPr/>
+        <w:t>Converting Existing Memories</w:t>
+      </w:r>
+    </w:p>
+    <w:p>
+      <w:pPr>
+        <w:pStyle w:val="BodyText"/>
+        <w:bidi w:val="0"/>
+        <w:jc w:val="left"/>
+        <w:rPr/>
+      </w:pPr>
+      <w:r>
+        <w:rPr>
+          <w:rStyle w:val="SourceText"/>
+        </w:rPr>
+        <w:t>migrate</w:t>
+      </w:r>
+      <w:r>
+        <w:rPr/>
+        <w:t xml:space="preserve"> runs </w:t>
+      </w:r>
+      <w:r>
+        <w:rPr>
+          <w:rStyle w:val="SourceText"/>
+        </w:rPr>
+        <w:t>save</w:t>
+      </w:r>
+      <w:r>
+        <w:rPr/>
+        <w:t xml:space="preserve"> over every memory in one folder. It never runs by itself, and without </w:t>
+      </w:r>
+      <w:r>
+        <w:rPr>
+          <w:rStyle w:val="SourceText"/>
+        </w:rPr>
+        <w:t>--apply</w:t>
+      </w:r>
+      <w:r>
+        <w:rPr/>
+        <w:t xml:space="preserve"> it writes nothing:</w:t>
+      </w:r>
+    </w:p>
+    <w:p>
+      <w:pPr>
+        <w:pStyle w:val="PreformattedText"/>
+        <w:bidi w:val="0"/>
+        <w:jc w:val="left"/>
+        <w:rPr/>
+      </w:pPr>
+      <w:r>
+        <w:rPr>
+          <w:rStyle w:val="SourceText"/>
+        </w:rPr>
+        <w:t>python3 plugin/crew/hooks/scripts/crew_memory.py migrate --memory-dir &lt;memory dir&gt; --tag &lt;tag&gt;</w:t>
+      </w:r>
+    </w:p>
+    <w:p>
+      <w:pPr>
+        <w:pStyle w:val="PreformattedText"/>
+        <w:bidi w:val="0"/>
+        <w:jc w:val="left"/>
+        <w:rPr/>
+      </w:pPr>
+      <w:r>
+        <w:rPr>
+          <w:rStyle w:val="SourceText"/>
+        </w:rPr>
+        <w:t>python3 plugin/crew/hooks/scripts/crew_memory.py migrate --memory-dir &lt;memory dir&gt; --tag &lt;tag&gt; --apply</w:t>
+      </w:r>
+    </w:p>
+    <w:p>
+      <w:pPr>
+        <w:pStyle w:val="BodyText"/>
+        <w:bidi w:val="0"/>
+        <w:jc w:val="left"/>
+        <w:rPr/>
+      </w:pPr>
+      <w:r>
+        <w:rPr/>
+        <w:t xml:space="preserve">The preview has one row per memory file, in name order; </w:t>
+      </w:r>
+      <w:r>
+        <w:rPr>
+          <w:rStyle w:val="SourceText"/>
+        </w:rPr>
+        <w:t>MEMORY.md</w:t>
+      </w:r>
+      <w:r>
+        <w:rPr/>
+        <w:t xml:space="preserve"> is never a row and never edited:</w:t>
+      </w:r>
+    </w:p>
+    <w:tbl>
+      <w:tblPr>
+        <w:tblW w:w="5148" w:type="dxa"/>
+        <w:jc w:val="left"/>
+        <w:tblInd w:w="0" w:type="dxa"/>
+        <w:tblLayout w:type="fixed"/>
+        <w:tblCellMar>
+          <w:top w:w="28" w:type="dxa"/>
+          <w:left w:w="28" w:type="dxa"/>
+          <w:bottom w:w="28" w:type="dxa"/>
+          <w:right w:w="28" w:type="dxa"/>
+        </w:tblCellMar>
+      </w:tblPr>
+      <w:tblGrid>
+        <w:gridCol w:w="1221"/>
+        <w:gridCol w:w="3927"/>
+      </w:tblGrid>
+      <w:tr>
+        <w:trPr>
+          <w:tblHeader w:val="true"/>
+        </w:trPr>
+        <w:tc>
+          <w:tcPr>
+            <w:tcW w:w="1221" w:type="dxa"/>
+            <w:tcBorders/>
+            <w:vAlign w:val="center"/>
+          </w:tcPr>
+          <w:p>
+            <w:pPr>
+              <w:pStyle w:val="TableHeading"/>
+              <w:suppressLineNumbers/>
+              <w:shd w:fill="434C5E" w:val="clear"/>
+              <w:bidi w:val="0"/>
+              <w:spacing w:before="120" w:after="120"/>
+              <w:jc w:val="left"/>
+              <w:rPr/>
+            </w:pPr>
+            <w:r>
+              <w:rPr/>
+              <w:t>action</w:t>
+            </w:r>
+          </w:p>
+        </w:tc>
+        <w:tc>
+          <w:tcPr>
+            <w:tcW w:w="3927" w:type="dxa"/>
+            <w:tcBorders/>
+            <w:vAlign w:val="center"/>
+          </w:tcPr>
+          <w:p>
+            <w:pPr>
+              <w:pStyle w:val="TableHeading"/>
+              <w:suppressLineNumbers/>
+              <w:shd w:fill="434C5E" w:val="clear"/>
+              <w:bidi w:val="0"/>
+              <w:spacing w:before="120" w:after="120"/>
+              <w:jc w:val="left"/>
+              <w:rPr/>
+            </w:pPr>
+            <w:r>
+              <w:rPr/>
+              <w:t>meaning</w:t>
+            </w:r>
+          </w:p>
+        </w:tc>
+      </w:tr>
+      <w:tr>
+        <w:trPr/>
+        <w:tc>
+          <w:tcPr>
+            <w:tcW w:w="1221" w:type="dxa"/>
+            <w:tcBorders/>
+            <w:vAlign w:val="center"/>
+          </w:tcPr>
+          <w:p>
+            <w:pPr>
+              <w:pStyle w:val="TableContents"/>
+              <w:shd w:fill="2E3440" w:val="clear"/>
+              <w:bidi w:val="0"/>
+              <w:spacing w:before="120" w:after="120"/>
+              <w:jc w:val="left"/>
+              <w:rPr/>
+            </w:pPr>
+            <w:r>
+              <w:rPr>
+                <w:rStyle w:val="SourceText"/>
+              </w:rPr>
+              <w:t>convert</w:t>
+            </w:r>
+          </w:p>
+        </w:tc>
+        <w:tc>
+          <w:tcPr>
+            <w:tcW w:w="3927" w:type="dxa"/>
+            <w:tcBorders/>
+            <w:vAlign w:val="center"/>
+          </w:tcPr>
+          <w:p>
+            <w:pPr>
+              <w:pStyle w:val="TableContents"/>
+              <w:shd w:fill="2E3440" w:val="clear"/>
+              <w:bidi w:val="0"/>
+              <w:spacing w:before="120" w:after="120"/>
+              <w:jc w:val="left"/>
+              <w:rPr/>
+            </w:pPr>
+            <w:r>
+              <w:rPr>
+                <w:rStyle w:val="SourceText"/>
+              </w:rPr>
+              <w:t>save</w:t>
+            </w:r>
+            <w:r>
+              <w:rPr/>
+              <w:t xml:space="preserve"> would create the note shown</w:t>
+            </w:r>
+          </w:p>
+        </w:tc>
+      </w:tr>
+      <w:tr>
+        <w:trPr/>
+        <w:tc>
+          <w:tcPr>
+            <w:tcW w:w="1221" w:type="dxa"/>
+            <w:tcBorders/>
+            <w:vAlign w:val="center"/>
+          </w:tcPr>
+          <w:p>
+            <w:pPr>
+              <w:pStyle w:val="TableContents"/>
+              <w:shd w:fill="2E3440" w:val="clear"/>
+              <w:bidi w:val="0"/>
+              <w:spacing w:before="120" w:after="120"/>
+              <w:jc w:val="left"/>
+              <w:rPr/>
+            </w:pPr>
+            <w:r>
+              <w:rPr>
+                <w:rStyle w:val="SourceText"/>
+              </w:rPr>
+              <w:t>append</w:t>
+            </w:r>
+          </w:p>
+        </w:tc>
+        <w:tc>
+          <w:tcPr>
+            <w:tcW w:w="3927" w:type="dxa"/>
+            <w:tcBorders/>
+            <w:vAlign w:val="center"/>
+          </w:tcPr>
+          <w:p>
+            <w:pPr>
+              <w:pStyle w:val="TableContents"/>
+              <w:shd w:fill="2E3440" w:val="clear"/>
+              <w:bidi w:val="0"/>
+              <w:spacing w:before="120" w:after="120"/>
+              <w:jc w:val="left"/>
+              <w:rPr/>
+            </w:pPr>
+            <w:r>
+              <w:rPr/>
+              <w:t xml:space="preserve">a note with this </w:t>
+            </w:r>
+            <w:r>
+              <w:rPr>
+                <w:rStyle w:val="SourceText"/>
+              </w:rPr>
+              <w:t>memory_id</w:t>
+            </w:r>
+            <w:r>
+              <w:rPr/>
+              <w:t xml:space="preserve"> already exists; </w:t>
+            </w:r>
+            <w:r>
+              <w:rPr>
+                <w:rStyle w:val="SourceText"/>
+              </w:rPr>
+              <w:t>save</w:t>
+            </w:r>
+            <w:r>
+              <w:rPr/>
+              <w:t xml:space="preserve"> would add to it</w:t>
+            </w:r>
+          </w:p>
+        </w:tc>
+      </w:tr>
+      <w:tr>
+        <w:trPr/>
+        <w:tc>
+          <w:tcPr>
+            <w:tcW w:w="1221" w:type="dxa"/>
+            <w:tcBorders/>
+            <w:vAlign w:val="center"/>
+          </w:tcPr>
+          <w:p>
+            <w:pPr>
+              <w:pStyle w:val="TableContents"/>
+              <w:shd w:fill="2E3440" w:val="clear"/>
+              <w:bidi w:val="0"/>
+              <w:spacing w:before="120" w:after="120"/>
+              <w:jc w:val="left"/>
+              <w:rPr/>
+            </w:pPr>
+            <w:r>
+              <w:rPr>
+                <w:rStyle w:val="SourceText"/>
+              </w:rPr>
+              <w:t>skip: already a pointer</w:t>
+            </w:r>
+          </w:p>
+        </w:tc>
+        <w:tc>
+          <w:tcPr>
+            <w:tcW w:w="3927" w:type="dxa"/>
+            <w:tcBorders/>
+            <w:vAlign w:val="center"/>
+          </w:tcPr>
+          <w:p>
+            <w:pPr>
+              <w:pStyle w:val="TableContents"/>
+              <w:shd w:fill="2E3440" w:val="clear"/>
+              <w:bidi w:val="0"/>
+              <w:spacing w:before="120" w:after="120"/>
+              <w:jc w:val="left"/>
+              <w:rPr/>
+            </w:pPr>
+            <w:r>
+              <w:rPr/>
+              <w:t>nothing to do</w:t>
+            </w:r>
+          </w:p>
+        </w:tc>
+      </w:tr>
+      <w:tr>
+        <w:trPr/>
+        <w:tc>
+          <w:tcPr>
+            <w:tcW w:w="1221" w:type="dxa"/>
+            <w:tcBorders/>
+            <w:vAlign w:val="center"/>
+          </w:tcPr>
+          <w:p>
+            <w:pPr>
+              <w:pStyle w:val="TableContents"/>
+              <w:shd w:fill="2E3440" w:val="clear"/>
+              <w:bidi w:val="0"/>
+              <w:spacing w:before="120" w:after="120"/>
+              <w:jc w:val="left"/>
+              <w:rPr/>
+            </w:pPr>
+            <w:r>
+              <w:rPr>
+                <w:rStyle w:val="SourceText"/>
+              </w:rPr>
+              <w:t>skip: &lt;state&gt;</w:t>
+            </w:r>
+          </w:p>
+        </w:tc>
+        <w:tc>
+          <w:tcPr>
+            <w:tcW w:w="3927" w:type="dxa"/>
+            <w:tcBorders/>
+            <w:vAlign w:val="center"/>
+          </w:tcPr>
+          <w:p>
+            <w:pPr>
+              <w:pStyle w:val="TableContents"/>
+              <w:shd w:fill="2E3440" w:val="clear"/>
+              <w:bidi w:val="0"/>
+              <w:spacing w:before="120" w:after="120"/>
+              <w:jc w:val="left"/>
+              <w:rPr/>
+            </w:pPr>
+            <w:r>
+              <w:rPr/>
+              <w:t xml:space="preserve">a pointer that does not resolve, or a </w:t>
+            </w:r>
+            <w:r>
+              <w:rPr>
+                <w:rStyle w:val="SourceText"/>
+              </w:rPr>
+              <w:t>malformed</w:t>
+            </w:r>
+            <w:r>
+              <w:rPr/>
+              <w:t xml:space="preserve"> one</w:t>
+            </w:r>
+          </w:p>
+        </w:tc>
+      </w:tr>
+      <w:tr>
+        <w:trPr/>
+        <w:tc>
+          <w:tcPr>
+            <w:tcW w:w="1221" w:type="dxa"/>
+            <w:tcBorders/>
+            <w:vAlign w:val="center"/>
+          </w:tcPr>
+          <w:p>
+            <w:pPr>
+              <w:pStyle w:val="TableContents"/>
+              <w:shd w:fill="2E3440" w:val="clear"/>
+              <w:bidi w:val="0"/>
+              <w:spacing w:before="120" w:after="120"/>
+              <w:jc w:val="left"/>
+              <w:rPr/>
+            </w:pPr>
+            <w:r>
+              <w:rPr>
+                <w:rStyle w:val="SourceText"/>
+              </w:rPr>
+              <w:t>refuse: &lt;reason&gt;</w:t>
+            </w:r>
+          </w:p>
+        </w:tc>
+        <w:tc>
+          <w:tcPr>
+            <w:tcW w:w="3927" w:type="dxa"/>
+            <w:tcBorders/>
+            <w:vAlign w:val="center"/>
+          </w:tcPr>
+          <w:p>
+            <w:pPr>
+              <w:pStyle w:val="TableContents"/>
+              <w:shd w:fill="2E3440" w:val="clear"/>
+              <w:bidi w:val="0"/>
+              <w:spacing w:before="120" w:after="120"/>
+              <w:jc w:val="left"/>
+              <w:rPr/>
+            </w:pPr>
+            <w:r>
+              <w:rPr/>
+              <w:t xml:space="preserve">anything </w:t>
+            </w:r>
+            <w:r>
+              <w:rPr>
+                <w:rStyle w:val="SourceText"/>
+              </w:rPr>
+              <w:t>save</w:t>
+            </w:r>
+            <w:r>
+              <w:rPr/>
+              <w:t xml:space="preserve"> refuses, a title that is not a portable file name (</w:t>
+            </w:r>
+            <w:r>
+              <w:rPr>
+                <w:rStyle w:val="SourceText"/>
+              </w:rPr>
+              <w:t>: ? * &lt; &gt; \| " \</w:t>
+            </w:r>
+            <w:r>
+              <w:rPr/>
+              <w:t xml:space="preserve">, a trailing dot or space, a device name such as </w:t>
+            </w:r>
+            <w:r>
+              <w:rPr>
+                <w:rStyle w:val="SourceText"/>
+              </w:rPr>
+              <w:t>CON</w:t>
+            </w:r>
+            <w:r>
+              <w:rPr/>
+              <w:t>), or two files that would write one note (</w:t>
+            </w:r>
+            <w:r>
+              <w:rPr>
+                <w:rStyle w:val="SourceText"/>
+              </w:rPr>
+              <w:t>duplicate note path</w:t>
+            </w:r>
+            <w:r>
+              <w:rPr/>
+              <w:t>)</w:t>
+            </w:r>
+          </w:p>
+        </w:tc>
+      </w:tr>
+    </w:tbl>
+    <w:p>
+      <w:pPr>
+        <w:pStyle w:val="BodyText"/>
+        <w:bidi w:val="0"/>
+        <w:jc w:val="left"/>
+        <w:rPr/>
+      </w:pPr>
+      <w:r>
+        <w:rPr/>
+        <w:t xml:space="preserve">With </w:t>
+      </w:r>
+      <w:r>
+        <w:rPr>
+          <w:rStyle w:val="SourceText"/>
+        </w:rPr>
+        <w:t>--apply</w:t>
+      </w:r>
+      <w:r>
+        <w:rPr/>
+        <w:t xml:space="preserve">, each </w:t>
+      </w:r>
+      <w:r>
+        <w:rPr>
+          <w:rStyle w:val="SourceText"/>
+        </w:rPr>
+        <w:t>convert</w:t>
+      </w:r>
+      <w:r>
+        <w:rPr/>
+        <w:t xml:space="preserve"> and </w:t>
+      </w:r>
+      <w:r>
+        <w:rPr>
+          <w:rStyle w:val="SourceText"/>
+        </w:rPr>
+        <w:t>append</w:t>
+      </w:r>
+      <w:r>
+        <w:rPr/>
+        <w:t xml:space="preserve"> row is saved one file at a time. A file whose save fails is shown as </w:t>
+      </w:r>
+      <w:r>
+        <w:rPr>
+          <w:rStyle w:val="SourceText"/>
+        </w:rPr>
+        <w:t>failed</w:t>
+      </w:r>
+      <w:r>
+        <w:rPr/>
+        <w:t xml:space="preserve"> with </w:t>
+      </w:r>
+      <w:r>
+        <w:rPr>
+          <w:rStyle w:val="SourceText"/>
+        </w:rPr>
+        <w:t>save</w:t>
+      </w:r>
+      <w:r>
+        <w:rPr/>
+        <w:t xml:space="preserve">'s </w:t>
+      </w:r>
+      <w:r>
+        <w:rPr>
+          <w:rStyle w:val="SourceText"/>
+        </w:rPr>
+        <w:t>kept-full-text</w:t>
+      </w:r>
+      <w:r>
+        <w:rPr/>
+        <w:t xml:space="preserve"> reason, and the others still go ahead. One </w:t>
+      </w:r>
+      <w:r>
+        <w:rPr>
+          <w:rStyle w:val="SourceText"/>
+        </w:rPr>
+        <w:t>--tag</w:t>
+      </w:r>
+      <w:r>
+        <w:rPr/>
+        <w:t xml:space="preserve"> set covers the run; use </w:t>
+      </w:r>
+      <w:r>
+        <w:rPr>
+          <w:rStyle w:val="SourceText"/>
+        </w:rPr>
+        <w:t>--only &lt;file name&gt;</w:t>
+      </w:r>
+      <w:r>
+        <w:rPr/>
+        <w:t xml:space="preserve"> to run batches with different tags. </w:t>
+      </w:r>
+      <w:r>
+        <w:rPr>
+          <w:rStyle w:val="SourceText"/>
+        </w:rPr>
+        <w:t>--note-dir</w:t>
+      </w:r>
+      <w:r>
+        <w:rPr/>
+        <w:t xml:space="preserve">, </w:t>
+      </w:r>
+      <w:r>
+        <w:rPr>
+          <w:rStyle w:val="SourceText"/>
+        </w:rPr>
+        <w:t>--type</w:t>
+      </w:r>
+      <w:r>
+        <w:rPr/>
+        <w:t xml:space="preserve"> and </w:t>
+      </w:r>
+      <w:r>
+        <w:rPr>
+          <w:rStyle w:val="SourceText"/>
+        </w:rPr>
+        <w:t>--project</w:t>
+      </w:r>
+      <w:r>
+        <w:rPr/>
+        <w:t xml:space="preserve"> work as they do for </w:t>
+      </w:r>
+      <w:r>
+        <w:rPr>
+          <w:rStyle w:val="SourceText"/>
+        </w:rPr>
+        <w:t>save</w:t>
+      </w:r>
+      <w:r>
+        <w:rPr/>
+        <w:t>. Nothing is recorded between runs, so running it again converts nothing twice.</w:t>
+      </w:r>
+    </w:p>
+    <w:p>
+      <w:pPr>
+        <w:pStyle w:val="BodyText"/>
+        <w:bidi w:val="0"/>
+        <w:jc w:val="left"/>
+        <w:rPr/>
+      </w:pPr>
+      <w:r>
+        <w:rPr>
+          <w:rStyle w:val="SourceText"/>
+        </w:rPr>
+        <w:t>restore</w:t>
+      </w:r>
+      <w:r>
+        <w:rPr/>
+        <w:t xml:space="preserve"> is the way back for one memory:</w:t>
+      </w:r>
+    </w:p>
+    <w:p>
+      <w:pPr>
+        <w:pStyle w:val="PreformattedText"/>
+        <w:bidi w:val="0"/>
+        <w:jc w:val="left"/>
+        <w:rPr/>
+      </w:pPr>
+      <w:r>
+        <w:rPr>
+          <w:rStyle w:val="SourceText"/>
+        </w:rPr>
+        <w:t>python3 plugin/crew/hooks/scripts/crew_memory.py restore --file &lt;memory file&gt; --apply</w:t>
+      </w:r>
+    </w:p>
+    <w:p>
+      <w:pPr>
+        <w:pStyle w:val="BodyText"/>
+        <w:bidi w:val="0"/>
+        <w:jc w:val="left"/>
+        <w:rPr/>
+      </w:pPr>
+      <w:r>
+        <w:rPr/>
+        <w:t xml:space="preserve">It puts the note's text back as the memory's body (frontmatter kept) and leaves the note alone. Without </w:t>
+      </w:r>
+      <w:r>
+        <w:rPr>
+          <w:rStyle w:val="SourceText"/>
+        </w:rPr>
+        <w:t>--apply</w:t>
+      </w:r>
+      <w:r>
+        <w:rPr/>
+        <w:t xml:space="preserve"> it shows the first line and the line count. A pointer that does not resolve is reported and nothing is written.</w:t>
       </w:r>
     </w:p>
     <w:p>
@@ -5393,8 +6060,8 @@
         <w:jc w:val="left"/>
         <w:rPr/>
       </w:pPr>
-      <w:bookmarkStart w:id="13" w:name="confirming-recall-reaches-your-sessions"/>
-      <w:bookmarkEnd w:id="13"/>
+      <w:bookmarkStart w:id="14" w:name="confirming-recall-reaches-your-sessions"/>
+      <w:bookmarkEnd w:id="14"/>
       <w:r>
         <w:rPr/>
         <w:t>Confirming Recall Reaches Your Sessions</w:t>
@@ -5420,8 +6087,8 @@
         <w:jc w:val="left"/>
         <w:rPr/>
       </w:pPr>
-      <w:bookmarkStart w:id="14" w:name="path-scoped-rules-from-the-code-map"/>
-      <w:bookmarkEnd w:id="14"/>
+      <w:bookmarkStart w:id="15" w:name="path-scoped-rules-from-the-code-map"/>
+      <w:bookmarkEnd w:id="15"/>
       <w:r>
         <w:rPr/>
         <w:t>Path-Scoped Rules from the Code Map</w:t>
@@ -5674,8 +6341,8 @@
         <w:jc w:val="left"/>
         <w:rPr/>
       </w:pPr>
-      <w:bookmarkStart w:id="15" w:name="confirming-recall-reaches-your-sessions_"/>
-      <w:bookmarkEnd w:id="15"/>
+      <w:bookmarkStart w:id="16" w:name="confirming-recall-reaches-your-sessions_"/>
+      <w:bookmarkEnd w:id="16"/>
       <w:r>
         <w:rPr/>
         <w:t>Confirming Recall Reaches Your Sessions</w:t>
@@ -5823,8 +6490,8 @@
         <w:jc w:val="left"/>
         <w:rPr/>
       </w:pPr>
-      <w:bookmarkStart w:id="16" w:name="which-channel-reaches-which-agent"/>
-      <w:bookmarkEnd w:id="16"/>
+      <w:bookmarkStart w:id="17" w:name="which-channel-reaches-which-agent"/>
+      <w:bookmarkEnd w:id="17"/>
       <w:r>
         <w:rPr/>
         <w:t>Which Channel Reaches Which Agent</w:t>
@@ -6296,8 +6963,8 @@
         <w:jc w:val="left"/>
         <w:rPr/>
       </w:pPr>
-      <w:bookmarkStart w:id="17" w:name="where-recall-comes-from"/>
-      <w:bookmarkEnd w:id="17"/>
+      <w:bookmarkStart w:id="18" w:name="where-recall-comes-from"/>
+      <w:bookmarkEnd w:id="18"/>
       <w:r>
         <w:rPr/>
         <w:t>Where Recall Comes From</w:t>
@@ -6501,12 +7168,64 @@
           <w:tab w:val="left" w:pos="829" w:leader="none"/>
         </w:tabs>
         <w:bidi w:val="0"/>
+        <w:spacing w:before="120" w:after="0"/>
         <w:ind w:hanging="283" w:left="829"/>
         <w:jc w:val="left"/>
         <w:rPr/>
       </w:pPr>
       <w:r>
         <w:rPr/>
+        <w:t xml:space="preserve">An empty recall can be the CLI working as meant: it skips stop words, needs more than one matching word for a query of three or more words, matches whole words only, and never reads </w:t>
+      </w:r>
+      <w:r>
+        <w:rPr>
+          <w:rStyle w:val="SourceText"/>
+        </w:rPr>
+        <w:t>wiki/sessions/archive/</w:t>
+      </w:r>
+      <w:r>
+        <w:rPr/>
+        <w:t xml:space="preserve">. To check whether a note is there but held back, run the CLI with </w:t>
+      </w:r>
+      <w:r>
+        <w:rPr>
+          <w:rStyle w:val="SourceText"/>
+        </w:rPr>
+        <w:t>--min-terms 1</w:t>
+      </w:r>
+      <w:r>
+        <w:rPr/>
+        <w:t xml:space="preserve"> (no floor) and </w:t>
+      </w:r>
+      <w:r>
+        <w:rPr>
+          <w:rStyle w:val="SourceText"/>
+        </w:rPr>
+        <w:t>--include-excluded</w:t>
+      </w:r>
+      <w:r>
+        <w:rPr/>
+        <w:t xml:space="preserve"> (the archive too). </w:t>
+      </w:r>
+    </w:p>
+    <w:p>
+      <w:pPr>
+        <w:pStyle w:val="BodyText"/>
+        <w:numPr>
+          <w:ilvl w:val="0"/>
+          <w:numId w:val="4"/>
+        </w:numPr>
+        <w:tabs>
+          <w:tab w:val="clear" w:pos="1134"/>
+          <w:tab w:val="left" w:pos="829" w:leader="none"/>
+        </w:tabs>
+        <w:bidi w:val="0"/>
+        <w:ind w:hanging="283" w:left="829"/>
+        <w:jc w:val="left"/>
+        <w:rPr/>
+      </w:pPr>
+      <w:r>
+        <w:rPr/>
         <w:t xml:space="preserve">Every recall line starts with the vault's name: </w:t>
       </w:r>
       <w:r>
@@ -6528,8 +7247,8 @@
         <w:jc w:val="left"/>
         <w:rPr/>
       </w:pPr>
-      <w:bookmarkStart w:id="18" w:name="the-seeded-note-proof"/>
-      <w:bookmarkEnd w:id="18"/>
+      <w:bookmarkStart w:id="19" w:name="the-seeded-note-proof"/>
+      <w:bookmarkEnd w:id="19"/>
       <w:r>
         <w:rPr/>
         <w:t>The Seeded-Note Proof</w:t>
@@ -6975,8 +7694,8 @@
         <w:jc w:val="left"/>
         <w:rPr/>
       </w:pPr>
-      <w:bookmarkStart w:id="19" w:name="measured-against-the-real-vault_opspy-re"/>
-      <w:bookmarkEnd w:id="19"/>
+      <w:bookmarkStart w:id="20" w:name="measured-against-the-real-vault_opspy-re"/>
+      <w:bookmarkEnd w:id="20"/>
       <w:r>
         <w:rPr/>
         <w:t xml:space="preserve">Measured against the real </w:t>
@@ -7243,8 +7962,8 @@
         <w:jc w:val="left"/>
         <w:rPr/>
       </w:pPr>
-      <w:bookmarkStart w:id="20" w:name="reading-stats"/>
-      <w:bookmarkEnd w:id="20"/>
+      <w:bookmarkStart w:id="21" w:name="reading-stats"/>
+      <w:bookmarkEnd w:id="21"/>
       <w:r>
         <w:rPr/>
         <w:t xml:space="preserve">Reading </w:t>

--- a/docs/guides/crew/crew-1.0-memory-and-obsidian.docx
+++ b/docs/guides/crew/crew-1.0-memory-and-obsidian.docx
@@ -5502,8 +5502,8 @@
         </w:tblCellMar>
       </w:tblPr>
       <w:tblGrid>
-        <w:gridCol w:w="1221"/>
-        <w:gridCol w:w="3927"/>
+        <w:gridCol w:w="1156"/>
+        <w:gridCol w:w="3992"/>
       </w:tblGrid>
       <w:tr>
         <w:trPr>
@@ -5511,7 +5511,7 @@
         </w:trPr>
         <w:tc>
           <w:tcPr>
-            <w:tcW w:w="1221" w:type="dxa"/>
+            <w:tcW w:w="1156" w:type="dxa"/>
             <w:tcBorders/>
             <w:vAlign w:val="center"/>
           </w:tcPr>
@@ -5533,7 +5533,7 @@
         </w:tc>
         <w:tc>
           <w:tcPr>
-            <w:tcW w:w="3927" w:type="dxa"/>
+            <w:tcW w:w="3992" w:type="dxa"/>
             <w:tcBorders/>
             <w:vAlign w:val="center"/>
           </w:tcPr>
@@ -5558,7 +5558,7 @@
         <w:trPr/>
         <w:tc>
           <w:tcPr>
-            <w:tcW w:w="1221" w:type="dxa"/>
+            <w:tcW w:w="1156" w:type="dxa"/>
             <w:tcBorders/>
             <w:vAlign w:val="center"/>
           </w:tcPr>
@@ -5581,7 +5581,7 @@
         </w:tc>
         <w:tc>
           <w:tcPr>
-            <w:tcW w:w="3927" w:type="dxa"/>
+            <w:tcW w:w="3992" w:type="dxa"/>
             <w:tcBorders/>
             <w:vAlign w:val="center"/>
           </w:tcPr>
@@ -5611,7 +5611,7 @@
         <w:trPr/>
         <w:tc>
           <w:tcPr>
-            <w:tcW w:w="1221" w:type="dxa"/>
+            <w:tcW w:w="1156" w:type="dxa"/>
             <w:tcBorders/>
             <w:vAlign w:val="center"/>
           </w:tcPr>
@@ -5634,7 +5634,7 @@
         </w:tc>
         <w:tc>
           <w:tcPr>
-            <w:tcW w:w="3927" w:type="dxa"/>
+            <w:tcW w:w="3992" w:type="dxa"/>
             <w:tcBorders/>
             <w:vAlign w:val="center"/>
           </w:tcPr>
@@ -5678,7 +5678,7 @@
         <w:trPr/>
         <w:tc>
           <w:tcPr>
-            <w:tcW w:w="1221" w:type="dxa"/>
+            <w:tcW w:w="1156" w:type="dxa"/>
             <w:tcBorders/>
             <w:vAlign w:val="center"/>
           </w:tcPr>
@@ -5701,7 +5701,7 @@
         </w:tc>
         <w:tc>
           <w:tcPr>
-            <w:tcW w:w="3927" w:type="dxa"/>
+            <w:tcW w:w="3992" w:type="dxa"/>
             <w:tcBorders/>
             <w:vAlign w:val="center"/>
           </w:tcPr>
@@ -5725,7 +5725,7 @@
         <w:trPr/>
         <w:tc>
           <w:tcPr>
-            <w:tcW w:w="1221" w:type="dxa"/>
+            <w:tcW w:w="1156" w:type="dxa"/>
             <w:tcBorders/>
             <w:vAlign w:val="center"/>
           </w:tcPr>
@@ -5748,7 +5748,7 @@
         </w:tc>
         <w:tc>
           <w:tcPr>
-            <w:tcW w:w="3927" w:type="dxa"/>
+            <w:tcW w:w="3992" w:type="dxa"/>
             <w:tcBorders/>
             <w:vAlign w:val="center"/>
           </w:tcPr>
@@ -5782,7 +5782,7 @@
         <w:trPr/>
         <w:tc>
           <w:tcPr>
-            <w:tcW w:w="1221" w:type="dxa"/>
+            <w:tcW w:w="1156" w:type="dxa"/>
             <w:tcBorders/>
             <w:vAlign w:val="center"/>
           </w:tcPr>
@@ -5805,7 +5805,7 @@
         </w:tc>
         <w:tc>
           <w:tcPr>
-            <w:tcW w:w="3927" w:type="dxa"/>
+            <w:tcW w:w="3992" w:type="dxa"/>
             <w:tcBorders/>
             <w:vAlign w:val="center"/>
           </w:tcPr>
@@ -5850,7 +5850,7 @@
             </w:r>
             <w:r>
               <w:rPr/>
-              <w:t>), or two files that would write one note (</w:t>
+              <w:t>), two files that would write one note (</w:t>
             </w:r>
             <w:r>
               <w:rPr>
@@ -5860,6 +5860,26 @@
             </w:r>
             <w:r>
               <w:rPr/>
+              <w:t>), a note that belongs to another project (</w:t>
+            </w:r>
+            <w:r>
+              <w:rPr>
+                <w:rStyle w:val="SourceText"/>
+              </w:rPr>
+              <w:t>note belongs to another project</w:t>
+            </w:r>
+            <w:r>
+              <w:rPr/>
+              <w:t>), or a folder named like a memory (</w:t>
+            </w:r>
+            <w:r>
+              <w:rPr>
+                <w:rStyle w:val="SourceText"/>
+              </w:rPr>
+              <w:t>not a file</w:t>
+            </w:r>
+            <w:r>
+              <w:rPr/>
               <w:t>)</w:t>
             </w:r>
           </w:p>
@@ -5995,7 +6015,37 @@
       </w:r>
       <w:r>
         <w:rPr/>
-        <w:t>. Nothing is recorded between runs, so running it again converts nothing twice.</w:t>
+        <w:t xml:space="preserve">; without </w:t>
+      </w:r>
+      <w:r>
+        <w:rPr>
+          <w:rStyle w:val="SourceText"/>
+        </w:rPr>
+        <w:t>--project</w:t>
+      </w:r>
+      <w:r>
+        <w:rPr/>
+        <w:t xml:space="preserve">, a folder </w:t>
+      </w:r>
+      <w:r>
+        <w:rPr>
+          <w:rStyle w:val="SourceText"/>
+        </w:rPr>
+        <w:t>~/.claude/projects/&lt;slug&gt;/memory</w:t>
+      </w:r>
+      <w:r>
+        <w:rPr/>
+        <w:t xml:space="preserve"> uses </w:t>
+      </w:r>
+      <w:r>
+        <w:rPr>
+          <w:rStyle w:val="SourceText"/>
+        </w:rPr>
+        <w:t>&lt;slug&gt;</w:t>
+      </w:r>
+      <w:r>
+        <w:rPr/>
+        <w:t xml:space="preserve"> as the project, so two projects' memories never land in one note. Nothing is recorded between runs, so running it again converts nothing twice.</w:t>
       </w:r>
     </w:p>
     <w:p>
